--- a/reports/Lab2_IM55_Steblevets.docx
+++ b/reports/Lab2_IM55_Steblevets.docx
@@ -6,7 +6,7 @@
       <w:pPr>
         <w:pStyle w:val="889"/>
         <w:pBdr/>
-        <w:bidi w:val="false"/>
+        <w:bidi w:val="0"/>
         <w:spacing w:before="0" w:after="160" w:line="259" w:lineRule="exact"/>
         <w:ind w:left="0" w:right="0" w:firstLine="0"/>
         <w:jc w:val="center"/>
@@ -17,1355 +17,6 @@
           <w:spacing w:val="0"/>
           <w:sz w:val="28"/>
         </w:rPr>
-      </w:pPr>
-      <w:r>
-        <w:rPr>
-          <w:rFonts w:ascii="Times New Roman" w:hAnsi="Times New Roman" w:eastAsia="Times New Roman" w:cs="Times New Roman"/>
-          <w:b/>
-          <w:color w:val="000000"/>
-          <w:spacing w:val="0"/>
-          <w:sz w:val="28"/>
-          <w:shd w:val="clear" w:color="auto" w:fill="auto"/>
-        </w:rPr>
-        <w:t xml:space="preserve">Міністерство освіти і науки України</w:t>
-      </w:r>
-      <w:r>
-        <w:rPr>
-          <w:rFonts w:ascii="Times New Roman" w:hAnsi="Times New Roman" w:eastAsia="Times New Roman" w:cs="Times New Roman"/>
-          <w:b/>
-          <w:color w:val="000000"/>
-          <w:spacing w:val="0"/>
-          <w:sz w:val="28"/>
-          <w:shd w:val="clear" w:color="auto" w:fill="auto"/>
-        </w:rPr>
-        <w:br/>
-      </w:r>
-      <w:r>
-        <w:rPr>
-          <w:rFonts w:ascii="Times New Roman" w:hAnsi="Times New Roman" w:eastAsia="Times New Roman" w:cs="Times New Roman"/>
-          <w:b/>
-          <w:color w:val="000000"/>
-          <w:spacing w:val="0"/>
-          <w:sz w:val="28"/>
-          <w:shd w:val="clear" w:color="auto" w:fill="auto"/>
-        </w:rPr>
-        <w:t xml:space="preserve">Національний технічний університет України</w:t>
-      </w:r>
-      <w:r>
-        <w:rPr>
-          <w:rFonts w:ascii="Times New Roman" w:hAnsi="Times New Roman" w:eastAsia="Times New Roman" w:cs="Times New Roman"/>
-          <w:b/>
-          <w:color w:val="000000"/>
-          <w:spacing w:val="0"/>
-          <w:sz w:val="28"/>
-          <w:shd w:val="clear" w:color="auto" w:fill="auto"/>
-        </w:rPr>
-        <w:br/>
-      </w:r>
-      <w:r>
-        <w:rPr>
-          <w:rFonts w:ascii="Times New Roman" w:hAnsi="Times New Roman" w:eastAsia="Times New Roman" w:cs="Times New Roman"/>
-          <w:b/>
-          <w:color w:val="000000"/>
-          <w:spacing w:val="0"/>
-          <w:sz w:val="28"/>
-          <w:shd w:val="clear" w:color="auto" w:fill="auto"/>
-        </w:rPr>
-        <w:t xml:space="preserve">«Київський політехнічний інститут імені Ігоря Сікорського»</w:t>
-      </w:r>
-      <w:r>
-        <w:rPr>
-          <w:rFonts w:ascii="Times New Roman" w:hAnsi="Times New Roman" w:eastAsia="Times New Roman" w:cs="Times New Roman"/>
-          <w:b/>
-          <w:color w:val="000000"/>
-          <w:spacing w:val="0"/>
-          <w:sz w:val="28"/>
-          <w:shd w:val="clear" w:color="auto" w:fill="auto"/>
-        </w:rPr>
-        <w:br/>
-      </w:r>
-      <w:r>
-        <w:rPr>
-          <w:rFonts w:ascii="Times New Roman" w:hAnsi="Times New Roman" w:eastAsia="Times New Roman" w:cs="Times New Roman"/>
-          <w:b/>
-          <w:color w:val="000000"/>
-          <w:spacing w:val="0"/>
-          <w:sz w:val="28"/>
-          <w:shd w:val="clear" w:color="auto" w:fill="auto"/>
-        </w:rPr>
-        <w:t xml:space="preserve">Факультет інформатики та обчислювальної техніки</w:t>
-      </w:r>
-      <w:r>
-        <w:rPr>
-          <w:rFonts w:ascii="Times New Roman" w:hAnsi="Times New Roman" w:eastAsia="Times New Roman" w:cs="Times New Roman"/>
-          <w:b/>
-          <w:color w:val="000000"/>
-          <w:spacing w:val="0"/>
-          <w:sz w:val="28"/>
-          <w:shd w:val="clear" w:color="auto" w:fill="auto"/>
-        </w:rPr>
-        <w:br/>
-      </w:r>
-      <w:r>
-        <w:rPr>
-          <w:rFonts w:ascii="Times New Roman" w:hAnsi="Times New Roman" w:eastAsia="Times New Roman" w:cs="Times New Roman"/>
-          <w:b/>
-          <w:color w:val="000000"/>
-          <w:spacing w:val="0"/>
-          <w:sz w:val="28"/>
-          <w:shd w:val="clear" w:color="auto" w:fill="auto"/>
-        </w:rPr>
-        <w:t xml:space="preserve">Кафедра обчислювальної техніки</w:t>
-      </w:r>
-      <w:r>
-        <w:rPr>
-          <w:rFonts w:ascii="Times New Roman" w:hAnsi="Times New Roman" w:eastAsia="Times New Roman" w:cs="Times New Roman"/>
-          <w:b/>
-          <w:color w:val="auto"/>
-          <w:spacing w:val="0"/>
-          <w:sz w:val="28"/>
-        </w:rPr>
-      </w:r>
-      <w:r>
-        <w:rPr>
-          <w:rFonts w:ascii="Times New Roman" w:hAnsi="Times New Roman" w:eastAsia="Times New Roman" w:cs="Times New Roman"/>
-          <w:b/>
-          <w:color w:val="auto"/>
-          <w:spacing w:val="0"/>
-          <w:sz w:val="28"/>
-        </w:rPr>
-      </w:r>
-    </w:p>
-    <w:p xmlns:wp14="http://schemas.microsoft.com/office/word/2010/wordml" wp14:textId="77777777">
-      <w:pPr>
-        <w:pStyle w:val="889"/>
-        <w:pBdr/>
-        <w:bidi w:val="false"/>
-        <w:spacing w:before="0" w:after="160" w:line="259" w:lineRule="exact"/>
-        <w:ind w:left="0" w:right="0" w:firstLine="0"/>
-        <w:jc w:val="center"/>
-        <w:rPr>
-          <w:rFonts w:ascii="Times New Roman" w:hAnsi="Times New Roman" w:eastAsia="Times New Roman" w:cs="Times New Roman"/>
-          <w:color w:val="auto"/>
-          <w:spacing w:val="0"/>
-          <w:sz w:val="28"/>
-        </w:rPr>
-      </w:pPr>
-      <w:r>
-        <w:rPr>
-          <w:rFonts w:ascii="Times New Roman" w:hAnsi="Times New Roman" w:eastAsia="Times New Roman" w:cs="Times New Roman"/>
-          <w:color w:val="auto"/>
-          <w:spacing w:val="0"/>
-          <w:sz w:val="28"/>
-        </w:rPr>
-      </w:r>
-      <w:r>
-        <w:rPr>
-          <w:rFonts w:ascii="Times New Roman" w:hAnsi="Times New Roman" w:eastAsia="Times New Roman" w:cs="Times New Roman"/>
-          <w:color w:val="auto"/>
-          <w:spacing w:val="0"/>
-          <w:sz w:val="28"/>
-        </w:rPr>
-      </w:r>
-      <w:r>
-        <w:rPr>
-          <w:rFonts w:ascii="Times New Roman" w:hAnsi="Times New Roman" w:eastAsia="Times New Roman" w:cs="Times New Roman"/>
-          <w:color w:val="auto"/>
-          <w:spacing w:val="0"/>
-          <w:sz w:val="28"/>
-        </w:rPr>
-      </w:r>
-    </w:p>
-    <w:p xmlns:wp14="http://schemas.microsoft.com/office/word/2010/wordml" wp14:textId="77777777">
-      <w:pPr>
-        <w:pStyle w:val="889"/>
-        <w:pBdr/>
-        <w:bidi w:val="false"/>
-        <w:spacing w:before="0" w:after="160" w:line="259" w:lineRule="exact"/>
-        <w:ind w:left="0" w:right="0" w:firstLine="0"/>
-        <w:jc w:val="center"/>
-        <w:rPr>
-          <w:rFonts w:ascii="Times New Roman" w:hAnsi="Times New Roman" w:eastAsia="Times New Roman" w:cs="Times New Roman"/>
-          <w:color w:val="auto"/>
-          <w:spacing w:val="0"/>
-          <w:sz w:val="28"/>
-        </w:rPr>
-      </w:pPr>
-      <w:r>
-        <w:rPr>
-          <w:rFonts w:ascii="Times New Roman" w:hAnsi="Times New Roman" w:eastAsia="Times New Roman" w:cs="Times New Roman"/>
-          <w:color w:val="auto"/>
-          <w:spacing w:val="0"/>
-          <w:sz w:val="28"/>
-        </w:rPr>
-      </w:r>
-      <w:r>
-        <w:rPr>
-          <w:rFonts w:ascii="Times New Roman" w:hAnsi="Times New Roman" w:eastAsia="Times New Roman" w:cs="Times New Roman"/>
-          <w:color w:val="auto"/>
-          <w:spacing w:val="0"/>
-          <w:sz w:val="28"/>
-        </w:rPr>
-      </w:r>
-      <w:r>
-        <w:rPr>
-          <w:rFonts w:ascii="Times New Roman" w:hAnsi="Times New Roman" w:eastAsia="Times New Roman" w:cs="Times New Roman"/>
-          <w:color w:val="auto"/>
-          <w:spacing w:val="0"/>
-          <w:sz w:val="28"/>
-        </w:rPr>
-      </w:r>
-    </w:p>
-    <w:p xmlns:wp14="http://schemas.microsoft.com/office/word/2010/wordml" wp14:textId="77777777">
-      <w:pPr>
-        <w:pStyle w:val="889"/>
-        <w:pBdr/>
-        <w:bidi w:val="false"/>
-        <w:spacing w:before="0" w:after="160" w:line="259" w:lineRule="exact"/>
-        <w:ind w:left="0" w:right="0" w:firstLine="0"/>
-        <w:jc w:val="center"/>
-        <w:rPr>
-          <w:rFonts w:ascii="Times New Roman" w:hAnsi="Times New Roman" w:eastAsia="Times New Roman" w:cs="Times New Roman"/>
-          <w:color w:val="auto"/>
-          <w:spacing w:val="0"/>
-          <w:sz w:val="28"/>
-        </w:rPr>
-      </w:pPr>
-      <w:r>
-        <w:rPr>
-          <w:rFonts w:ascii="Times New Roman" w:hAnsi="Times New Roman" w:eastAsia="Times New Roman" w:cs="Times New Roman"/>
-          <w:color w:val="auto"/>
-          <w:spacing w:val="0"/>
-          <w:sz w:val="28"/>
-        </w:rPr>
-      </w:r>
-      <w:r>
-        <w:rPr>
-          <w:rFonts w:ascii="Times New Roman" w:hAnsi="Times New Roman" w:eastAsia="Times New Roman" w:cs="Times New Roman"/>
-          <w:color w:val="auto"/>
-          <w:spacing w:val="0"/>
-          <w:sz w:val="28"/>
-        </w:rPr>
-      </w:r>
-      <w:r>
-        <w:rPr>
-          <w:rFonts w:ascii="Times New Roman" w:hAnsi="Times New Roman" w:eastAsia="Times New Roman" w:cs="Times New Roman"/>
-          <w:color w:val="auto"/>
-          <w:spacing w:val="0"/>
-          <w:sz w:val="28"/>
-        </w:rPr>
-      </w:r>
-    </w:p>
-    <w:p xmlns:wp14="http://schemas.microsoft.com/office/word/2010/wordml" wp14:textId="77777777">
-      <w:pPr>
-        <w:pStyle w:val="889"/>
-        <w:pBdr/>
-        <w:bidi w:val="false"/>
-        <w:spacing w:before="0" w:after="160" w:line="259" w:lineRule="exact"/>
-        <w:ind w:left="0" w:right="0" w:firstLine="0"/>
-        <w:jc w:val="center"/>
-        <w:rPr>
-          <w:rFonts w:ascii="Times New Roman" w:hAnsi="Times New Roman" w:eastAsia="Times New Roman" w:cs="Times New Roman"/>
-          <w:color w:val="auto"/>
-          <w:spacing w:val="0"/>
-          <w:sz w:val="28"/>
-        </w:rPr>
-      </w:pPr>
-      <w:r>
-        <w:rPr>
-          <w:rFonts w:ascii="Times New Roman" w:hAnsi="Times New Roman" w:eastAsia="Times New Roman" w:cs="Times New Roman"/>
-          <w:color w:val="auto"/>
-          <w:spacing w:val="0"/>
-          <w:sz w:val="28"/>
-        </w:rPr>
-      </w:r>
-      <w:r>
-        <w:rPr>
-          <w:rFonts w:ascii="Times New Roman" w:hAnsi="Times New Roman" w:eastAsia="Times New Roman" w:cs="Times New Roman"/>
-          <w:color w:val="auto"/>
-          <w:spacing w:val="0"/>
-          <w:sz w:val="28"/>
-        </w:rPr>
-      </w:r>
-      <w:r>
-        <w:rPr>
-          <w:rFonts w:ascii="Times New Roman" w:hAnsi="Times New Roman" w:eastAsia="Times New Roman" w:cs="Times New Roman"/>
-          <w:color w:val="auto"/>
-          <w:spacing w:val="0"/>
-          <w:sz w:val="28"/>
-        </w:rPr>
-      </w:r>
-    </w:p>
-    <w:p xmlns:wp14="http://schemas.microsoft.com/office/word/2010/wordml" wp14:textId="77777777">
-      <w:pPr>
-        <w:pStyle w:val="889"/>
-        <w:pBdr/>
-        <w:bidi w:val="false"/>
-        <w:spacing w:before="0" w:after="160" w:line="259" w:lineRule="exact"/>
-        <w:ind w:left="0" w:right="0" w:firstLine="0"/>
-        <w:jc w:val="center"/>
-        <w:rPr>
-          <w:rFonts w:ascii="Times New Roman" w:hAnsi="Times New Roman" w:eastAsia="Times New Roman" w:cs="Times New Roman"/>
-          <w:color w:val="auto"/>
-          <w:spacing w:val="0"/>
-          <w:sz w:val="28"/>
-        </w:rPr>
-      </w:pPr>
-      <w:r>
-        <w:rPr>
-          <w:rFonts w:ascii="Times New Roman" w:hAnsi="Times New Roman" w:eastAsia="Times New Roman" w:cs="Times New Roman"/>
-          <w:color w:val="auto"/>
-          <w:spacing w:val="0"/>
-          <w:sz w:val="28"/>
-        </w:rPr>
-      </w:r>
-      <w:r>
-        <w:rPr>
-          <w:rFonts w:ascii="Times New Roman" w:hAnsi="Times New Roman" w:eastAsia="Times New Roman" w:cs="Times New Roman"/>
-          <w:color w:val="auto"/>
-          <w:spacing w:val="0"/>
-          <w:sz w:val="28"/>
-        </w:rPr>
-      </w:r>
-      <w:r>
-        <w:rPr>
-          <w:rFonts w:ascii="Times New Roman" w:hAnsi="Times New Roman" w:eastAsia="Times New Roman" w:cs="Times New Roman"/>
-          <w:color w:val="auto"/>
-          <w:spacing w:val="0"/>
-          <w:sz w:val="28"/>
-        </w:rPr>
-      </w:r>
-    </w:p>
-    <w:p xmlns:wp14="http://schemas.microsoft.com/office/word/2010/wordml" wp14:textId="77777777">
-      <w:pPr>
-        <w:pStyle w:val="889"/>
-        <w:pBdr/>
-        <w:bidi w:val="false"/>
-        <w:spacing w:before="0" w:after="160" w:line="259" w:lineRule="exact"/>
-        <w:ind w:left="0" w:right="0" w:firstLine="0"/>
-        <w:jc w:val="center"/>
-        <w:rPr>
-          <w:rFonts w:ascii="Times New Roman" w:hAnsi="Times New Roman" w:eastAsia="Times New Roman" w:cs="Times New Roman"/>
-          <w:b/>
-          <w:color w:val="auto"/>
-          <w:spacing w:val="0"/>
-          <w:sz w:val="28"/>
-        </w:rPr>
-      </w:pPr>
-      <w:r>
-        <w:rPr>
-          <w:rFonts w:ascii="Times New Roman" w:hAnsi="Times New Roman" w:eastAsia="Times New Roman" w:cs="Times New Roman"/>
-          <w:b/>
-          <w:color w:val="000000"/>
-          <w:spacing w:val="0"/>
-          <w:sz w:val="28"/>
-          <w:shd w:val="clear" w:color="auto" w:fill="auto"/>
-        </w:rPr>
-        <w:t xml:space="preserve">Лабораторна робота </w:t>
-      </w:r>
-      <w:r>
-        <w:rPr>
-          <w:rFonts w:ascii="Times New Roman" w:hAnsi="Times New Roman" w:eastAsia="Segoe UI Symbol" w:cs="Segoe UI Symbol"/>
-          <w:b/>
-          <w:color w:val="000000"/>
-          <w:spacing w:val="0"/>
-          <w:sz w:val="28"/>
-          <w:shd w:val="clear" w:color="auto" w:fill="auto"/>
-        </w:rPr>
-        <w:t xml:space="preserve">№</w:t>
-      </w:r>
-      <w:r>
-        <w:rPr>
-          <w:rFonts w:ascii="Times New Roman" w:hAnsi="Times New Roman" w:eastAsia="Times New Roman" w:cs="Times New Roman"/>
-          <w:b/>
-          <w:color w:val="000000"/>
-          <w:spacing w:val="0"/>
-          <w:sz w:val="28"/>
-          <w:shd w:val="clear" w:color="auto" w:fill="auto"/>
-        </w:rPr>
-        <w:t xml:space="preserve">2</w:t>
-      </w:r>
-      <w:r>
-        <w:rPr>
-          <w:rFonts w:ascii="Times New Roman" w:hAnsi="Times New Roman" w:eastAsia="Times New Roman" w:cs="Times New Roman"/>
-          <w:b/>
-          <w:color w:val="auto"/>
-          <w:spacing w:val="0"/>
-          <w:sz w:val="28"/>
-        </w:rPr>
-      </w:r>
-      <w:r>
-        <w:rPr>
-          <w:rFonts w:ascii="Times New Roman" w:hAnsi="Times New Roman" w:eastAsia="Times New Roman" w:cs="Times New Roman"/>
-          <w:b/>
-          <w:color w:val="auto"/>
-          <w:spacing w:val="0"/>
-          <w:sz w:val="28"/>
-        </w:rPr>
-      </w:r>
-    </w:p>
-    <w:p xmlns:wp14="http://schemas.microsoft.com/office/word/2010/wordml" wp14:textId="77777777">
-      <w:pPr>
-        <w:pStyle w:val="889"/>
-        <w:pBdr/>
-        <w:bidi w:val="false"/>
-        <w:spacing w:before="0" w:after="160" w:line="259" w:lineRule="exact"/>
-        <w:ind w:left="0" w:right="0" w:firstLine="0"/>
-        <w:jc w:val="center"/>
-        <w:rPr>
-          <w:rFonts w:ascii="Times New Roman" w:hAnsi="Times New Roman" w:eastAsia="Times New Roman" w:cs="Times New Roman"/>
-          <w:color w:val="auto"/>
-          <w:spacing w:val="0"/>
-          <w:sz w:val="28"/>
-        </w:rPr>
-      </w:pPr>
-      <w:r>
-        <w:rPr>
-          <w:rFonts w:ascii="Times New Roman" w:hAnsi="Times New Roman" w:eastAsia="Times New Roman" w:cs="Times New Roman"/>
-          <w:color w:val="000000"/>
-          <w:spacing w:val="0"/>
-          <w:sz w:val="28"/>
-          <w:shd w:val="clear" w:color="auto" w:fill="auto"/>
-        </w:rPr>
-        <w:t xml:space="preserve">з дисципліни</w:t>
-      </w:r>
-      <w:r>
-        <w:rPr>
-          <w:rFonts w:ascii="Times New Roman" w:hAnsi="Times New Roman" w:eastAsia="Times New Roman" w:cs="Times New Roman"/>
-          <w:color w:val="000000"/>
-          <w:spacing w:val="0"/>
-          <w:sz w:val="28"/>
-          <w:shd w:val="clear" w:color="auto" w:fill="auto"/>
-        </w:rPr>
-        <w:br/>
-      </w:r>
-      <w:r>
-        <w:rPr>
-          <w:rFonts w:ascii="Times New Roman" w:hAnsi="Times New Roman" w:eastAsia="Times New Roman" w:cs="Times New Roman"/>
-          <w:color w:val="000000"/>
-          <w:spacing w:val="0"/>
-          <w:sz w:val="28"/>
-          <w:shd w:val="clear" w:color="auto" w:fill="auto"/>
-        </w:rPr>
-        <w:t xml:space="preserve">«Об’єктно-орієнтоване програмування»</w:t>
-      </w:r>
-      <w:r>
-        <w:rPr>
-          <w:rFonts w:ascii="Times New Roman" w:hAnsi="Times New Roman" w:eastAsia="Times New Roman" w:cs="Times New Roman"/>
-          <w:color w:val="auto"/>
-          <w:spacing w:val="0"/>
-          <w:sz w:val="28"/>
-        </w:rPr>
-      </w:r>
-      <w:r>
-        <w:rPr>
-          <w:rFonts w:ascii="Times New Roman" w:hAnsi="Times New Roman" w:eastAsia="Times New Roman" w:cs="Times New Roman"/>
-          <w:color w:val="auto"/>
-          <w:spacing w:val="0"/>
-          <w:sz w:val="28"/>
-        </w:rPr>
-      </w:r>
-    </w:p>
-    <w:p xmlns:wp14="http://schemas.microsoft.com/office/word/2010/wordml" wp14:textId="77777777">
-      <w:pPr>
-        <w:pStyle w:val="889"/>
-        <w:pBdr/>
-        <w:bidi w:val="false"/>
-        <w:spacing w:before="0" w:after="160" w:line="259" w:lineRule="exact"/>
-        <w:ind w:left="0" w:right="0" w:firstLine="0"/>
-        <w:jc w:val="center"/>
-        <w:rPr>
-          <w:rFonts w:ascii="Times New Roman" w:hAnsi="Times New Roman" w:eastAsia="Times New Roman" w:cs="Times New Roman"/>
-          <w:color w:val="auto"/>
-          <w:spacing w:val="0"/>
-          <w:sz w:val="28"/>
-        </w:rPr>
-      </w:pPr>
-      <w:r>
-        <w:rPr>
-          <w:rFonts w:ascii="Times New Roman" w:hAnsi="Times New Roman" w:eastAsia="Times New Roman" w:cs="Times New Roman"/>
-          <w:color w:val="000000"/>
-          <w:spacing w:val="0"/>
-          <w:sz w:val="28"/>
-          <w:shd w:val="clear" w:color="auto" w:fill="auto"/>
-        </w:rPr>
-        <w:t xml:space="preserve">на тему </w:t>
-      </w:r>
-      <w:r>
-        <w:rPr>
-          <w:rFonts w:ascii="Times New Roman" w:hAnsi="Times New Roman" w:eastAsia="Times New Roman" w:cs="Times New Roman"/>
-          <w:color w:val="auto"/>
-          <w:spacing w:val="0"/>
-          <w:sz w:val="28"/>
-        </w:rPr>
-      </w:r>
-      <w:r>
-        <w:rPr>
-          <w:rFonts w:ascii="Times New Roman" w:hAnsi="Times New Roman" w:eastAsia="Times New Roman" w:cs="Times New Roman"/>
-          <w:color w:val="auto"/>
-          <w:spacing w:val="0"/>
-          <w:sz w:val="28"/>
-        </w:rPr>
-      </w:r>
-    </w:p>
-    <w:p xmlns:wp14="http://schemas.microsoft.com/office/word/2010/wordml" wp14:textId="77777777">
-      <w:pPr>
-        <w:pStyle w:val="889"/>
-        <w:pBdr/>
-        <w:bidi w:val="false"/>
-        <w:spacing w:before="0" w:after="160" w:line="259" w:lineRule="exact"/>
-        <w:ind w:left="0" w:right="0" w:firstLine="0"/>
-        <w:jc w:val="center"/>
-        <w:rPr>
-          <w:rFonts w:ascii="Times New Roman" w:hAnsi="Times New Roman" w:eastAsia="Times New Roman" w:cs="Times New Roman"/>
-          <w:color w:val="auto"/>
-          <w:spacing w:val="0"/>
-          <w:sz w:val="28"/>
-        </w:rPr>
-      </w:pPr>
-      <w:r>
-        <w:rPr>
-          <w:rFonts w:ascii="Times New Roman" w:hAnsi="Times New Roman" w:eastAsia="Times New Roman" w:cs="Times New Roman"/>
-          <w:color w:val="000000"/>
-          <w:spacing w:val="0"/>
-          <w:sz w:val="28"/>
-          <w:shd w:val="clear" w:color="auto" w:fill="auto"/>
-        </w:rPr>
-        <w:t xml:space="preserve">«</w:t>
-      </w:r>
-      <w:r>
-        <w:rPr>
-          <w:rFonts w:ascii="Times New Roman" w:hAnsi="Times New Roman" w:eastAsia="Times New Roman" w:cs="Times New Roman"/>
-          <w:color w:val="000000"/>
-          <w:spacing w:val="0"/>
-          <w:sz w:val="28"/>
-          <w:shd w:val="clear" w:color="auto" w:fill="auto"/>
-        </w:rPr>
-        <w:t xml:space="preserve">Розробка графічного редактора об’єктів</w:t>
-      </w:r>
-      <w:r>
-        <w:rPr>
-          <w:rFonts w:ascii="Times New Roman" w:hAnsi="Times New Roman" w:eastAsia="Times New Roman" w:cs="Times New Roman"/>
-          <w:color w:val="000000"/>
-          <w:spacing w:val="0"/>
-          <w:sz w:val="28"/>
-          <w:shd w:val="clear" w:color="auto" w:fill="auto"/>
-        </w:rPr>
-        <w:t xml:space="preserve">»</w:t>
-      </w:r>
-      <w:r>
-        <w:rPr>
-          <w:rFonts w:ascii="Times New Roman" w:hAnsi="Times New Roman" w:eastAsia="Times New Roman" w:cs="Times New Roman"/>
-          <w:color w:val="auto"/>
-          <w:spacing w:val="0"/>
-          <w:sz w:val="28"/>
-        </w:rPr>
-      </w:r>
-      <w:r>
-        <w:rPr>
-          <w:rFonts w:ascii="Times New Roman" w:hAnsi="Times New Roman" w:eastAsia="Times New Roman" w:cs="Times New Roman"/>
-          <w:color w:val="auto"/>
-          <w:spacing w:val="0"/>
-          <w:sz w:val="28"/>
-        </w:rPr>
-      </w:r>
-    </w:p>
-    <w:p xmlns:wp14="http://schemas.microsoft.com/office/word/2010/wordml" wp14:textId="77777777">
-      <w:pPr>
-        <w:pStyle w:val="889"/>
-        <w:pBdr/>
-        <w:bidi w:val="false"/>
-        <w:spacing w:before="0" w:after="160" w:line="259" w:lineRule="exact"/>
-        <w:ind w:left="0" w:right="0" w:firstLine="0"/>
-        <w:jc w:val="center"/>
-        <w:rPr>
-          <w:rFonts w:ascii="Times New Roman" w:hAnsi="Times New Roman" w:eastAsia="Times New Roman" w:cs="Times New Roman"/>
-          <w:color w:val="auto"/>
-          <w:spacing w:val="0"/>
-          <w:sz w:val="28"/>
-        </w:rPr>
-      </w:pPr>
-      <w:r>
-        <w:rPr>
-          <w:rFonts w:ascii="Times New Roman" w:hAnsi="Times New Roman" w:eastAsia="Times New Roman" w:cs="Times New Roman"/>
-          <w:color w:val="auto"/>
-          <w:spacing w:val="0"/>
-          <w:sz w:val="28"/>
-        </w:rPr>
-      </w:r>
-      <w:r>
-        <w:rPr>
-          <w:rFonts w:ascii="Times New Roman" w:hAnsi="Times New Roman" w:eastAsia="Times New Roman" w:cs="Times New Roman"/>
-          <w:color w:val="auto"/>
-          <w:spacing w:val="0"/>
-          <w:sz w:val="28"/>
-        </w:rPr>
-      </w:r>
-      <w:r>
-        <w:rPr>
-          <w:rFonts w:ascii="Times New Roman" w:hAnsi="Times New Roman" w:eastAsia="Times New Roman" w:cs="Times New Roman"/>
-          <w:color w:val="auto"/>
-          <w:spacing w:val="0"/>
-          <w:sz w:val="28"/>
-        </w:rPr>
-      </w:r>
-    </w:p>
-    <w:p xmlns:wp14="http://schemas.microsoft.com/office/word/2010/wordml" wp14:textId="77777777">
-      <w:pPr>
-        <w:pStyle w:val="889"/>
-        <w:pBdr/>
-        <w:bidi w:val="false"/>
-        <w:spacing w:before="0" w:after="160" w:line="259" w:lineRule="exact"/>
-        <w:ind w:left="0" w:right="0" w:firstLine="0"/>
-        <w:jc w:val="center"/>
-        <w:rPr>
-          <w:rFonts w:ascii="Times New Roman" w:hAnsi="Times New Roman" w:eastAsia="Times New Roman" w:cs="Times New Roman"/>
-          <w:color w:val="auto"/>
-          <w:spacing w:val="0"/>
-          <w:sz w:val="28"/>
-        </w:rPr>
-      </w:pPr>
-      <w:r>
-        <w:rPr>
-          <w:rFonts w:ascii="Times New Roman" w:hAnsi="Times New Roman" w:eastAsia="Times New Roman" w:cs="Times New Roman"/>
-          <w:color w:val="auto"/>
-          <w:spacing w:val="0"/>
-          <w:sz w:val="28"/>
-        </w:rPr>
-      </w:r>
-      <w:r>
-        <w:rPr>
-          <w:rFonts w:ascii="Times New Roman" w:hAnsi="Times New Roman" w:eastAsia="Times New Roman" w:cs="Times New Roman"/>
-          <w:color w:val="auto"/>
-          <w:spacing w:val="0"/>
-          <w:sz w:val="28"/>
-        </w:rPr>
-      </w:r>
-      <w:r>
-        <w:rPr>
-          <w:rFonts w:ascii="Times New Roman" w:hAnsi="Times New Roman" w:eastAsia="Times New Roman" w:cs="Times New Roman"/>
-          <w:color w:val="auto"/>
-          <w:spacing w:val="0"/>
-          <w:sz w:val="28"/>
-        </w:rPr>
-      </w:r>
-    </w:p>
-    <w:p xmlns:wp14="http://schemas.microsoft.com/office/word/2010/wordml" wp14:textId="77777777">
-      <w:pPr>
-        <w:pStyle w:val="889"/>
-        <w:pBdr/>
-        <w:bidi w:val="false"/>
-        <w:spacing w:before="0" w:after="160" w:line="259" w:lineRule="exact"/>
-        <w:ind w:left="0" w:right="0" w:firstLine="0"/>
-        <w:jc w:val="center"/>
-        <w:rPr>
-          <w:rFonts w:ascii="Times New Roman" w:hAnsi="Times New Roman" w:eastAsia="Times New Roman" w:cs="Times New Roman"/>
-          <w:color w:val="auto"/>
-          <w:spacing w:val="0"/>
-          <w:sz w:val="28"/>
-        </w:rPr>
-      </w:pPr>
-      <w:r>
-        <w:rPr>
-          <w:rFonts w:ascii="Times New Roman" w:hAnsi="Times New Roman" w:eastAsia="Times New Roman" w:cs="Times New Roman"/>
-          <w:color w:val="auto"/>
-          <w:spacing w:val="0"/>
-          <w:sz w:val="28"/>
-        </w:rPr>
-      </w:r>
-      <w:r>
-        <w:rPr>
-          <w:rFonts w:ascii="Times New Roman" w:hAnsi="Times New Roman" w:eastAsia="Times New Roman" w:cs="Times New Roman"/>
-          <w:color w:val="auto"/>
-          <w:spacing w:val="0"/>
-          <w:sz w:val="28"/>
-        </w:rPr>
-      </w:r>
-      <w:r>
-        <w:rPr>
-          <w:rFonts w:ascii="Times New Roman" w:hAnsi="Times New Roman" w:eastAsia="Times New Roman" w:cs="Times New Roman"/>
-          <w:color w:val="auto"/>
-          <w:spacing w:val="0"/>
-          <w:sz w:val="28"/>
-        </w:rPr>
-      </w:r>
-    </w:p>
-    <w:p xmlns:wp14="http://schemas.microsoft.com/office/word/2010/wordml" wp14:textId="77777777">
-      <w:pPr>
-        <w:pStyle w:val="889"/>
-        <w:pBdr/>
-        <w:bidi w:val="false"/>
-        <w:spacing w:before="0" w:after="160" w:line="259" w:lineRule="exact"/>
-        <w:ind w:left="0" w:right="0" w:firstLine="0"/>
-        <w:jc w:val="center"/>
-        <w:rPr>
-          <w:rFonts w:ascii="Times New Roman" w:hAnsi="Times New Roman" w:eastAsia="Times New Roman" w:cs="Times New Roman"/>
-          <w:color w:val="auto"/>
-          <w:spacing w:val="0"/>
-          <w:sz w:val="28"/>
-        </w:rPr>
-      </w:pPr>
-      <w:r>
-        <w:rPr>
-          <w:rFonts w:ascii="Times New Roman" w:hAnsi="Times New Roman" w:eastAsia="Times New Roman" w:cs="Times New Roman"/>
-          <w:color w:val="auto"/>
-          <w:spacing w:val="0"/>
-          <w:sz w:val="28"/>
-        </w:rPr>
-      </w:r>
-      <w:r>
-        <w:rPr>
-          <w:rFonts w:ascii="Times New Roman" w:hAnsi="Times New Roman" w:eastAsia="Times New Roman" w:cs="Times New Roman"/>
-          <w:color w:val="auto"/>
-          <w:spacing w:val="0"/>
-          <w:sz w:val="28"/>
-        </w:rPr>
-      </w:r>
-      <w:r>
-        <w:rPr>
-          <w:rFonts w:ascii="Times New Roman" w:hAnsi="Times New Roman" w:eastAsia="Times New Roman" w:cs="Times New Roman"/>
-          <w:color w:val="auto"/>
-          <w:spacing w:val="0"/>
-          <w:sz w:val="28"/>
-        </w:rPr>
-      </w:r>
-    </w:p>
-    <w:p xmlns:wp14="http://schemas.microsoft.com/office/word/2010/wordml" wp14:textId="77777777">
-      <w:pPr>
-        <w:pStyle w:val="889"/>
-        <w:pBdr/>
-        <w:bidi w:val="false"/>
-        <w:spacing w:before="0" w:after="160" w:line="259" w:lineRule="exact"/>
-        <w:ind w:left="0" w:right="0" w:firstLine="0"/>
-        <w:jc w:val="left"/>
-        <w:rPr>
-          <w:rFonts w:ascii="Times New Roman" w:hAnsi="Times New Roman" w:eastAsia="Times New Roman" w:cs="Times New Roman"/>
-          <w:color w:val="auto"/>
-          <w:spacing w:val="0"/>
-          <w:sz w:val="28"/>
-        </w:rPr>
-      </w:pPr>
-      <w:r>
-        <w:rPr>
-          <w:rFonts w:ascii="Times New Roman" w:hAnsi="Times New Roman" w:eastAsia="Times New Roman" w:cs="Times New Roman"/>
-          <w:color w:val="auto"/>
-          <w:spacing w:val="0"/>
-          <w:sz w:val="28"/>
-        </w:rPr>
-      </w:r>
-      <w:r>
-        <w:rPr>
-          <w:rFonts w:ascii="Times New Roman" w:hAnsi="Times New Roman" w:eastAsia="Times New Roman" w:cs="Times New Roman"/>
-          <w:color w:val="auto"/>
-          <w:spacing w:val="0"/>
-          <w:sz w:val="28"/>
-        </w:rPr>
-      </w:r>
-      <w:r>
-        <w:rPr>
-          <w:rFonts w:ascii="Times New Roman" w:hAnsi="Times New Roman" w:eastAsia="Times New Roman" w:cs="Times New Roman"/>
-          <w:color w:val="auto"/>
-          <w:spacing w:val="0"/>
-          <w:sz w:val="28"/>
-        </w:rPr>
-      </w:r>
-    </w:p>
-    <w:p xmlns:wp14="http://schemas.microsoft.com/office/word/2010/wordml" wp14:textId="77777777">
-      <w:pPr>
-        <w:pStyle w:val="889"/>
-        <w:pBdr/>
-        <w:bidi w:val="false"/>
-        <w:spacing w:before="0" w:after="160" w:line="259" w:lineRule="exact"/>
-        <w:ind w:left="0" w:right="0" w:firstLine="0"/>
-        <w:jc w:val="center"/>
-        <w:rPr>
-          <w:rFonts w:ascii="Times New Roman" w:hAnsi="Times New Roman" w:eastAsia="Times New Roman" w:cs="Times New Roman"/>
-          <w:color w:val="auto"/>
-          <w:spacing w:val="0"/>
-          <w:sz w:val="28"/>
-        </w:rPr>
-      </w:pPr>
-      <w:r>
-        <w:rPr>
-          <w:rFonts w:ascii="Times New Roman" w:hAnsi="Times New Roman" w:eastAsia="Times New Roman" w:cs="Times New Roman"/>
-          <w:color w:val="auto"/>
-          <w:spacing w:val="0"/>
-          <w:sz w:val="28"/>
-        </w:rPr>
-      </w:r>
-      <w:r>
-        <w:rPr>
-          <w:rFonts w:ascii="Times New Roman" w:hAnsi="Times New Roman" w:eastAsia="Times New Roman" w:cs="Times New Roman"/>
-          <w:color w:val="auto"/>
-          <w:spacing w:val="0"/>
-          <w:sz w:val="28"/>
-        </w:rPr>
-      </w:r>
-      <w:r>
-        <w:rPr>
-          <w:rFonts w:ascii="Times New Roman" w:hAnsi="Times New Roman" w:eastAsia="Times New Roman" w:cs="Times New Roman"/>
-          <w:color w:val="auto"/>
-          <w:spacing w:val="0"/>
-          <w:sz w:val="28"/>
-        </w:rPr>
-      </w:r>
-    </w:p>
-    <w:p xmlns:wp14="http://schemas.microsoft.com/office/word/2010/wordml" wp14:textId="77777777">
-      <w:pPr>
-        <w:pStyle w:val="889"/>
-        <w:pBdr/>
-        <w:bidi w:val="false"/>
-        <w:spacing w:before="0" w:after="160" w:line="259" w:lineRule="exact"/>
-        <w:ind w:left="0" w:right="0" w:firstLine="0"/>
-        <w:jc w:val="center"/>
-        <w:rPr>
-          <w:rFonts w:ascii="Times New Roman" w:hAnsi="Times New Roman" w:eastAsia="Times New Roman" w:cs="Times New Roman"/>
-          <w:color w:val="auto"/>
-          <w:spacing w:val="0"/>
-          <w:sz w:val="28"/>
-        </w:rPr>
-      </w:pPr>
-      <w:r>
-        <w:rPr>
-          <w:rFonts w:ascii="Times New Roman" w:hAnsi="Times New Roman" w:eastAsia="Times New Roman" w:cs="Times New Roman"/>
-          <w:color w:val="auto"/>
-          <w:spacing w:val="0"/>
-          <w:sz w:val="28"/>
-        </w:rPr>
-      </w:r>
-      <w:r>
-        <w:rPr>
-          <w:rFonts w:ascii="Times New Roman" w:hAnsi="Times New Roman" w:eastAsia="Times New Roman" w:cs="Times New Roman"/>
-          <w:color w:val="auto"/>
-          <w:spacing w:val="0"/>
-          <w:sz w:val="28"/>
-        </w:rPr>
-      </w:r>
-      <w:r>
-        <w:rPr>
-          <w:rFonts w:ascii="Times New Roman" w:hAnsi="Times New Roman" w:eastAsia="Times New Roman" w:cs="Times New Roman"/>
-          <w:color w:val="auto"/>
-          <w:spacing w:val="0"/>
-          <w:sz w:val="28"/>
-        </w:rPr>
-      </w:r>
-    </w:p>
-    <w:p xmlns:wp14="http://schemas.microsoft.com/office/word/2010/wordml" wp14:textId="77777777">
-      <w:pPr>
-        <w:pStyle w:val="889"/>
-        <w:pBdr/>
-        <w:bidi w:val="false"/>
-        <w:spacing w:before="0" w:after="160" w:line="259" w:lineRule="exact"/>
-        <w:ind w:left="0" w:right="0" w:firstLine="0"/>
-        <w:jc w:val="left"/>
-        <w:rPr>
-          <w:rFonts w:ascii="Times New Roman" w:hAnsi="Times New Roman" w:eastAsia="Times New Roman" w:cs="Times New Roman"/>
-          <w:color w:val="auto"/>
-          <w:spacing w:val="0"/>
-          <w:sz w:val="28"/>
-        </w:rPr>
-      </w:pPr>
-      <w:r>
-        <w:rPr>
-          <w:rFonts w:ascii="Times New Roman" w:hAnsi="Times New Roman" w:eastAsia="Times New Roman" w:cs="Times New Roman"/>
-          <w:color w:val="000000"/>
-          <w:spacing w:val="0"/>
-          <w:sz w:val="28"/>
-          <w:shd w:val="clear" w:color="auto" w:fill="auto"/>
-        </w:rPr>
-        <w:t xml:space="preserve">Виконав:</w:t>
-      </w:r>
-      <w:r>
-        <w:rPr>
-          <w:rFonts w:ascii="Times New Roman" w:hAnsi="Times New Roman" w:eastAsia="Times New Roman" w:cs="Times New Roman"/>
-          <w:color w:val="000000"/>
-          <w:spacing w:val="0"/>
-          <w:sz w:val="28"/>
-          <w:shd w:val="clear" w:color="auto" w:fill="auto"/>
-        </w:rPr>
-        <w:tab/>
-      </w:r>
-      <w:r>
-        <w:rPr>
-          <w:rFonts w:ascii="Times New Roman" w:hAnsi="Times New Roman" w:eastAsia="Times New Roman" w:cs="Times New Roman"/>
-          <w:color w:val="000000"/>
-          <w:spacing w:val="0"/>
-          <w:sz w:val="28"/>
-          <w:shd w:val="clear" w:color="auto" w:fill="auto"/>
-        </w:rPr>
-        <w:tab/>
-      </w:r>
-      <w:r>
-        <w:rPr>
-          <w:rFonts w:ascii="Times New Roman" w:hAnsi="Times New Roman" w:eastAsia="Times New Roman" w:cs="Times New Roman"/>
-          <w:color w:val="000000"/>
-          <w:spacing w:val="0"/>
-          <w:sz w:val="28"/>
-          <w:shd w:val="clear" w:color="auto" w:fill="auto"/>
-        </w:rPr>
-        <w:tab/>
-      </w:r>
-      <w:r>
-        <w:rPr>
-          <w:rFonts w:ascii="Times New Roman" w:hAnsi="Times New Roman" w:eastAsia="Times New Roman" w:cs="Times New Roman"/>
-          <w:color w:val="000000"/>
-          <w:spacing w:val="0"/>
-          <w:sz w:val="28"/>
-          <w:shd w:val="clear" w:color="auto" w:fill="auto"/>
-        </w:rPr>
-        <w:tab/>
-      </w:r>
-      <w:r>
-        <w:rPr>
-          <w:rFonts w:ascii="Times New Roman" w:hAnsi="Times New Roman" w:eastAsia="Times New Roman" w:cs="Times New Roman"/>
-          <w:color w:val="000000"/>
-          <w:spacing w:val="0"/>
-          <w:sz w:val="28"/>
-          <w:shd w:val="clear" w:color="auto" w:fill="auto"/>
-        </w:rPr>
-        <w:tab/>
-      </w:r>
-      <w:r>
-        <w:rPr>
-          <w:rFonts w:ascii="Times New Roman" w:hAnsi="Times New Roman" w:eastAsia="Times New Roman" w:cs="Times New Roman"/>
-          <w:color w:val="000000"/>
-          <w:spacing w:val="0"/>
-          <w:sz w:val="28"/>
-          <w:shd w:val="clear" w:color="auto" w:fill="auto"/>
-        </w:rPr>
-        <w:tab/>
-      </w:r>
-      <w:r>
-        <w:rPr>
-          <w:rFonts w:ascii="Times New Roman" w:hAnsi="Times New Roman" w:eastAsia="Times New Roman" w:cs="Times New Roman"/>
-          <w:color w:val="000000"/>
-          <w:spacing w:val="0"/>
-          <w:sz w:val="28"/>
-          <w:shd w:val="clear" w:color="auto" w:fill="auto"/>
-        </w:rPr>
-        <w:tab/>
-      </w:r>
-      <w:r>
-        <w:rPr>
-          <w:rFonts w:ascii="Times New Roman" w:hAnsi="Times New Roman" w:eastAsia="Times New Roman" w:cs="Times New Roman"/>
-          <w:color w:val="000000"/>
-          <w:spacing w:val="0"/>
-          <w:sz w:val="28"/>
-          <w:shd w:val="clear" w:color="auto" w:fill="auto"/>
-        </w:rPr>
-        <w:t xml:space="preserve">Перевірив:</w:t>
-      </w:r>
-      <w:r>
-        <w:rPr>
-          <w:rFonts w:ascii="Times New Roman" w:hAnsi="Times New Roman" w:eastAsia="Times New Roman" w:cs="Times New Roman"/>
-          <w:color w:val="auto"/>
-          <w:spacing w:val="0"/>
-          <w:sz w:val="28"/>
-        </w:rPr>
-      </w:r>
-      <w:r>
-        <w:rPr>
-          <w:rFonts w:ascii="Times New Roman" w:hAnsi="Times New Roman" w:eastAsia="Times New Roman" w:cs="Times New Roman"/>
-          <w:color w:val="auto"/>
-          <w:spacing w:val="0"/>
-          <w:sz w:val="28"/>
-        </w:rPr>
-      </w:r>
-    </w:p>
-    <w:p xmlns:wp14="http://schemas.microsoft.com/office/word/2010/wordml" wp14:textId="77777777">
-      <w:pPr>
-        <w:pStyle w:val="889"/>
-        <w:pBdr/>
-        <w:bidi w:val="false"/>
-        <w:spacing w:before="0" w:after="160" w:line="259" w:lineRule="exact"/>
-        <w:ind w:left="0" w:right="0" w:firstLine="0"/>
-        <w:jc w:val="left"/>
-        <w:rPr>
-          <w:rFonts w:ascii="Times New Roman" w:hAnsi="Times New Roman" w:eastAsia="Times New Roman" w:cs="Times New Roman"/>
-          <w:color w:val="auto"/>
-          <w:spacing w:val="0"/>
-          <w:sz w:val="28"/>
-        </w:rPr>
-      </w:pPr>
-      <w:r>
-        <w:rPr>
-          <w:rFonts w:ascii="Times New Roman" w:hAnsi="Times New Roman" w:eastAsia="Times New Roman" w:cs="Times New Roman"/>
-          <w:color w:val="000000"/>
-          <w:spacing w:val="0"/>
-          <w:sz w:val="28"/>
-          <w:shd w:val="clear" w:color="auto" w:fill="auto"/>
-        </w:rPr>
-        <w:t xml:space="preserve">студент групи ІМ-55</w:t>
-      </w:r>
-      <w:r>
-        <w:rPr>
-          <w:rFonts w:ascii="Times New Roman" w:hAnsi="Times New Roman" w:eastAsia="Times New Roman" w:cs="Times New Roman"/>
-          <w:color w:val="000000"/>
-          <w:spacing w:val="0"/>
-          <w:sz w:val="28"/>
-          <w:shd w:val="clear" w:color="auto" w:fill="auto"/>
-        </w:rPr>
-        <w:tab/>
-      </w:r>
-      <w:r>
-        <w:rPr>
-          <w:rFonts w:ascii="Times New Roman" w:hAnsi="Times New Roman" w:eastAsia="Times New Roman" w:cs="Times New Roman"/>
-          <w:color w:val="000000"/>
-          <w:spacing w:val="0"/>
-          <w:sz w:val="28"/>
-          <w:shd w:val="clear" w:color="auto" w:fill="auto"/>
-        </w:rPr>
-        <w:tab/>
-      </w:r>
-      <w:r>
-        <w:rPr>
-          <w:rFonts w:ascii="Times New Roman" w:hAnsi="Times New Roman" w:eastAsia="Times New Roman" w:cs="Times New Roman"/>
-          <w:color w:val="000000"/>
-          <w:spacing w:val="0"/>
-          <w:sz w:val="28"/>
-          <w:shd w:val="clear" w:color="auto" w:fill="auto"/>
-        </w:rPr>
-        <w:tab/>
-      </w:r>
-      <w:r>
-        <w:rPr>
-          <w:rFonts w:ascii="Times New Roman" w:hAnsi="Times New Roman" w:eastAsia="Times New Roman" w:cs="Times New Roman"/>
-          <w:color w:val="000000"/>
-          <w:spacing w:val="0"/>
-          <w:sz w:val="28"/>
-          <w:shd w:val="clear" w:color="auto" w:fill="auto"/>
-        </w:rPr>
-        <w:tab/>
-      </w:r>
-      <w:r>
-        <w:rPr>
-          <w:rFonts w:ascii="Times New Roman" w:hAnsi="Times New Roman" w:eastAsia="Times New Roman" w:cs="Times New Roman"/>
-          <w:color w:val="000000"/>
-          <w:spacing w:val="0"/>
-          <w:sz w:val="28"/>
-          <w:shd w:val="clear" w:color="auto" w:fill="auto"/>
-        </w:rPr>
-        <w:tab/>
-      </w:r>
-      <w:r>
-        <w:rPr>
-          <w:rFonts w:ascii="Times New Roman" w:hAnsi="Times New Roman" w:eastAsia="Times New Roman" w:cs="Times New Roman"/>
-          <w:color w:val="000000"/>
-          <w:spacing w:val="0"/>
-          <w:sz w:val="28"/>
-          <w:shd w:val="clear" w:color="auto" w:fill="auto"/>
-        </w:rPr>
-        <w:t xml:space="preserve">Рекечинський Д.О. </w:t>
-      </w:r>
-      <w:r>
-        <w:rPr>
-          <w:rFonts w:ascii="Times New Roman" w:hAnsi="Times New Roman" w:eastAsia="Times New Roman" w:cs="Times New Roman"/>
-          <w:color w:val="000000"/>
-          <w:spacing w:val="0"/>
-          <w:sz w:val="28"/>
-          <w:shd w:val="clear" w:color="auto" w:fill="auto"/>
-        </w:rPr>
-        <w:br/>
-      </w:r>
-      <w:r>
-        <w:rPr>
-          <w:rFonts w:ascii="Times New Roman" w:hAnsi="Times New Roman" w:eastAsia="Times New Roman" w:cs="Times New Roman"/>
-          <w:color w:val="000000"/>
-          <w:spacing w:val="0"/>
-          <w:sz w:val="28"/>
-          <w:shd w:val="clear" w:color="auto" w:fill="auto"/>
-        </w:rPr>
-        <w:t xml:space="preserve">Стеблевець Олександр Олександрович</w:t>
-      </w:r>
-      <w:r>
-        <w:rPr>
-          <w:rFonts w:ascii="Times New Roman" w:hAnsi="Times New Roman" w:eastAsia="Times New Roman" w:cs="Times New Roman"/>
-          <w:color w:val="000000"/>
-          <w:spacing w:val="0"/>
-          <w:sz w:val="28"/>
-          <w:shd w:val="clear" w:color="auto" w:fill="auto"/>
-        </w:rPr>
-        <w:br/>
-      </w:r>
-      <w:r>
-        <w:rPr>
-          <w:rFonts w:ascii="Times New Roman" w:hAnsi="Times New Roman" w:eastAsia="Times New Roman" w:cs="Times New Roman"/>
-          <w:color w:val="000000"/>
-          <w:spacing w:val="0"/>
-          <w:sz w:val="28"/>
-          <w:shd w:val="clear" w:color="auto" w:fill="auto"/>
-        </w:rPr>
-        <w:t xml:space="preserve">Номер в списку - 26</w:t>
-      </w:r>
-      <w:r>
-        <w:rPr>
-          <w:rFonts w:ascii="Times New Roman" w:hAnsi="Times New Roman" w:eastAsia="Times New Roman" w:cs="Times New Roman"/>
-          <w:color w:val="auto"/>
-          <w:spacing w:val="0"/>
-          <w:sz w:val="28"/>
-        </w:rPr>
-      </w:r>
-      <w:r>
-        <w:rPr>
-          <w:rFonts w:ascii="Times New Roman" w:hAnsi="Times New Roman" w:eastAsia="Times New Roman" w:cs="Times New Roman"/>
-          <w:color w:val="auto"/>
-          <w:spacing w:val="0"/>
-          <w:sz w:val="28"/>
-        </w:rPr>
-      </w:r>
-    </w:p>
-    <w:p xmlns:wp14="http://schemas.microsoft.com/office/word/2010/wordml" wp14:textId="77777777">
-      <w:pPr>
-        <w:pStyle w:val="889"/>
-        <w:pBdr/>
-        <w:bidi w:val="false"/>
-        <w:spacing w:before="0" w:after="160" w:line="259" w:lineRule="exact"/>
-        <w:ind w:left="0" w:right="0" w:firstLine="0"/>
-        <w:jc w:val="center"/>
-        <w:rPr>
-          <w:rFonts w:ascii="Times New Roman" w:hAnsi="Times New Roman" w:eastAsia="Times New Roman" w:cs="Times New Roman"/>
-          <w:color w:val="auto"/>
-          <w:spacing w:val="0"/>
-          <w:sz w:val="28"/>
-        </w:rPr>
-      </w:pPr>
-      <w:r>
-        <w:rPr>
-          <w:rFonts w:ascii="Times New Roman" w:hAnsi="Times New Roman" w:eastAsia="Times New Roman" w:cs="Times New Roman"/>
-          <w:color w:val="auto"/>
-          <w:spacing w:val="0"/>
-          <w:sz w:val="28"/>
-        </w:rPr>
-      </w:r>
-      <w:r>
-        <w:rPr>
-          <w:rFonts w:ascii="Times New Roman" w:hAnsi="Times New Roman" w:eastAsia="Times New Roman" w:cs="Times New Roman"/>
-          <w:color w:val="auto"/>
-          <w:spacing w:val="0"/>
-          <w:sz w:val="28"/>
-        </w:rPr>
-      </w:r>
-      <w:r>
-        <w:rPr>
-          <w:rFonts w:ascii="Times New Roman" w:hAnsi="Times New Roman" w:eastAsia="Times New Roman" w:cs="Times New Roman"/>
-          <w:color w:val="auto"/>
-          <w:spacing w:val="0"/>
-          <w:sz w:val="28"/>
-        </w:rPr>
-      </w:r>
-    </w:p>
-    <w:p xmlns:wp14="http://schemas.microsoft.com/office/word/2010/wordml" wp14:textId="77777777">
-      <w:pPr>
-        <w:pStyle w:val="889"/>
-        <w:pBdr/>
-        <w:bidi w:val="false"/>
-        <w:spacing w:before="0" w:after="160" w:line="259" w:lineRule="exact"/>
-        <w:ind w:left="0" w:right="0" w:firstLine="0"/>
-        <w:jc w:val="center"/>
-        <w:rPr>
-          <w:rFonts w:ascii="Calibri" w:hAnsi="Calibri" w:eastAsia="Calibri" w:cs="Calibri"/>
-          <w:color w:val="auto"/>
-          <w:spacing w:val="0"/>
-          <w:sz w:val="22"/>
-        </w:rPr>
-      </w:pPr>
-      <w:r>
-        <w:rPr>
-          <w:rFonts w:eastAsia="Calibri" w:cs="Calibri"/>
-          <w:color w:val="auto"/>
-          <w:spacing w:val="0"/>
-          <w:sz w:val="22"/>
-        </w:rPr>
-      </w:r>
-      <w:r>
-        <w:rPr>
-          <w:rFonts w:ascii="Calibri" w:hAnsi="Calibri" w:eastAsia="Calibri" w:cs="Calibri"/>
-          <w:color w:val="auto"/>
-          <w:spacing w:val="0"/>
-          <w:sz w:val="22"/>
-        </w:rPr>
-      </w:r>
-      <w:r>
-        <w:rPr>
-          <w:rFonts w:ascii="Calibri" w:hAnsi="Calibri" w:eastAsia="Calibri" w:cs="Calibri"/>
-          <w:color w:val="auto"/>
-          <w:spacing w:val="0"/>
-          <w:sz w:val="22"/>
-        </w:rPr>
-      </w:r>
-    </w:p>
-    <w:p xmlns:wp14="http://schemas.microsoft.com/office/word/2010/wordml" wp14:textId="77777777">
-      <w:pPr>
-        <w:pStyle w:val="889"/>
-        <w:pBdr/>
-        <w:bidi w:val="false"/>
-        <w:spacing w:before="0" w:after="160" w:line="259" w:lineRule="exact"/>
-        <w:ind w:left="0" w:right="0" w:firstLine="0"/>
-        <w:jc w:val="left"/>
-        <w:rPr>
-          <w:rFonts w:ascii="Times New Roman" w:hAnsi="Times New Roman" w:eastAsia="Times New Roman" w:cs="Times New Roman"/>
-          <w:color w:val="auto"/>
-          <w:spacing w:val="0"/>
-          <w:sz w:val="28"/>
-        </w:rPr>
-      </w:pPr>
-      <w:r>
-        <w:rPr>
-          <w:rFonts w:ascii="Times New Roman" w:hAnsi="Times New Roman" w:eastAsia="Times New Roman" w:cs="Times New Roman"/>
-          <w:color w:val="auto"/>
-          <w:spacing w:val="0"/>
-          <w:sz w:val="28"/>
-        </w:rPr>
-      </w:r>
-      <w:r>
-        <w:rPr>
-          <w:rFonts w:ascii="Times New Roman" w:hAnsi="Times New Roman" w:eastAsia="Times New Roman" w:cs="Times New Roman"/>
-          <w:color w:val="auto"/>
-          <w:spacing w:val="0"/>
-          <w:sz w:val="28"/>
-        </w:rPr>
-      </w:r>
-      <w:r>
-        <w:rPr>
-          <w:rFonts w:ascii="Times New Roman" w:hAnsi="Times New Roman" w:eastAsia="Times New Roman" w:cs="Times New Roman"/>
-          <w:color w:val="auto"/>
-          <w:spacing w:val="0"/>
-          <w:sz w:val="28"/>
-        </w:rPr>
-      </w:r>
-    </w:p>
-    <w:p xmlns:wp14="http://schemas.microsoft.com/office/word/2010/wordml" wp14:textId="77777777">
-      <w:pPr>
-        <w:pStyle w:val="889"/>
-        <w:pBdr/>
-        <w:bidi w:val="false"/>
-        <w:spacing w:before="0" w:after="160" w:line="259" w:lineRule="exact"/>
-        <w:ind w:left="0" w:right="0" w:firstLine="0"/>
-        <w:jc w:val="center"/>
-        <w:rPr>
-          <w:rFonts w:ascii="Times New Roman" w:hAnsi="Times New Roman" w:eastAsia="Times New Roman" w:cs="Times New Roman"/>
-          <w:color w:val="auto"/>
-          <w:spacing w:val="0"/>
-          <w:sz w:val="28"/>
-        </w:rPr>
-      </w:pPr>
-      <w:r>
-        <w:rPr>
-          <w:rFonts w:ascii="Times New Roman" w:hAnsi="Times New Roman" w:eastAsia="Times New Roman" w:cs="Times New Roman"/>
-          <w:color w:val="auto"/>
-          <w:spacing w:val="0"/>
-          <w:sz w:val="28"/>
-        </w:rPr>
-      </w:r>
-      <w:r>
-        <w:rPr>
-          <w:rFonts w:ascii="Times New Roman" w:hAnsi="Times New Roman" w:eastAsia="Times New Roman" w:cs="Times New Roman"/>
-          <w:color w:val="auto"/>
-          <w:spacing w:val="0"/>
-          <w:sz w:val="28"/>
-        </w:rPr>
-      </w:r>
-      <w:r>
-        <w:rPr>
-          <w:rFonts w:ascii="Times New Roman" w:hAnsi="Times New Roman" w:eastAsia="Times New Roman" w:cs="Times New Roman"/>
-          <w:color w:val="auto"/>
-          <w:spacing w:val="0"/>
-          <w:sz w:val="28"/>
-        </w:rPr>
-      </w:r>
-    </w:p>
-    <w:p xmlns:wp14="http://schemas.microsoft.com/office/word/2010/wordml" wp14:textId="77777777">
-      <w:pPr>
-        <w:pStyle w:val="889"/>
-        <w:pBdr/>
-        <w:bidi w:val="false"/>
-        <w:spacing w:before="0" w:after="160" w:line="259" w:lineRule="exact"/>
-        <w:ind w:left="0" w:right="0" w:firstLine="0"/>
-        <w:jc w:val="center"/>
-        <w:rPr>
-          <w:rFonts w:ascii="Times New Roman" w:hAnsi="Times New Roman" w:eastAsia="Times New Roman" w:cs="Times New Roman"/>
-          <w:color w:val="auto"/>
-          <w:spacing w:val="0"/>
-          <w:sz w:val="28"/>
-        </w:rPr>
-      </w:pPr>
-      <w:r>
-        <w:rPr>
-          <w:rFonts w:ascii="Times New Roman" w:hAnsi="Times New Roman" w:eastAsia="Times New Roman" w:cs="Times New Roman"/>
-          <w:color w:val="auto"/>
-          <w:spacing w:val="0"/>
-          <w:sz w:val="28"/>
-        </w:rPr>
-      </w:r>
-      <w:r>
-        <w:rPr>
-          <w:rFonts w:ascii="Times New Roman" w:hAnsi="Times New Roman" w:eastAsia="Times New Roman" w:cs="Times New Roman"/>
-          <w:color w:val="auto"/>
-          <w:spacing w:val="0"/>
-          <w:sz w:val="28"/>
-        </w:rPr>
-      </w:r>
-      <w:r>
-        <w:rPr>
-          <w:rFonts w:ascii="Times New Roman" w:hAnsi="Times New Roman" w:eastAsia="Times New Roman" w:cs="Times New Roman"/>
-          <w:color w:val="auto"/>
-          <w:spacing w:val="0"/>
-          <w:sz w:val="28"/>
-        </w:rPr>
-      </w:r>
-    </w:p>
-    <w:p xmlns:wp14="http://schemas.microsoft.com/office/word/2010/wordml" wp14:textId="77777777">
-      <w:pPr>
-        <w:pStyle w:val="889"/>
-        <w:pBdr/>
-        <w:bidi w:val="false"/>
-        <w:spacing w:before="0" w:after="160" w:line="259" w:lineRule="exact"/>
-        <w:ind w:left="0" w:right="0" w:firstLine="0"/>
-        <w:jc w:val="center"/>
-        <w:rPr>
-          <w:rFonts w:ascii="Times New Roman" w:hAnsi="Times New Roman" w:eastAsia="Times New Roman" w:cs="Times New Roman"/>
-          <w:color w:val="auto"/>
-          <w:spacing w:val="0"/>
-          <w:sz w:val="28"/>
-        </w:rPr>
-      </w:pPr>
-      <w:r>
-        <w:rPr>
-          <w:rFonts w:ascii="Times New Roman" w:hAnsi="Times New Roman" w:eastAsia="Times New Roman" w:cs="Times New Roman"/>
-          <w:color w:val="000000"/>
-          <w:spacing w:val="0"/>
-          <w:sz w:val="28"/>
-          <w:shd w:val="clear" w:color="auto" w:fill="auto"/>
-        </w:rPr>
-        <w:t xml:space="preserve">Київ 2026</w:t>
-      </w:r>
-      <w:r>
-        <w:br w:type="page" w:clear="all"/>
-      </w:r>
-      <w:r>
-        <w:rPr>
-          <w:rFonts w:ascii="Times New Roman" w:hAnsi="Times New Roman" w:eastAsia="Times New Roman" w:cs="Times New Roman"/>
-          <w:color w:val="auto"/>
-          <w:spacing w:val="0"/>
-          <w:sz w:val="28"/>
-        </w:rPr>
-      </w:r>
-      <w:r>
-        <w:rPr>
-          <w:rFonts w:ascii="Times New Roman" w:hAnsi="Times New Roman" w:eastAsia="Times New Roman" w:cs="Times New Roman"/>
-          <w:color w:val="auto"/>
-          <w:spacing w:val="0"/>
-          <w:sz w:val="28"/>
-        </w:rPr>
-      </w:r>
-    </w:p>
-    <w:p xmlns:wp14="http://schemas.microsoft.com/office/word/2010/wordml" wp14:textId="77777777">
-      <w:pPr>
-        <w:pStyle w:val="889"/>
-        <w:bidi w:val="false"/>
-        <w:spacing w:before="0" w:after="160" w:line="360" w:lineRule="auto"/>
-        <w:ind w:left="0" w:right="0" w:firstLine="0"/>
-        <w:jc w:val="left"/>
       </w:pPr>
       <w:r>
         <w:rPr>
@@ -1378,6 +29,976 @@
           <w:szCs w:val="28"/>
           <w:shd w:val="clear" w:color="auto" w:fill="auto"/>
         </w:rPr>
+        <w:t xml:space="preserve">Міністерство освіти і науки України</w:t>
+      </w:r>
+      <w:r>
+        <w:rPr>
+          <w:rFonts w:ascii="Times New Roman" w:hAnsi="Times New Roman" w:eastAsia="Times New Roman" w:cs="Times New Roman"/>
+          <w:b/>
+          <w:color w:val="000000"/>
+          <w:spacing w:val="0"/>
+          <w:sz w:val="28"/>
+          <w:shd w:val="clear" w:color="auto" w:fill="auto"/>
+        </w:rPr>
+        <w:br/>
+      </w:r>
+      <w:r>
+        <w:rPr>
+          <w:rFonts w:ascii="Times New Roman" w:hAnsi="Times New Roman" w:eastAsia="Times New Roman" w:cs="Times New Roman"/>
+          <w:b w:val="1"/>
+          <w:bCs w:val="1"/>
+          <w:color w:val="000000"/>
+          <w:spacing w:val="0"/>
+          <w:sz w:val="28"/>
+          <w:szCs w:val="28"/>
+          <w:shd w:val="clear" w:color="auto" w:fill="auto"/>
+        </w:rPr>
+        <w:t xml:space="preserve">Національний технічний університет України</w:t>
+      </w:r>
+      <w:r>
+        <w:rPr>
+          <w:rFonts w:ascii="Times New Roman" w:hAnsi="Times New Roman" w:eastAsia="Times New Roman" w:cs="Times New Roman"/>
+          <w:b/>
+          <w:color w:val="000000"/>
+          <w:spacing w:val="0"/>
+          <w:sz w:val="28"/>
+          <w:shd w:val="clear" w:color="auto" w:fill="auto"/>
+        </w:rPr>
+        <w:br/>
+      </w:r>
+      <w:r>
+        <w:rPr>
+          <w:rFonts w:ascii="Times New Roman" w:hAnsi="Times New Roman" w:eastAsia="Times New Roman" w:cs="Times New Roman"/>
+          <w:b w:val="1"/>
+          <w:bCs w:val="1"/>
+          <w:color w:val="000000"/>
+          <w:spacing w:val="0"/>
+          <w:sz w:val="28"/>
+          <w:szCs w:val="28"/>
+          <w:shd w:val="clear" w:color="auto" w:fill="auto"/>
+        </w:rPr>
+        <w:t xml:space="preserve">«Київський політехнічний інститут імені Ігоря Сікорського»</w:t>
+      </w:r>
+      <w:r>
+        <w:rPr>
+          <w:rFonts w:ascii="Times New Roman" w:hAnsi="Times New Roman" w:eastAsia="Times New Roman" w:cs="Times New Roman"/>
+          <w:b/>
+          <w:color w:val="000000"/>
+          <w:spacing w:val="0"/>
+          <w:sz w:val="28"/>
+          <w:shd w:val="clear" w:color="auto" w:fill="auto"/>
+        </w:rPr>
+        <w:br/>
+      </w:r>
+      <w:r>
+        <w:rPr>
+          <w:rFonts w:ascii="Times New Roman" w:hAnsi="Times New Roman" w:eastAsia="Times New Roman" w:cs="Times New Roman"/>
+          <w:b w:val="1"/>
+          <w:bCs w:val="1"/>
+          <w:color w:val="000000"/>
+          <w:spacing w:val="0"/>
+          <w:sz w:val="28"/>
+          <w:szCs w:val="28"/>
+          <w:shd w:val="clear" w:color="auto" w:fill="auto"/>
+        </w:rPr>
+        <w:t xml:space="preserve">Факультет інформатики та обчислювальної техніки</w:t>
+      </w:r>
+      <w:r>
+        <w:rPr>
+          <w:rFonts w:ascii="Times New Roman" w:hAnsi="Times New Roman" w:eastAsia="Times New Roman" w:cs="Times New Roman"/>
+          <w:b/>
+          <w:color w:val="000000"/>
+          <w:spacing w:val="0"/>
+          <w:sz w:val="28"/>
+          <w:shd w:val="clear" w:color="auto" w:fill="auto"/>
+        </w:rPr>
+        <w:br/>
+      </w:r>
+      <w:r>
+        <w:rPr>
+          <w:rFonts w:ascii="Times New Roman" w:hAnsi="Times New Roman" w:eastAsia="Times New Roman" w:cs="Times New Roman"/>
+          <w:b w:val="1"/>
+          <w:bCs w:val="1"/>
+          <w:color w:val="000000"/>
+          <w:spacing w:val="0"/>
+          <w:sz w:val="28"/>
+          <w:szCs w:val="28"/>
+          <w:shd w:val="clear" w:color="auto" w:fill="auto"/>
+        </w:rPr>
+        <w:t xml:space="preserve">Кафедра обчислювальної техніки</w:t>
+      </w:r>
+      <w:r>
+        <w:rPr>
+          <w:rFonts w:ascii="Times New Roman" w:hAnsi="Times New Roman" w:eastAsia="Times New Roman" w:cs="Times New Roman"/>
+          <w:b/>
+          <w:color w:val="auto"/>
+          <w:spacing w:val="0"/>
+          <w:sz w:val="28"/>
+        </w:rPr>
+      </w:r>
+      <w:r>
+        <w:rPr>
+          <w:rFonts w:ascii="Times New Roman" w:hAnsi="Times New Roman" w:eastAsia="Times New Roman" w:cs="Times New Roman"/>
+          <w:b/>
+          <w:color w:val="auto"/>
+          <w:spacing w:val="0"/>
+          <w:sz w:val="28"/>
+        </w:rPr>
+      </w:r>
+    </w:p>
+    <w:p xmlns:wp14="http://schemas.microsoft.com/office/word/2010/wordml" wp14:textId="77777777">
+      <w:pPr>
+        <w:pStyle w:val="889"/>
+        <w:pBdr/>
+        <w:bidi w:val="0"/>
+        <w:spacing w:before="0" w:after="160" w:line="259" w:lineRule="exact"/>
+        <w:ind w:left="0" w:right="0" w:firstLine="0"/>
+        <w:jc w:val="center"/>
+        <w:rPr>
+          <w:rFonts w:ascii="Times New Roman" w:hAnsi="Times New Roman" w:eastAsia="Times New Roman" w:cs="Times New Roman"/>
+          <w:color w:val="auto"/>
+          <w:spacing w:val="0"/>
+          <w:sz w:val="28"/>
+        </w:rPr>
+      </w:pPr>
+    </w:p>
+    <w:p xmlns:wp14="http://schemas.microsoft.com/office/word/2010/wordml" wp14:textId="77777777">
+      <w:pPr>
+        <w:pStyle w:val="889"/>
+        <w:pBdr/>
+        <w:bidi w:val="0"/>
+        <w:spacing w:before="0" w:after="160" w:line="259" w:lineRule="exact"/>
+        <w:ind w:left="0" w:right="0" w:firstLine="0"/>
+        <w:jc w:val="center"/>
+        <w:rPr>
+          <w:rFonts w:ascii="Times New Roman" w:hAnsi="Times New Roman" w:eastAsia="Times New Roman" w:cs="Times New Roman"/>
+          <w:color w:val="auto"/>
+          <w:spacing w:val="0"/>
+          <w:sz w:val="28"/>
+        </w:rPr>
+      </w:pPr>
+    </w:p>
+    <w:p xmlns:wp14="http://schemas.microsoft.com/office/word/2010/wordml" wp14:textId="77777777">
+      <w:pPr>
+        <w:pStyle w:val="889"/>
+        <w:pBdr/>
+        <w:bidi w:val="0"/>
+        <w:spacing w:before="0" w:after="160" w:line="259" w:lineRule="exact"/>
+        <w:ind w:left="0" w:right="0" w:firstLine="0"/>
+        <w:jc w:val="center"/>
+        <w:rPr>
+          <w:rFonts w:ascii="Times New Roman" w:hAnsi="Times New Roman" w:eastAsia="Times New Roman" w:cs="Times New Roman"/>
+          <w:color w:val="auto"/>
+          <w:spacing w:val="0"/>
+          <w:sz w:val="28"/>
+        </w:rPr>
+      </w:pPr>
+    </w:p>
+    <w:p xmlns:wp14="http://schemas.microsoft.com/office/word/2010/wordml" wp14:textId="77777777">
+      <w:pPr>
+        <w:pStyle w:val="889"/>
+        <w:pBdr/>
+        <w:bidi w:val="0"/>
+        <w:spacing w:before="0" w:after="160" w:line="259" w:lineRule="exact"/>
+        <w:ind w:left="0" w:right="0" w:firstLine="0"/>
+        <w:jc w:val="center"/>
+        <w:rPr>
+          <w:rFonts w:ascii="Times New Roman" w:hAnsi="Times New Roman" w:eastAsia="Times New Roman" w:cs="Times New Roman"/>
+          <w:color w:val="auto"/>
+          <w:spacing w:val="0"/>
+          <w:sz w:val="28"/>
+        </w:rPr>
+      </w:pPr>
+    </w:p>
+    <w:p xmlns:wp14="http://schemas.microsoft.com/office/word/2010/wordml" wp14:textId="77777777">
+      <w:pPr>
+        <w:pStyle w:val="889"/>
+        <w:pBdr/>
+        <w:bidi w:val="0"/>
+        <w:spacing w:before="0" w:after="160" w:line="259" w:lineRule="exact"/>
+        <w:ind w:left="0" w:right="0" w:firstLine="0"/>
+        <w:jc w:val="center"/>
+        <w:rPr>
+          <w:rFonts w:ascii="Times New Roman" w:hAnsi="Times New Roman" w:eastAsia="Times New Roman" w:cs="Times New Roman"/>
+          <w:color w:val="auto"/>
+          <w:spacing w:val="0"/>
+          <w:sz w:val="28"/>
+        </w:rPr>
+      </w:pPr>
+    </w:p>
+    <w:p xmlns:wp14="http://schemas.microsoft.com/office/word/2010/wordml" wp14:textId="77777777">
+      <w:pPr>
+        <w:pStyle w:val="889"/>
+        <w:pBdr/>
+        <w:bidi w:val="0"/>
+        <w:spacing w:before="0" w:after="160" w:line="259" w:lineRule="exact"/>
+        <w:ind w:left="0" w:right="0" w:firstLine="0"/>
+        <w:jc w:val="center"/>
+        <w:rPr>
+          <w:rFonts w:ascii="Times New Roman" w:hAnsi="Times New Roman" w:eastAsia="Times New Roman" w:cs="Times New Roman"/>
+          <w:b/>
+          <w:color w:val="auto"/>
+          <w:spacing w:val="0"/>
+          <w:sz w:val="28"/>
+        </w:rPr>
+      </w:pPr>
+      <w:r>
+        <w:rPr>
+          <w:rFonts w:ascii="Times New Roman" w:hAnsi="Times New Roman" w:eastAsia="Times New Roman" w:cs="Times New Roman"/>
+          <w:b w:val="1"/>
+          <w:bCs w:val="1"/>
+          <w:color w:val="000000"/>
+          <w:spacing w:val="0"/>
+          <w:sz w:val="28"/>
+          <w:szCs w:val="28"/>
+          <w:shd w:val="clear" w:color="auto" w:fill="auto"/>
+        </w:rPr>
+        <w:t xml:space="preserve">Лабораторна робота </w:t>
+      </w:r>
+      <w:r>
+        <w:rPr>
+          <w:rFonts w:ascii="Times New Roman" w:hAnsi="Times New Roman" w:eastAsia="Segoe UI Symbol" w:cs="Segoe UI Symbol"/>
+          <w:b w:val="1"/>
+          <w:bCs w:val="1"/>
+          <w:color w:val="000000"/>
+          <w:spacing w:val="0"/>
+          <w:sz w:val="28"/>
+          <w:szCs w:val="28"/>
+          <w:shd w:val="clear" w:color="auto" w:fill="auto"/>
+        </w:rPr>
+        <w:t xml:space="preserve">№</w:t>
+      </w:r>
+      <w:r>
+        <w:rPr>
+          <w:rFonts w:ascii="Times New Roman" w:hAnsi="Times New Roman" w:eastAsia="Times New Roman" w:cs="Times New Roman"/>
+          <w:b w:val="1"/>
+          <w:bCs w:val="1"/>
+          <w:color w:val="000000"/>
+          <w:spacing w:val="0"/>
+          <w:sz w:val="28"/>
+          <w:szCs w:val="28"/>
+          <w:shd w:val="clear" w:color="auto" w:fill="auto"/>
+        </w:rPr>
+        <w:t xml:space="preserve">2</w:t>
+      </w:r>
+      <w:r>
+        <w:rPr>
+          <w:rFonts w:ascii="Times New Roman" w:hAnsi="Times New Roman" w:eastAsia="Times New Roman" w:cs="Times New Roman"/>
+          <w:b/>
+          <w:color w:val="auto"/>
+          <w:spacing w:val="0"/>
+          <w:sz w:val="28"/>
+        </w:rPr>
+      </w:r>
+      <w:r>
+        <w:rPr>
+          <w:rFonts w:ascii="Times New Roman" w:hAnsi="Times New Roman" w:eastAsia="Times New Roman" w:cs="Times New Roman"/>
+          <w:b/>
+          <w:color w:val="auto"/>
+          <w:spacing w:val="0"/>
+          <w:sz w:val="28"/>
+        </w:rPr>
+      </w:r>
+    </w:p>
+    <w:p xmlns:wp14="http://schemas.microsoft.com/office/word/2010/wordml" wp14:textId="77777777">
+      <w:pPr>
+        <w:pStyle w:val="889"/>
+        <w:pBdr/>
+        <w:bidi w:val="0"/>
+        <w:spacing w:before="0" w:after="160" w:line="259" w:lineRule="exact"/>
+        <w:ind w:left="0" w:right="0" w:firstLine="0"/>
+        <w:jc w:val="center"/>
+        <w:rPr>
+          <w:rFonts w:ascii="Times New Roman" w:hAnsi="Times New Roman" w:eastAsia="Times New Roman" w:cs="Times New Roman"/>
+          <w:color w:val="auto"/>
+          <w:spacing w:val="0"/>
+          <w:sz w:val="28"/>
+        </w:rPr>
+      </w:pPr>
+      <w:r>
+        <w:rPr>
+          <w:rFonts w:ascii="Times New Roman" w:hAnsi="Times New Roman" w:eastAsia="Times New Roman" w:cs="Times New Roman"/>
+          <w:color w:val="000000"/>
+          <w:spacing w:val="0"/>
+          <w:sz w:val="28"/>
+          <w:szCs w:val="28"/>
+          <w:shd w:val="clear" w:color="auto" w:fill="auto"/>
+        </w:rPr>
+        <w:t xml:space="preserve">з дисципліни</w:t>
+      </w:r>
+      <w:r>
+        <w:rPr>
+          <w:rFonts w:ascii="Times New Roman" w:hAnsi="Times New Roman" w:eastAsia="Times New Roman" w:cs="Times New Roman"/>
+          <w:color w:val="000000"/>
+          <w:spacing w:val="0"/>
+          <w:sz w:val="28"/>
+          <w:shd w:val="clear" w:color="auto" w:fill="auto"/>
+        </w:rPr>
+        <w:br/>
+      </w:r>
+      <w:r>
+        <w:rPr>
+          <w:rFonts w:ascii="Times New Roman" w:hAnsi="Times New Roman" w:eastAsia="Times New Roman" w:cs="Times New Roman"/>
+          <w:color w:val="000000"/>
+          <w:spacing w:val="0"/>
+          <w:sz w:val="28"/>
+          <w:szCs w:val="28"/>
+          <w:shd w:val="clear" w:color="auto" w:fill="auto"/>
+        </w:rPr>
+        <w:t xml:space="preserve">«Об’єктно-орієнтоване програмування»</w:t>
+      </w:r>
+      <w:r>
+        <w:rPr>
+          <w:rFonts w:ascii="Times New Roman" w:hAnsi="Times New Roman" w:eastAsia="Times New Roman" w:cs="Times New Roman"/>
+          <w:color w:val="auto"/>
+          <w:spacing w:val="0"/>
+          <w:sz w:val="28"/>
+        </w:rPr>
+      </w:r>
+      <w:r>
+        <w:rPr>
+          <w:rFonts w:ascii="Times New Roman" w:hAnsi="Times New Roman" w:eastAsia="Times New Roman" w:cs="Times New Roman"/>
+          <w:color w:val="auto"/>
+          <w:spacing w:val="0"/>
+          <w:sz w:val="28"/>
+        </w:rPr>
+      </w:r>
+    </w:p>
+    <w:p xmlns:wp14="http://schemas.microsoft.com/office/word/2010/wordml" wp14:textId="77777777">
+      <w:pPr>
+        <w:pStyle w:val="889"/>
+        <w:pBdr/>
+        <w:bidi w:val="0"/>
+        <w:spacing w:before="0" w:after="160" w:line="259" w:lineRule="exact"/>
+        <w:ind w:left="0" w:right="0" w:firstLine="0"/>
+        <w:jc w:val="center"/>
+        <w:rPr>
+          <w:rFonts w:ascii="Times New Roman" w:hAnsi="Times New Roman" w:eastAsia="Times New Roman" w:cs="Times New Roman"/>
+          <w:color w:val="auto"/>
+          <w:spacing w:val="0"/>
+          <w:sz w:val="28"/>
+        </w:rPr>
+      </w:pPr>
+      <w:r>
+        <w:rPr>
+          <w:rFonts w:ascii="Times New Roman" w:hAnsi="Times New Roman" w:eastAsia="Times New Roman" w:cs="Times New Roman"/>
+          <w:color w:val="000000"/>
+          <w:spacing w:val="0"/>
+          <w:sz w:val="28"/>
+          <w:szCs w:val="28"/>
+          <w:shd w:val="clear" w:color="auto" w:fill="auto"/>
+        </w:rPr>
+        <w:t xml:space="preserve">на тему </w:t>
+      </w:r>
+      <w:r>
+        <w:rPr>
+          <w:rFonts w:ascii="Times New Roman" w:hAnsi="Times New Roman" w:eastAsia="Times New Roman" w:cs="Times New Roman"/>
+          <w:color w:val="auto"/>
+          <w:spacing w:val="0"/>
+          <w:sz w:val="28"/>
+        </w:rPr>
+      </w:r>
+      <w:r>
+        <w:rPr>
+          <w:rFonts w:ascii="Times New Roman" w:hAnsi="Times New Roman" w:eastAsia="Times New Roman" w:cs="Times New Roman"/>
+          <w:color w:val="auto"/>
+          <w:spacing w:val="0"/>
+          <w:sz w:val="28"/>
+        </w:rPr>
+      </w:r>
+    </w:p>
+    <w:p xmlns:wp14="http://schemas.microsoft.com/office/word/2010/wordml" wp14:textId="77777777">
+      <w:pPr>
+        <w:pStyle w:val="889"/>
+        <w:pBdr/>
+        <w:bidi w:val="0"/>
+        <w:spacing w:before="0" w:after="160" w:line="259" w:lineRule="exact"/>
+        <w:ind w:left="0" w:right="0" w:firstLine="0"/>
+        <w:jc w:val="center"/>
+        <w:rPr>
+          <w:rFonts w:ascii="Times New Roman" w:hAnsi="Times New Roman" w:eastAsia="Times New Roman" w:cs="Times New Roman"/>
+          <w:color w:val="auto"/>
+          <w:spacing w:val="0"/>
+          <w:sz w:val="28"/>
+        </w:rPr>
+      </w:pPr>
+      <w:r>
+        <w:rPr>
+          <w:rFonts w:ascii="Times New Roman" w:hAnsi="Times New Roman" w:eastAsia="Times New Roman" w:cs="Times New Roman"/>
+          <w:color w:val="000000"/>
+          <w:spacing w:val="0"/>
+          <w:sz w:val="28"/>
+          <w:szCs w:val="28"/>
+          <w:shd w:val="clear" w:color="auto" w:fill="auto"/>
+        </w:rPr>
+        <w:t xml:space="preserve">«</w:t>
+      </w:r>
+      <w:r>
+        <w:rPr>
+          <w:rFonts w:ascii="Times New Roman" w:hAnsi="Times New Roman" w:eastAsia="Times New Roman" w:cs="Times New Roman"/>
+          <w:color w:val="000000"/>
+          <w:spacing w:val="0"/>
+          <w:sz w:val="28"/>
+          <w:szCs w:val="28"/>
+          <w:shd w:val="clear" w:color="auto" w:fill="auto"/>
+        </w:rPr>
+        <w:t xml:space="preserve">Розробка графічного редактора об’єктів</w:t>
+      </w:r>
+      <w:r>
+        <w:rPr>
+          <w:rFonts w:ascii="Times New Roman" w:hAnsi="Times New Roman" w:eastAsia="Times New Roman" w:cs="Times New Roman"/>
+          <w:color w:val="000000"/>
+          <w:spacing w:val="0"/>
+          <w:sz w:val="28"/>
+          <w:szCs w:val="28"/>
+          <w:shd w:val="clear" w:color="auto" w:fill="auto"/>
+        </w:rPr>
+        <w:t xml:space="preserve">»</w:t>
+      </w:r>
+      <w:r>
+        <w:rPr>
+          <w:rFonts w:ascii="Times New Roman" w:hAnsi="Times New Roman" w:eastAsia="Times New Roman" w:cs="Times New Roman"/>
+          <w:color w:val="auto"/>
+          <w:spacing w:val="0"/>
+          <w:sz w:val="28"/>
+        </w:rPr>
+      </w:r>
+      <w:r>
+        <w:rPr>
+          <w:rFonts w:ascii="Times New Roman" w:hAnsi="Times New Roman" w:eastAsia="Times New Roman" w:cs="Times New Roman"/>
+          <w:color w:val="auto"/>
+          <w:spacing w:val="0"/>
+          <w:sz w:val="28"/>
+        </w:rPr>
+      </w:r>
+    </w:p>
+    <w:p xmlns:wp14="http://schemas.microsoft.com/office/word/2010/wordml" wp14:textId="77777777">
+      <w:pPr>
+        <w:pStyle w:val="889"/>
+        <w:pBdr/>
+        <w:bidi w:val="0"/>
+        <w:spacing w:before="0" w:after="160" w:line="259" w:lineRule="exact"/>
+        <w:ind w:left="0" w:right="0" w:firstLine="0"/>
+        <w:jc w:val="center"/>
+        <w:rPr>
+          <w:rFonts w:ascii="Times New Roman" w:hAnsi="Times New Roman" w:eastAsia="Times New Roman" w:cs="Times New Roman"/>
+          <w:color w:val="auto"/>
+          <w:spacing w:val="0"/>
+          <w:sz w:val="28"/>
+        </w:rPr>
+      </w:pPr>
+    </w:p>
+    <w:p xmlns:wp14="http://schemas.microsoft.com/office/word/2010/wordml" wp14:textId="77777777">
+      <w:pPr>
+        <w:pStyle w:val="889"/>
+        <w:pBdr/>
+        <w:bidi w:val="0"/>
+        <w:spacing w:before="0" w:after="160" w:line="259" w:lineRule="exact"/>
+        <w:ind w:left="0" w:right="0" w:firstLine="0"/>
+        <w:jc w:val="center"/>
+        <w:rPr>
+          <w:rFonts w:ascii="Times New Roman" w:hAnsi="Times New Roman" w:eastAsia="Times New Roman" w:cs="Times New Roman"/>
+          <w:color w:val="auto"/>
+          <w:spacing w:val="0"/>
+          <w:sz w:val="28"/>
+        </w:rPr>
+      </w:pPr>
+    </w:p>
+    <w:p xmlns:wp14="http://schemas.microsoft.com/office/word/2010/wordml" wp14:textId="77777777">
+      <w:pPr>
+        <w:pStyle w:val="889"/>
+        <w:pBdr/>
+        <w:bidi w:val="0"/>
+        <w:spacing w:before="0" w:after="160" w:line="259" w:lineRule="exact"/>
+        <w:ind w:left="0" w:right="0" w:firstLine="0"/>
+        <w:jc w:val="center"/>
+        <w:rPr>
+          <w:rFonts w:ascii="Times New Roman" w:hAnsi="Times New Roman" w:eastAsia="Times New Roman" w:cs="Times New Roman"/>
+          <w:color w:val="auto"/>
+          <w:spacing w:val="0"/>
+          <w:sz w:val="28"/>
+        </w:rPr>
+      </w:pPr>
+    </w:p>
+    <w:p xmlns:wp14="http://schemas.microsoft.com/office/word/2010/wordml" wp14:textId="77777777">
+      <w:pPr>
+        <w:pStyle w:val="889"/>
+        <w:pBdr/>
+        <w:bidi w:val="0"/>
+        <w:spacing w:before="0" w:after="160" w:line="259" w:lineRule="exact"/>
+        <w:ind w:left="0" w:right="0" w:firstLine="0"/>
+        <w:jc w:val="center"/>
+        <w:rPr>
+          <w:rFonts w:ascii="Times New Roman" w:hAnsi="Times New Roman" w:eastAsia="Times New Roman" w:cs="Times New Roman"/>
+          <w:color w:val="auto"/>
+          <w:spacing w:val="0"/>
+          <w:sz w:val="28"/>
+        </w:rPr>
+      </w:pPr>
+    </w:p>
+    <w:p xmlns:wp14="http://schemas.microsoft.com/office/word/2010/wordml" wp14:textId="77777777">
+      <w:pPr>
+        <w:pStyle w:val="889"/>
+        <w:pBdr/>
+        <w:bidi w:val="0"/>
+        <w:spacing w:before="0" w:after="160" w:line="259" w:lineRule="exact"/>
+        <w:ind w:left="0" w:right="0" w:firstLine="0"/>
+        <w:jc w:val="left"/>
+        <w:rPr>
+          <w:rFonts w:ascii="Times New Roman" w:hAnsi="Times New Roman" w:eastAsia="Times New Roman" w:cs="Times New Roman"/>
+          <w:color w:val="auto"/>
+          <w:spacing w:val="0"/>
+          <w:sz w:val="28"/>
+        </w:rPr>
+      </w:pPr>
+    </w:p>
+    <w:p xmlns:wp14="http://schemas.microsoft.com/office/word/2010/wordml" wp14:textId="77777777">
+      <w:pPr>
+        <w:pStyle w:val="889"/>
+        <w:pBdr/>
+        <w:bidi w:val="0"/>
+        <w:spacing w:before="0" w:after="160" w:line="259" w:lineRule="exact"/>
+        <w:ind w:left="0" w:right="0" w:firstLine="0"/>
+        <w:jc w:val="center"/>
+        <w:rPr>
+          <w:rFonts w:ascii="Times New Roman" w:hAnsi="Times New Roman" w:eastAsia="Times New Roman" w:cs="Times New Roman"/>
+          <w:color w:val="auto"/>
+          <w:spacing w:val="0"/>
+          <w:sz w:val="28"/>
+        </w:rPr>
+      </w:pPr>
+    </w:p>
+    <w:p xmlns:wp14="http://schemas.microsoft.com/office/word/2010/wordml" wp14:textId="77777777">
+      <w:pPr>
+        <w:pStyle w:val="889"/>
+        <w:pBdr/>
+        <w:bidi w:val="0"/>
+        <w:spacing w:before="0" w:after="160" w:line="259" w:lineRule="exact"/>
+        <w:ind w:left="0" w:right="0" w:firstLine="0"/>
+        <w:jc w:val="center"/>
+        <w:rPr>
+          <w:rFonts w:ascii="Times New Roman" w:hAnsi="Times New Roman" w:eastAsia="Times New Roman" w:cs="Times New Roman"/>
+          <w:color w:val="auto"/>
+          <w:spacing w:val="0"/>
+          <w:sz w:val="28"/>
+        </w:rPr>
+      </w:pPr>
+    </w:p>
+    <w:p xmlns:wp14="http://schemas.microsoft.com/office/word/2010/wordml" wp14:textId="77777777">
+      <w:pPr>
+        <w:pStyle w:val="889"/>
+        <w:pBdr/>
+        <w:bidi w:val="0"/>
+        <w:spacing w:before="0" w:after="160" w:line="259" w:lineRule="exact"/>
+        <w:ind w:left="0" w:right="0" w:firstLine="0"/>
+        <w:jc w:val="left"/>
+        <w:rPr>
+          <w:rFonts w:ascii="Times New Roman" w:hAnsi="Times New Roman" w:eastAsia="Times New Roman" w:cs="Times New Roman"/>
+          <w:color w:val="auto"/>
+          <w:spacing w:val="0"/>
+          <w:sz w:val="28"/>
+        </w:rPr>
+      </w:pPr>
+      <w:r>
+        <w:rPr>
+          <w:rFonts w:ascii="Times New Roman" w:hAnsi="Times New Roman" w:eastAsia="Times New Roman" w:cs="Times New Roman"/>
+          <w:color w:val="000000"/>
+          <w:spacing w:val="0"/>
+          <w:sz w:val="28"/>
+          <w:szCs w:val="28"/>
+          <w:shd w:val="clear" w:color="auto" w:fill="auto"/>
+        </w:rPr>
+        <w:t xml:space="preserve">Виконав:</w:t>
+      </w:r>
+      <w:r>
+        <w:rPr>
+          <w:rFonts w:ascii="Times New Roman" w:hAnsi="Times New Roman" w:eastAsia="Times New Roman" w:cs="Times New Roman"/>
+          <w:color w:val="000000"/>
+          <w:spacing w:val="0"/>
+          <w:sz w:val="28"/>
+          <w:shd w:val="clear" w:color="auto" w:fill="auto"/>
+        </w:rPr>
+        <w:tab/>
+      </w:r>
+      <w:r>
+        <w:rPr>
+          <w:rFonts w:ascii="Times New Roman" w:hAnsi="Times New Roman" w:eastAsia="Times New Roman" w:cs="Times New Roman"/>
+          <w:color w:val="000000"/>
+          <w:spacing w:val="0"/>
+          <w:sz w:val="28"/>
+          <w:shd w:val="clear" w:color="auto" w:fill="auto"/>
+        </w:rPr>
+        <w:tab/>
+      </w:r>
+      <w:r>
+        <w:rPr>
+          <w:rFonts w:ascii="Times New Roman" w:hAnsi="Times New Roman" w:eastAsia="Times New Roman" w:cs="Times New Roman"/>
+          <w:color w:val="000000"/>
+          <w:spacing w:val="0"/>
+          <w:sz w:val="28"/>
+          <w:shd w:val="clear" w:color="auto" w:fill="auto"/>
+        </w:rPr>
+        <w:tab/>
+      </w:r>
+      <w:r>
+        <w:rPr>
+          <w:rFonts w:ascii="Times New Roman" w:hAnsi="Times New Roman" w:eastAsia="Times New Roman" w:cs="Times New Roman"/>
+          <w:color w:val="000000"/>
+          <w:spacing w:val="0"/>
+          <w:sz w:val="28"/>
+          <w:shd w:val="clear" w:color="auto" w:fill="auto"/>
+        </w:rPr>
+        <w:tab/>
+      </w:r>
+      <w:r>
+        <w:rPr>
+          <w:rFonts w:ascii="Times New Roman" w:hAnsi="Times New Roman" w:eastAsia="Times New Roman" w:cs="Times New Roman"/>
+          <w:color w:val="000000"/>
+          <w:spacing w:val="0"/>
+          <w:sz w:val="28"/>
+          <w:shd w:val="clear" w:color="auto" w:fill="auto"/>
+        </w:rPr>
+        <w:tab/>
+      </w:r>
+      <w:r>
+        <w:rPr>
+          <w:rFonts w:ascii="Times New Roman" w:hAnsi="Times New Roman" w:eastAsia="Times New Roman" w:cs="Times New Roman"/>
+          <w:color w:val="000000"/>
+          <w:spacing w:val="0"/>
+          <w:sz w:val="28"/>
+          <w:shd w:val="clear" w:color="auto" w:fill="auto"/>
+        </w:rPr>
+        <w:tab/>
+      </w:r>
+      <w:r>
+        <w:rPr>
+          <w:rFonts w:ascii="Times New Roman" w:hAnsi="Times New Roman" w:eastAsia="Times New Roman" w:cs="Times New Roman"/>
+          <w:color w:val="000000"/>
+          <w:spacing w:val="0"/>
+          <w:sz w:val="28"/>
+          <w:shd w:val="clear" w:color="auto" w:fill="auto"/>
+        </w:rPr>
+        <w:tab/>
+      </w:r>
+      <w:r>
+        <w:rPr>
+          <w:rFonts w:ascii="Times New Roman" w:hAnsi="Times New Roman" w:eastAsia="Times New Roman" w:cs="Times New Roman"/>
+          <w:color w:val="000000"/>
+          <w:spacing w:val="0"/>
+          <w:sz w:val="28"/>
+          <w:szCs w:val="28"/>
+          <w:shd w:val="clear" w:color="auto" w:fill="auto"/>
+        </w:rPr>
+        <w:t xml:space="preserve">Перевірив:</w:t>
+      </w:r>
+      <w:r>
+        <w:rPr>
+          <w:rFonts w:ascii="Times New Roman" w:hAnsi="Times New Roman" w:eastAsia="Times New Roman" w:cs="Times New Roman"/>
+          <w:color w:val="auto"/>
+          <w:spacing w:val="0"/>
+          <w:sz w:val="28"/>
+        </w:rPr>
+      </w:r>
+      <w:r>
+        <w:rPr>
+          <w:rFonts w:ascii="Times New Roman" w:hAnsi="Times New Roman" w:eastAsia="Times New Roman" w:cs="Times New Roman"/>
+          <w:color w:val="auto"/>
+          <w:spacing w:val="0"/>
+          <w:sz w:val="28"/>
+        </w:rPr>
+      </w:r>
+    </w:p>
+    <w:p xmlns:wp14="http://schemas.microsoft.com/office/word/2010/wordml" wp14:textId="77777777">
+      <w:pPr>
+        <w:pStyle w:val="889"/>
+        <w:pBdr/>
+        <w:bidi w:val="0"/>
+        <w:spacing w:before="0" w:after="160" w:line="259" w:lineRule="exact"/>
+        <w:ind w:left="0" w:right="0" w:firstLine="0"/>
+        <w:jc w:val="left"/>
+        <w:rPr>
+          <w:rFonts w:ascii="Times New Roman" w:hAnsi="Times New Roman" w:eastAsia="Times New Roman" w:cs="Times New Roman"/>
+          <w:color w:val="auto"/>
+          <w:spacing w:val="0"/>
+          <w:sz w:val="28"/>
+        </w:rPr>
+      </w:pPr>
+      <w:r>
+        <w:rPr>
+          <w:rFonts w:ascii="Times New Roman" w:hAnsi="Times New Roman" w:eastAsia="Times New Roman" w:cs="Times New Roman"/>
+          <w:color w:val="000000"/>
+          <w:spacing w:val="0"/>
+          <w:sz w:val="28"/>
+          <w:szCs w:val="28"/>
+          <w:shd w:val="clear" w:color="auto" w:fill="auto"/>
+        </w:rPr>
+        <w:t xml:space="preserve">студент групи ІМ-55</w:t>
+      </w:r>
+      <w:r>
+        <w:rPr>
+          <w:rFonts w:ascii="Times New Roman" w:hAnsi="Times New Roman" w:eastAsia="Times New Roman" w:cs="Times New Roman"/>
+          <w:color w:val="000000"/>
+          <w:spacing w:val="0"/>
+          <w:sz w:val="28"/>
+          <w:shd w:val="clear" w:color="auto" w:fill="auto"/>
+        </w:rPr>
+        <w:tab/>
+      </w:r>
+      <w:r>
+        <w:rPr>
+          <w:rFonts w:ascii="Times New Roman" w:hAnsi="Times New Roman" w:eastAsia="Times New Roman" w:cs="Times New Roman"/>
+          <w:color w:val="000000"/>
+          <w:spacing w:val="0"/>
+          <w:sz w:val="28"/>
+          <w:shd w:val="clear" w:color="auto" w:fill="auto"/>
+        </w:rPr>
+        <w:tab/>
+      </w:r>
+      <w:r>
+        <w:rPr>
+          <w:rFonts w:ascii="Times New Roman" w:hAnsi="Times New Roman" w:eastAsia="Times New Roman" w:cs="Times New Roman"/>
+          <w:color w:val="000000"/>
+          <w:spacing w:val="0"/>
+          <w:sz w:val="28"/>
+          <w:shd w:val="clear" w:color="auto" w:fill="auto"/>
+        </w:rPr>
+        <w:tab/>
+      </w:r>
+      <w:r>
+        <w:rPr>
+          <w:rFonts w:ascii="Times New Roman" w:hAnsi="Times New Roman" w:eastAsia="Times New Roman" w:cs="Times New Roman"/>
+          <w:color w:val="000000"/>
+          <w:spacing w:val="0"/>
+          <w:sz w:val="28"/>
+          <w:shd w:val="clear" w:color="auto" w:fill="auto"/>
+        </w:rPr>
+        <w:tab/>
+      </w:r>
+      <w:r>
+        <w:rPr>
+          <w:rFonts w:ascii="Times New Roman" w:hAnsi="Times New Roman" w:eastAsia="Times New Roman" w:cs="Times New Roman"/>
+          <w:color w:val="000000"/>
+          <w:spacing w:val="0"/>
+          <w:sz w:val="28"/>
+          <w:shd w:val="clear" w:color="auto" w:fill="auto"/>
+        </w:rPr>
+        <w:tab/>
+      </w:r>
+      <w:r>
+        <w:rPr>
+          <w:rFonts w:ascii="Times New Roman" w:hAnsi="Times New Roman" w:eastAsia="Times New Roman" w:cs="Times New Roman"/>
+          <w:color w:val="000000"/>
+          <w:spacing w:val="0"/>
+          <w:sz w:val="28"/>
+          <w:szCs w:val="28"/>
+          <w:shd w:val="clear" w:color="auto" w:fill="auto"/>
+        </w:rPr>
+        <w:t xml:space="preserve">Рекечинський Д.О. </w:t>
+      </w:r>
+      <w:r>
+        <w:rPr>
+          <w:rFonts w:ascii="Times New Roman" w:hAnsi="Times New Roman" w:eastAsia="Times New Roman" w:cs="Times New Roman"/>
+          <w:color w:val="000000"/>
+          <w:spacing w:val="0"/>
+          <w:sz w:val="28"/>
+          <w:shd w:val="clear" w:color="auto" w:fill="auto"/>
+        </w:rPr>
+        <w:br/>
+      </w:r>
+      <w:r>
+        <w:rPr>
+          <w:rFonts w:ascii="Times New Roman" w:hAnsi="Times New Roman" w:eastAsia="Times New Roman" w:cs="Times New Roman"/>
+          <w:color w:val="000000"/>
+          <w:spacing w:val="0"/>
+          <w:sz w:val="28"/>
+          <w:szCs w:val="28"/>
+          <w:shd w:val="clear" w:color="auto" w:fill="auto"/>
+        </w:rPr>
+        <w:t xml:space="preserve">Стеблевець Олександр Олександрович</w:t>
+      </w:r>
+      <w:r>
+        <w:rPr>
+          <w:rFonts w:ascii="Times New Roman" w:hAnsi="Times New Roman" w:eastAsia="Times New Roman" w:cs="Times New Roman"/>
+          <w:color w:val="000000"/>
+          <w:spacing w:val="0"/>
+          <w:sz w:val="28"/>
+          <w:shd w:val="clear" w:color="auto" w:fill="auto"/>
+        </w:rPr>
+        <w:br/>
+      </w:r>
+      <w:r>
+        <w:rPr>
+          <w:rFonts w:ascii="Times New Roman" w:hAnsi="Times New Roman" w:eastAsia="Times New Roman" w:cs="Times New Roman"/>
+          <w:color w:val="000000"/>
+          <w:spacing w:val="0"/>
+          <w:sz w:val="28"/>
+          <w:szCs w:val="28"/>
+          <w:shd w:val="clear" w:color="auto" w:fill="auto"/>
+        </w:rPr>
+        <w:t xml:space="preserve">Номер в списку - 26</w:t>
+      </w:r>
+      <w:r>
+        <w:rPr>
+          <w:rFonts w:ascii="Times New Roman" w:hAnsi="Times New Roman" w:eastAsia="Times New Roman" w:cs="Times New Roman"/>
+          <w:color w:val="auto"/>
+          <w:spacing w:val="0"/>
+          <w:sz w:val="28"/>
+        </w:rPr>
+      </w:r>
+      <w:r>
+        <w:rPr>
+          <w:rFonts w:ascii="Times New Roman" w:hAnsi="Times New Roman" w:eastAsia="Times New Roman" w:cs="Times New Roman"/>
+          <w:color w:val="auto"/>
+          <w:spacing w:val="0"/>
+          <w:sz w:val="28"/>
+        </w:rPr>
+      </w:r>
+    </w:p>
+    <w:p xmlns:wp14="http://schemas.microsoft.com/office/word/2010/wordml" wp14:textId="77777777">
+      <w:pPr>
+        <w:pStyle w:val="889"/>
+        <w:pBdr/>
+        <w:bidi w:val="0"/>
+        <w:spacing w:before="0" w:after="160" w:line="259" w:lineRule="exact"/>
+        <w:ind w:left="0" w:right="0" w:firstLine="0"/>
+        <w:jc w:val="center"/>
+        <w:rPr>
+          <w:rFonts w:ascii="Times New Roman" w:hAnsi="Times New Roman" w:eastAsia="Times New Roman" w:cs="Times New Roman"/>
+          <w:color w:val="auto"/>
+          <w:spacing w:val="0"/>
+          <w:sz w:val="28"/>
+        </w:rPr>
+      </w:pPr>
+    </w:p>
+    <w:p xmlns:wp14="http://schemas.microsoft.com/office/word/2010/wordml" wp14:textId="77777777">
+      <w:pPr>
+        <w:pStyle w:val="889"/>
+        <w:pBdr/>
+        <w:bidi w:val="0"/>
+        <w:spacing w:before="0" w:after="160" w:line="259" w:lineRule="exact"/>
+        <w:ind w:left="0" w:right="0" w:firstLine="0"/>
+        <w:jc w:val="center"/>
+        <w:rPr>
+          <w:rFonts w:ascii="Calibri" w:hAnsi="Calibri" w:eastAsia="Calibri" w:cs="Calibri"/>
+          <w:color w:val="auto"/>
+          <w:spacing w:val="0"/>
+          <w:sz w:val="22"/>
+        </w:rPr>
+      </w:pPr>
+    </w:p>
+    <w:p xmlns:wp14="http://schemas.microsoft.com/office/word/2010/wordml" wp14:textId="77777777">
+      <w:pPr>
+        <w:pStyle w:val="889"/>
+        <w:pBdr/>
+        <w:bidi w:val="0"/>
+        <w:spacing w:before="0" w:after="160" w:line="259" w:lineRule="exact"/>
+        <w:ind w:left="0" w:right="0" w:firstLine="0"/>
+        <w:jc w:val="left"/>
+        <w:rPr>
+          <w:rFonts w:ascii="Times New Roman" w:hAnsi="Times New Roman" w:eastAsia="Times New Roman" w:cs="Times New Roman"/>
+          <w:color w:val="auto"/>
+          <w:spacing w:val="0"/>
+          <w:sz w:val="28"/>
+        </w:rPr>
+      </w:pPr>
+    </w:p>
+    <w:p xmlns:wp14="http://schemas.microsoft.com/office/word/2010/wordml" wp14:textId="77777777">
+      <w:pPr>
+        <w:pStyle w:val="889"/>
+        <w:pBdr/>
+        <w:bidi w:val="0"/>
+        <w:spacing w:before="0" w:after="160" w:line="259" w:lineRule="exact"/>
+        <w:ind w:left="0" w:right="0" w:firstLine="0"/>
+        <w:jc w:val="center"/>
+        <w:rPr>
+          <w:rFonts w:ascii="Times New Roman" w:hAnsi="Times New Roman" w:eastAsia="Times New Roman" w:cs="Times New Roman"/>
+          <w:color w:val="auto"/>
+          <w:spacing w:val="0"/>
+          <w:sz w:val="28"/>
+        </w:rPr>
+      </w:pPr>
+    </w:p>
+    <w:p xmlns:wp14="http://schemas.microsoft.com/office/word/2010/wordml" wp14:textId="77777777">
+      <w:pPr>
+        <w:pStyle w:val="889"/>
+        <w:pBdr/>
+        <w:bidi w:val="0"/>
+        <w:spacing w:before="0" w:after="160" w:line="259" w:lineRule="exact"/>
+        <w:ind w:left="0" w:right="0" w:firstLine="0"/>
+        <w:jc w:val="center"/>
+        <w:rPr>
+          <w:rFonts w:ascii="Times New Roman" w:hAnsi="Times New Roman" w:eastAsia="Times New Roman" w:cs="Times New Roman"/>
+          <w:color w:val="auto"/>
+          <w:spacing w:val="0"/>
+          <w:sz w:val="28"/>
+        </w:rPr>
+      </w:pPr>
+    </w:p>
+    <w:p xmlns:wp14="http://schemas.microsoft.com/office/word/2010/wordml" wp14:textId="77777777">
+      <w:pPr>
+        <w:pStyle w:val="889"/>
+        <w:pBdr/>
+        <w:bidi w:val="0"/>
+        <w:spacing w:before="0" w:after="160" w:line="259" w:lineRule="exact"/>
+        <w:ind w:left="0" w:right="0" w:firstLine="0"/>
+        <w:jc w:val="center"/>
+        <w:rPr>
+          <w:rFonts w:ascii="Times New Roman" w:hAnsi="Times New Roman" w:eastAsia="Times New Roman" w:cs="Times New Roman"/>
+          <w:color w:val="auto"/>
+          <w:spacing w:val="0"/>
+          <w:sz w:val="28"/>
+        </w:rPr>
+      </w:pPr>
+      <w:r>
+        <w:rPr>
+          <w:rFonts w:ascii="Times New Roman" w:hAnsi="Times New Roman" w:eastAsia="Times New Roman" w:cs="Times New Roman"/>
+          <w:color w:val="000000"/>
+          <w:spacing w:val="0"/>
+          <w:sz w:val="28"/>
+          <w:szCs w:val="28"/>
+          <w:shd w:val="clear" w:color="auto" w:fill="auto"/>
+        </w:rPr>
+        <w:t xml:space="preserve">Київ 2026</w:t>
+      </w:r>
+      <w:r>
+        <w:br w:type="page" w:clear="all"/>
+      </w:r>
+      <w:r>
+        <w:rPr>
+          <w:rFonts w:ascii="Times New Roman" w:hAnsi="Times New Roman" w:eastAsia="Times New Roman" w:cs="Times New Roman"/>
+          <w:color w:val="auto"/>
+          <w:spacing w:val="0"/>
+          <w:sz w:val="28"/>
+        </w:rPr>
+      </w:r>
+      <w:r>
+        <w:rPr>
+          <w:rFonts w:ascii="Times New Roman" w:hAnsi="Times New Roman" w:eastAsia="Times New Roman" w:cs="Times New Roman"/>
+          <w:color w:val="auto"/>
+          <w:spacing w:val="0"/>
+          <w:sz w:val="28"/>
+        </w:rPr>
+      </w:r>
+    </w:p>
+    <w:p xmlns:wp14="http://schemas.microsoft.com/office/word/2010/wordml" wp14:textId="77777777">
+      <w:pPr>
+        <w:pStyle w:val="889"/>
+        <w:bidi w:val="0"/>
+        <w:spacing w:before="0" w:after="160" w:line="360" w:lineRule="auto"/>
+        <w:ind w:left="0" w:right="0" w:firstLine="0"/>
+        <w:jc w:val="left"/>
+      </w:pPr>
+      <w:r>
+        <w:rPr>
+          <w:rFonts w:ascii="Times New Roman" w:hAnsi="Times New Roman" w:eastAsia="Times New Roman" w:cs="Times New Roman"/>
+          <w:b w:val="1"/>
+          <w:bCs w:val="1"/>
+          <w:color w:val="000000"/>
+          <w:spacing w:val="0"/>
+          <w:sz w:val="28"/>
+          <w:szCs w:val="28"/>
+          <w:shd w:val="clear" w:color="auto" w:fill="auto"/>
+        </w:rPr>
         <w:t xml:space="preserve">Завдання:</w:t>
       </w:r>
       <w:r/>
@@ -2036,7 +1657,7 @@
     <w:p xmlns:wp14="http://schemas.microsoft.com/office/word/2010/wordml" wp14:textId="77777777">
       <w:pPr>
         <w:pStyle w:val="889"/>
-        <w:bidi w:val="false"/>
+        <w:bidi w:val="0"/>
         <w:spacing w:before="0" w:after="160" w:line="360" w:lineRule="auto"/>
         <w:ind w:left="0" w:right="0" w:firstLine="0"/>
         <w:jc w:val="left"/>
@@ -2648,7 +2269,7 @@
       <w:pPr>
         <w:pStyle w:val="889"/>
         <w:pBdr/>
-        <w:bidi w:val="false"/>
+        <w:bidi w:val="0"/>
         <w:spacing w:before="0" w:after="160" w:line="259" w:lineRule="exact"/>
         <w:ind w:left="0" w:right="0" w:firstLine="0"/>
         <w:jc w:val="left"/>
@@ -2663,2366 +2284,13 @@
       <w:r>
         <w:rPr>
           <w:rFonts w:ascii="Times New Roman" w:hAnsi="Times New Roman"/>
-          <w:b/>
-          <w:bCs/>
-          <w:sz w:val="28"/>
-          <w:szCs w:val="28"/>
-        </w:rPr>
-        <w:t xml:space="preserve">Main file: </w:t>
-      </w:r>
-      <w:r>
-        <w:rPr>
-          <w:rFonts w:ascii="Times New Roman" w:hAnsi="Times New Roman" w:eastAsia="Clear Sans" w:cs="Noto Sans Devanagari"/>
-          <w:b/>
-          <w:bCs/>
-          <w:color w:val="auto"/>
-          <w:sz w:val="28"/>
-          <w:szCs w:val="28"/>
-          <w:u w:val="single"/>
-          <w:lang w:val="en-US" w:eastAsia="zh-CN" w:bidi="hi-IN"/>
-        </w:rPr>
-        <w:t xml:space="preserve">main</w:t>
-      </w:r>
-      <w:r>
-        <w:rPr>
-          <w:rFonts w:ascii="Times New Roman" w:hAnsi="Times New Roman"/>
-          <w:b/>
-          <w:bCs/>
-          <w:sz w:val="28"/>
-          <w:szCs w:val="28"/>
-          <w:u w:val="single"/>
-        </w:rPr>
-        <w:t xml:space="preserve">.dart</w:t>
-      </w:r>
-      <w:r>
-        <w:rPr>
-          <w:rFonts w:ascii="Times New Roman" w:hAnsi="Times New Roman"/>
-          <w:b/>
-          <w:bCs/>
-          <w:sz w:val="28"/>
-          <w:szCs w:val="28"/>
-        </w:rPr>
-      </w:r>
-      <w:r>
-        <w:rPr>
-          <w:rFonts w:ascii="Times New Roman" w:hAnsi="Times New Roman"/>
-          <w:b/>
-          <w:bCs/>
-          <w:sz w:val="28"/>
-          <w:szCs w:val="28"/>
-        </w:rPr>
-      </w:r>
-    </w:p>
-    <w:p xmlns:wp14="http://schemas.microsoft.com/office/word/2010/wordml" wp14:textId="4A08AC00">
-      <w:pPr>
-        <w:pStyle w:val="889"/>
-        <w:bidi w:val="false"/>
-        <w:spacing w:before="57" w:after="217" w:line="202" w:lineRule="exact"/>
-        <w:ind w:left="0" w:right="0" w:firstLine="0"/>
-        <w:jc w:val="left"/>
-      </w:pPr>
-      <w:r>
-        <w:rPr>
-          <w:rFonts w:ascii="Courier New" w:hAnsi="Courier New"/>
-          <w:b w:val="0"/>
-          <w:bCs w:val="0"/>
-          <w:sz w:val="20"/>
-          <w:szCs w:val="20"/>
-          <w:u w:val="none"/>
-        </w:rPr>
-        <w:t xml:space="preserve">import '</w:t>
-      </w:r>
-      <w:r>
-        <w:rPr>
-          <w:rFonts w:ascii="Courier New" w:hAnsi="Courier New"/>
-          <w:b w:val="0"/>
-          <w:bCs w:val="0"/>
-          <w:sz w:val="20"/>
-          <w:szCs w:val="20"/>
-          <w:u w:val="none"/>
-        </w:rPr>
-        <w:t>package:flutter</w:t>
-      </w:r>
-      <w:r>
-        <w:rPr>
-          <w:rFonts w:ascii="Courier New" w:hAnsi="Courier New"/>
-          <w:b w:val="0"/>
-          <w:bCs w:val="0"/>
-          <w:sz w:val="20"/>
-          <w:szCs w:val="20"/>
-          <w:u w:val="none"/>
-        </w:rPr>
-        <w:t>/</w:t>
-      </w:r>
-      <w:r>
-        <w:rPr>
-          <w:rFonts w:ascii="Courier New" w:hAnsi="Courier New"/>
-          <w:b w:val="0"/>
-          <w:bCs w:val="0"/>
-          <w:sz w:val="20"/>
-          <w:szCs w:val="20"/>
-          <w:u w:val="none"/>
-        </w:rPr>
-        <w:t>material.dart</w:t>
-      </w:r>
-      <w:r>
-        <w:rPr>
-          <w:rFonts w:ascii="Courier New" w:hAnsi="Courier New"/>
-          <w:b w:val="0"/>
-          <w:bCs w:val="0"/>
-          <w:sz w:val="20"/>
-          <w:szCs w:val="20"/>
-          <w:u w:val="none"/>
-        </w:rPr>
-        <w:t>';</w:t>
-      </w:r>
-    </w:p>
-    <w:p xmlns:wp14="http://schemas.microsoft.com/office/word/2010/wordml" wp14:textId="2E8432B3">
-      <w:pPr>
-        <w:pStyle w:val="889"/>
-        <w:bidi w:val="0"/>
-        <w:spacing w:before="57" w:after="217" w:line="202" w:lineRule="exact"/>
-        <w:ind w:left="0" w:right="0" w:firstLine="0"/>
-        <w:jc w:val="left"/>
-      </w:pPr>
-      <w:r>
-        <w:rPr>
-          <w:rFonts w:ascii="Courier New" w:hAnsi="Courier New"/>
-          <w:b w:val="0"/>
-          <w:bCs w:val="0"/>
-          <w:sz w:val="20"/>
-          <w:szCs w:val="20"/>
-          <w:u w:val="none"/>
-        </w:rPr>
-        <w:t xml:space="preserve"> </w:t>
-      </w:r>
-    </w:p>
-    <w:p xmlns:wp14="http://schemas.microsoft.com/office/word/2010/wordml" wp14:textId="5A8E56E1">
-      <w:pPr>
-        <w:pStyle w:val="889"/>
-        <w:bidi w:val="0"/>
-        <w:spacing w:before="57" w:after="217" w:line="202" w:lineRule="exact"/>
-        <w:ind w:left="0" w:right="0" w:firstLine="0"/>
-        <w:jc w:val="left"/>
-      </w:pPr>
-      <w:r>
-        <w:rPr>
-          <w:rFonts w:ascii="Courier New" w:hAnsi="Courier New"/>
-          <w:b w:val="0"/>
-          <w:bCs w:val="0"/>
-          <w:sz w:val="20"/>
-          <w:szCs w:val="20"/>
-          <w:u w:val="none"/>
-        </w:rPr>
-        <w:t>import 'editor/editor_page.dart';</w:t>
-      </w:r>
-    </w:p>
-    <w:p xmlns:wp14="http://schemas.microsoft.com/office/word/2010/wordml" wp14:textId="16209024">
-      <w:pPr>
-        <w:pStyle w:val="889"/>
-        <w:bidi w:val="0"/>
-        <w:spacing w:before="57" w:after="217" w:line="202" w:lineRule="exact"/>
-        <w:ind w:left="0" w:right="0" w:firstLine="0"/>
-        <w:jc w:val="left"/>
-      </w:pPr>
-      <w:r>
-        <w:rPr>
-          <w:rFonts w:ascii="Courier New" w:hAnsi="Courier New"/>
-          <w:b w:val="0"/>
-          <w:bCs w:val="0"/>
-          <w:sz w:val="20"/>
-          <w:szCs w:val="20"/>
-          <w:u w:val="none"/>
-        </w:rPr>
-        <w:t xml:space="preserve"> </w:t>
-      </w:r>
-    </w:p>
-    <w:p xmlns:wp14="http://schemas.microsoft.com/office/word/2010/wordml" wp14:textId="7FE2C38F">
-      <w:pPr>
-        <w:pStyle w:val="889"/>
-        <w:bidi w:val="0"/>
-        <w:spacing w:before="57" w:after="217" w:line="202" w:lineRule="exact"/>
-        <w:ind w:left="0" w:right="0" w:firstLine="0"/>
-        <w:jc w:val="left"/>
-      </w:pPr>
-      <w:r>
-        <w:rPr>
-          <w:rFonts w:ascii="Courier New" w:hAnsi="Courier New"/>
-          <w:b w:val="0"/>
-          <w:bCs w:val="0"/>
-          <w:sz w:val="20"/>
-          <w:szCs w:val="20"/>
-          <w:u w:val="none"/>
-        </w:rPr>
-        <w:t>void main() {</w:t>
-      </w:r>
-    </w:p>
-    <w:p xmlns:wp14="http://schemas.microsoft.com/office/word/2010/wordml" wp14:textId="3CE1B3DE">
-      <w:pPr>
-        <w:pStyle w:val="889"/>
-        <w:bidi w:val="0"/>
-        <w:spacing w:before="57" w:after="217" w:line="202" w:lineRule="exact"/>
-        <w:ind w:left="0" w:right="0" w:firstLine="0"/>
-        <w:jc w:val="left"/>
-      </w:pPr>
-      <w:r>
-        <w:rPr>
-          <w:rFonts w:ascii="Courier New" w:hAnsi="Courier New"/>
-          <w:b w:val="0"/>
-          <w:bCs w:val="0"/>
-          <w:sz w:val="20"/>
-          <w:szCs w:val="20"/>
-          <w:u w:val="none"/>
-        </w:rPr>
-        <w:t xml:space="preserve">  runApp(const PaintApp());</w:t>
-      </w:r>
-    </w:p>
-    <w:p xmlns:wp14="http://schemas.microsoft.com/office/word/2010/wordml" wp14:textId="613041DC">
-      <w:pPr>
-        <w:pStyle w:val="889"/>
-        <w:bidi w:val="0"/>
-        <w:spacing w:before="57" w:after="217" w:line="202" w:lineRule="exact"/>
-        <w:ind w:left="0" w:right="0" w:firstLine="0"/>
-        <w:jc w:val="left"/>
-      </w:pPr>
-      <w:r>
-        <w:rPr>
-          <w:rFonts w:ascii="Courier New" w:hAnsi="Courier New"/>
-          <w:b w:val="0"/>
-          <w:bCs w:val="0"/>
-          <w:sz w:val="20"/>
-          <w:szCs w:val="20"/>
-          <w:u w:val="none"/>
-        </w:rPr>
-        <w:t>}</w:t>
-      </w:r>
-    </w:p>
-    <w:p xmlns:wp14="http://schemas.microsoft.com/office/word/2010/wordml" wp14:textId="29F987B8">
-      <w:pPr>
-        <w:pStyle w:val="889"/>
-        <w:bidi w:val="0"/>
-        <w:spacing w:before="57" w:after="217" w:line="202" w:lineRule="exact"/>
-        <w:ind w:left="0" w:right="0" w:firstLine="0"/>
-        <w:jc w:val="left"/>
-      </w:pPr>
-      <w:r>
-        <w:rPr>
-          <w:rFonts w:ascii="Courier New" w:hAnsi="Courier New"/>
-          <w:b w:val="0"/>
-          <w:bCs w:val="0"/>
-          <w:sz w:val="20"/>
-          <w:szCs w:val="20"/>
-          <w:u w:val="none"/>
-        </w:rPr>
-        <w:t xml:space="preserve"> </w:t>
-      </w:r>
-    </w:p>
-    <w:p xmlns:wp14="http://schemas.microsoft.com/office/word/2010/wordml" wp14:textId="629B2E14">
-      <w:pPr>
-        <w:pStyle w:val="889"/>
-        <w:bidi w:val="0"/>
-        <w:spacing w:before="57" w:after="217" w:line="202" w:lineRule="exact"/>
-        <w:ind w:left="0" w:right="0" w:firstLine="0"/>
-        <w:jc w:val="left"/>
-      </w:pPr>
-      <w:r>
-        <w:rPr>
-          <w:rFonts w:ascii="Courier New" w:hAnsi="Courier New"/>
-          <w:b w:val="0"/>
-          <w:bCs w:val="0"/>
-          <w:sz w:val="20"/>
-          <w:szCs w:val="20"/>
-          <w:u w:val="none"/>
-        </w:rPr>
-        <w:t>class PaintApp extends StatelessWidget {</w:t>
-      </w:r>
-    </w:p>
-    <w:p xmlns:wp14="http://schemas.microsoft.com/office/word/2010/wordml" wp14:textId="0A018471">
-      <w:pPr>
-        <w:pStyle w:val="889"/>
-        <w:bidi w:val="0"/>
-        <w:spacing w:before="57" w:after="217" w:line="202" w:lineRule="exact"/>
-        <w:ind w:left="0" w:right="0" w:firstLine="0"/>
-        <w:jc w:val="left"/>
-      </w:pPr>
-      <w:r>
-        <w:rPr>
-          <w:rFonts w:ascii="Courier New" w:hAnsi="Courier New"/>
-          <w:b w:val="0"/>
-          <w:bCs w:val="0"/>
-          <w:sz w:val="20"/>
-          <w:szCs w:val="20"/>
-          <w:u w:val="none"/>
-        </w:rPr>
-        <w:t xml:space="preserve">  const PaintApp({super.key});</w:t>
-      </w:r>
-    </w:p>
-    <w:p xmlns:wp14="http://schemas.microsoft.com/office/word/2010/wordml" wp14:textId="68E26F02">
-      <w:pPr>
-        <w:pStyle w:val="889"/>
-        <w:bidi w:val="0"/>
-        <w:spacing w:before="57" w:after="217" w:line="202" w:lineRule="exact"/>
-        <w:ind w:left="0" w:right="0" w:firstLine="0"/>
-        <w:jc w:val="left"/>
-      </w:pPr>
-      <w:r>
-        <w:rPr>
-          <w:rFonts w:ascii="Courier New" w:hAnsi="Courier New"/>
-          <w:b w:val="0"/>
-          <w:bCs w:val="0"/>
-          <w:sz w:val="20"/>
-          <w:szCs w:val="20"/>
-          <w:u w:val="none"/>
-        </w:rPr>
-        <w:t xml:space="preserve"> </w:t>
-      </w:r>
-    </w:p>
-    <w:p xmlns:wp14="http://schemas.microsoft.com/office/word/2010/wordml" wp14:textId="5BFFDA8E">
-      <w:pPr>
-        <w:pStyle w:val="889"/>
-        <w:bidi w:val="0"/>
-        <w:spacing w:before="57" w:after="217" w:line="202" w:lineRule="exact"/>
-        <w:ind w:left="0" w:right="0" w:firstLine="0"/>
-        <w:jc w:val="left"/>
-      </w:pPr>
-      <w:r>
-        <w:rPr>
-          <w:rFonts w:ascii="Courier New" w:hAnsi="Courier New"/>
-          <w:b w:val="0"/>
-          <w:bCs w:val="0"/>
-          <w:sz w:val="20"/>
-          <w:szCs w:val="20"/>
-          <w:u w:val="none"/>
-        </w:rPr>
-        <w:t xml:space="preserve">  @override</w:t>
-      </w:r>
-    </w:p>
-    <w:p xmlns:wp14="http://schemas.microsoft.com/office/word/2010/wordml" wp14:textId="694A1138">
-      <w:pPr>
-        <w:pStyle w:val="889"/>
-        <w:bidi w:val="0"/>
-        <w:spacing w:before="57" w:after="217" w:line="202" w:lineRule="exact"/>
-        <w:ind w:left="0" w:right="0" w:firstLine="0"/>
-        <w:jc w:val="left"/>
-      </w:pPr>
-      <w:r>
-        <w:rPr>
-          <w:rFonts w:ascii="Courier New" w:hAnsi="Courier New"/>
-          <w:b w:val="0"/>
-          <w:bCs w:val="0"/>
-          <w:sz w:val="20"/>
-          <w:szCs w:val="20"/>
-          <w:u w:val="none"/>
-        </w:rPr>
-        <w:t xml:space="preserve">  Widget build(BuildContext context) {</w:t>
-      </w:r>
-    </w:p>
-    <w:p xmlns:wp14="http://schemas.microsoft.com/office/word/2010/wordml" wp14:textId="469677BC">
-      <w:pPr>
-        <w:pStyle w:val="889"/>
-        <w:bidi w:val="0"/>
-        <w:spacing w:before="57" w:after="217" w:line="202" w:lineRule="exact"/>
-        <w:ind w:left="0" w:right="0" w:firstLine="0"/>
-        <w:jc w:val="left"/>
-      </w:pPr>
-      <w:r>
-        <w:rPr>
-          <w:rFonts w:ascii="Courier New" w:hAnsi="Courier New"/>
-          <w:b w:val="0"/>
-          <w:bCs w:val="0"/>
-          <w:sz w:val="20"/>
-          <w:szCs w:val="20"/>
-          <w:u w:val="none"/>
-        </w:rPr>
-        <w:t xml:space="preserve">    return MaterialApp(</w:t>
-      </w:r>
-    </w:p>
-    <w:p xmlns:wp14="http://schemas.microsoft.com/office/word/2010/wordml" wp14:textId="48CEDD9D">
-      <w:pPr>
-        <w:pStyle w:val="889"/>
-        <w:bidi w:val="0"/>
-        <w:spacing w:before="57" w:after="217" w:line="202" w:lineRule="exact"/>
-        <w:ind w:left="0" w:right="0" w:firstLine="0"/>
-        <w:jc w:val="left"/>
-      </w:pPr>
-      <w:r>
-        <w:rPr>
-          <w:rFonts w:ascii="Courier New" w:hAnsi="Courier New"/>
-          <w:b w:val="0"/>
-          <w:bCs w:val="0"/>
-          <w:sz w:val="20"/>
-          <w:szCs w:val="20"/>
-          <w:u w:val="none"/>
-        </w:rPr>
-        <w:t xml:space="preserve">      title: 'Paint',</w:t>
-      </w:r>
-    </w:p>
-    <w:p xmlns:wp14="http://schemas.microsoft.com/office/word/2010/wordml" wp14:textId="5EC3F576">
-      <w:pPr>
-        <w:pStyle w:val="889"/>
-        <w:bidi w:val="0"/>
-        <w:spacing w:before="57" w:after="217" w:line="202" w:lineRule="exact"/>
-        <w:ind w:left="0" w:right="0" w:firstLine="0"/>
-        <w:jc w:val="left"/>
-      </w:pPr>
-      <w:r>
-        <w:rPr>
-          <w:rFonts w:ascii="Courier New" w:hAnsi="Courier New"/>
-          <w:b w:val="0"/>
-          <w:bCs w:val="0"/>
-          <w:sz w:val="20"/>
-          <w:szCs w:val="20"/>
-          <w:u w:val="none"/>
-        </w:rPr>
-        <w:t xml:space="preserve">      theme: ThemeData(</w:t>
-      </w:r>
-    </w:p>
-    <w:p xmlns:wp14="http://schemas.microsoft.com/office/word/2010/wordml" wp14:textId="0D6D431A">
-      <w:pPr>
-        <w:pStyle w:val="889"/>
-        <w:bidi w:val="0"/>
-        <w:spacing w:before="57" w:after="217" w:line="202" w:lineRule="exact"/>
-        <w:ind w:left="0" w:right="0" w:firstLine="0"/>
-        <w:jc w:val="left"/>
-      </w:pPr>
-      <w:r>
-        <w:rPr>
-          <w:rFonts w:ascii="Courier New" w:hAnsi="Courier New"/>
-          <w:b w:val="0"/>
-          <w:bCs w:val="0"/>
-          <w:sz w:val="20"/>
-          <w:szCs w:val="20"/>
-          <w:u w:val="none"/>
-        </w:rPr>
-        <w:t xml:space="preserve">        colorScheme: ColorScheme.fromSeed(seedColor: Colors.deepPurple),</w:t>
-      </w:r>
-    </w:p>
-    <w:p xmlns:wp14="http://schemas.microsoft.com/office/word/2010/wordml" wp14:textId="4F9E7F5F">
-      <w:pPr>
-        <w:pStyle w:val="889"/>
-        <w:bidi w:val="0"/>
-        <w:spacing w:before="57" w:after="217" w:line="202" w:lineRule="exact"/>
-        <w:ind w:left="0" w:right="0" w:firstLine="0"/>
-        <w:jc w:val="left"/>
-      </w:pPr>
-      <w:r>
-        <w:rPr>
-          <w:rFonts w:ascii="Courier New" w:hAnsi="Courier New"/>
-          <w:b w:val="0"/>
-          <w:bCs w:val="0"/>
-          <w:sz w:val="20"/>
-          <w:szCs w:val="20"/>
-          <w:u w:val="none"/>
-        </w:rPr>
-        <w:t xml:space="preserve">        useMaterial3: true,</w:t>
-      </w:r>
-    </w:p>
-    <w:p xmlns:wp14="http://schemas.microsoft.com/office/word/2010/wordml" wp14:textId="75EC4A03">
-      <w:pPr>
-        <w:pStyle w:val="889"/>
-        <w:bidi w:val="0"/>
-        <w:spacing w:before="57" w:after="217" w:line="202" w:lineRule="exact"/>
-        <w:ind w:left="0" w:right="0" w:firstLine="0"/>
-        <w:jc w:val="left"/>
-      </w:pPr>
-      <w:r>
-        <w:rPr>
-          <w:rFonts w:ascii="Courier New" w:hAnsi="Courier New"/>
-          <w:b w:val="0"/>
-          <w:bCs w:val="0"/>
-          <w:sz w:val="20"/>
-          <w:szCs w:val="20"/>
-          <w:u w:val="none"/>
-        </w:rPr>
-        <w:t xml:space="preserve">      ),</w:t>
-      </w:r>
-    </w:p>
-    <w:p xmlns:wp14="http://schemas.microsoft.com/office/word/2010/wordml" wp14:textId="5F91B0AC">
-      <w:pPr>
-        <w:pStyle w:val="889"/>
-        <w:bidi w:val="0"/>
-        <w:spacing w:before="57" w:after="217" w:line="202" w:lineRule="exact"/>
-        <w:ind w:left="0" w:right="0" w:firstLine="0"/>
-        <w:jc w:val="left"/>
-      </w:pPr>
-      <w:r>
-        <w:rPr>
-          <w:rFonts w:ascii="Courier New" w:hAnsi="Courier New"/>
-          <w:b w:val="0"/>
-          <w:bCs w:val="0"/>
-          <w:sz w:val="20"/>
-          <w:szCs w:val="20"/>
-          <w:u w:val="none"/>
-        </w:rPr>
-        <w:t xml:space="preserve">      home: const EditorPage(title: 'Paint'),</w:t>
-      </w:r>
-    </w:p>
-    <w:p xmlns:wp14="http://schemas.microsoft.com/office/word/2010/wordml" wp14:textId="3FA5284A">
-      <w:pPr>
-        <w:pStyle w:val="889"/>
-        <w:bidi w:val="0"/>
-        <w:spacing w:before="57" w:after="217" w:line="202" w:lineRule="exact"/>
-        <w:ind w:left="0" w:right="0" w:firstLine="0"/>
-        <w:jc w:val="left"/>
-      </w:pPr>
-      <w:r>
-        <w:rPr>
-          <w:rFonts w:ascii="Courier New" w:hAnsi="Courier New"/>
-          <w:b w:val="0"/>
-          <w:bCs w:val="0"/>
-          <w:sz w:val="20"/>
-          <w:szCs w:val="20"/>
-          <w:u w:val="none"/>
-        </w:rPr>
-        <w:t xml:space="preserve">    );</w:t>
-      </w:r>
-    </w:p>
-    <w:p xmlns:wp14="http://schemas.microsoft.com/office/word/2010/wordml" wp14:textId="1435FC02">
-      <w:pPr>
-        <w:pStyle w:val="889"/>
-        <w:bidi w:val="0"/>
-        <w:spacing w:before="57" w:after="217" w:line="202" w:lineRule="exact"/>
-        <w:ind w:left="0" w:right="0" w:firstLine="0"/>
-        <w:jc w:val="left"/>
-      </w:pPr>
-      <w:r>
-        <w:rPr>
-          <w:rFonts w:ascii="Courier New" w:hAnsi="Courier New"/>
-          <w:b w:val="0"/>
-          <w:bCs w:val="0"/>
-          <w:sz w:val="20"/>
-          <w:szCs w:val="20"/>
-          <w:u w:val="none"/>
-        </w:rPr>
-        <w:t xml:space="preserve">  }</w:t>
-      </w:r>
-    </w:p>
-    <w:p xmlns:wp14="http://schemas.microsoft.com/office/word/2010/wordml" wp14:textId="66234063">
-      <w:pPr>
-        <w:pStyle w:val="889"/>
-        <w:bidi w:val="0"/>
-        <w:spacing w:before="57" w:after="217" w:line="202" w:lineRule="exact"/>
-        <w:ind w:left="0" w:right="0" w:firstLine="0"/>
-        <w:jc w:val="left"/>
-      </w:pPr>
-      <w:r>
-        <w:rPr>
-          <w:rFonts w:ascii="Courier New" w:hAnsi="Courier New"/>
-          <w:b w:val="0"/>
-          <w:bCs w:val="0"/>
-          <w:sz w:val="20"/>
-          <w:szCs w:val="20"/>
-          <w:u w:val="none"/>
-        </w:rPr>
-        <w:t>}</w:t>
-      </w:r>
-      <w:r>
-        <w:rPr>
-          <w:rFonts w:ascii="Courier New" w:hAnsi="Courier New"/>
-          <w:b w:val="0"/>
-          <w:bCs w:val="0"/>
-          <w:sz w:val="20"/>
-          <w:szCs w:val="20"/>
-          <w:u w:val="none"/>
-        </w:rPr>
-      </w:r>
-      <w:r>
-        <w:rPr>
-          <w:rFonts w:ascii="Courier New" w:hAnsi="Courier New"/>
-          <w:b w:val="0"/>
-          <w:bCs w:val="0"/>
-          <w:sz w:val="20"/>
-          <w:szCs w:val="20"/>
-          <w:u w:val="none"/>
-        </w:rPr>
-      </w:r>
-      <w:r>
-        <w:rPr>
-          <w:rFonts w:ascii="Courier New" w:hAnsi="Courier New"/>
-          <w:b w:val="0"/>
-          <w:bCs w:val="0"/>
-          <w:sz w:val="20"/>
-          <w:szCs w:val="20"/>
-          <w:u w:val="none"/>
-        </w:rPr>
-      </w:r>
-      <w:r>
-        <w:rPr>
-          <w:rFonts w:ascii="Courier New" w:hAnsi="Courier New"/>
-          <w:b w:val="0"/>
-          <w:bCs w:val="0"/>
-          <w:sz w:val="20"/>
-          <w:szCs w:val="20"/>
-          <w:u w:val="none"/>
-        </w:rPr>
-      </w:r>
-      <w:r>
-        <w:rPr>
-          <w:rFonts w:ascii="Courier New" w:hAnsi="Courier New"/>
-          <w:b w:val="0"/>
-          <w:bCs w:val="0"/>
-          <w:sz w:val="20"/>
-          <w:szCs w:val="20"/>
-          <w:u w:val="none"/>
-        </w:rPr>
-      </w:r>
-      <w:r>
-        <w:rPr>
-          <w:rFonts w:ascii="Courier New" w:hAnsi="Courier New"/>
-          <w:b w:val="0"/>
-          <w:bCs w:val="0"/>
-          <w:sz w:val="20"/>
-          <w:szCs w:val="20"/>
-          <w:u w:val="none"/>
-        </w:rPr>
-      </w:r>
-      <w:r>
-        <w:rPr>
-          <w:rFonts w:ascii="Courier New" w:hAnsi="Courier New"/>
-          <w:b w:val="0"/>
-          <w:bCs w:val="0"/>
-          <w:sz w:val="20"/>
-          <w:szCs w:val="20"/>
-          <w:u w:val="none"/>
-        </w:rPr>
-      </w:r>
-      <w:r>
-        <w:rPr>
-          <w:rFonts w:ascii="Courier New" w:hAnsi="Courier New"/>
-          <w:b w:val="0"/>
-          <w:bCs w:val="0"/>
-          <w:sz w:val="20"/>
-          <w:szCs w:val="20"/>
-          <w:u w:val="none"/>
-        </w:rPr>
-      </w:r>
-      <w:r>
-        <w:rPr>
-          <w:rFonts w:ascii="Courier New" w:hAnsi="Courier New"/>
-          <w:b w:val="0"/>
-          <w:bCs w:val="0"/>
-          <w:sz w:val="20"/>
-          <w:szCs w:val="20"/>
-          <w:u w:val="none"/>
-        </w:rPr>
-      </w:r>
-      <w:r>
-        <w:rPr>
-          <w:rFonts w:ascii="Courier New" w:hAnsi="Courier New"/>
-          <w:b w:val="0"/>
-          <w:bCs w:val="0"/>
-          <w:sz w:val="20"/>
-          <w:szCs w:val="20"/>
-          <w:u w:val="none"/>
-        </w:rPr>
-      </w:r>
-      <w:r>
-        <w:rPr>
-          <w:rFonts w:ascii="Courier New" w:hAnsi="Courier New"/>
-          <w:b w:val="0"/>
-          <w:bCs w:val="0"/>
-          <w:sz w:val="20"/>
-          <w:szCs w:val="20"/>
-          <w:u w:val="none"/>
-        </w:rPr>
-      </w:r>
-      <w:r>
-        <w:rPr>
-          <w:rFonts w:ascii="Courier New" w:hAnsi="Courier New"/>
-          <w:b w:val="0"/>
-          <w:bCs w:val="0"/>
-          <w:sz w:val="20"/>
-          <w:szCs w:val="20"/>
-          <w:u w:val="none"/>
-        </w:rPr>
-      </w:r>
-      <w:r>
-        <w:rPr>
-          <w:rFonts w:ascii="Courier New" w:hAnsi="Courier New"/>
-          <w:b w:val="0"/>
-          <w:bCs w:val="0"/>
-          <w:sz w:val="20"/>
-          <w:szCs w:val="20"/>
-          <w:u w:val="none"/>
-        </w:rPr>
-      </w:r>
-      <w:r>
-        <w:rPr>
-          <w:rFonts w:ascii="Courier New" w:hAnsi="Courier New"/>
-          <w:b w:val="0"/>
-          <w:bCs w:val="0"/>
-          <w:sz w:val="20"/>
-          <w:szCs w:val="20"/>
-          <w:u w:val="none"/>
-        </w:rPr>
-      </w:r>
-      <w:r>
-        <w:rPr>
-          <w:rFonts w:ascii="Courier New" w:hAnsi="Courier New"/>
-          <w:b w:val="0"/>
-          <w:bCs w:val="0"/>
-          <w:sz w:val="20"/>
-          <w:szCs w:val="20"/>
-          <w:u w:val="none"/>
-        </w:rPr>
-      </w:r>
-      <w:r>
-        <w:rPr>
-          <w:rFonts w:ascii="Courier New" w:hAnsi="Courier New"/>
-          <w:b w:val="0"/>
-          <w:bCs w:val="0"/>
-          <w:sz w:val="20"/>
-          <w:szCs w:val="20"/>
-          <w:u w:val="none"/>
-        </w:rPr>
-      </w:r>
-      <w:r>
-        <w:rPr>
-          <w:rFonts w:ascii="Courier New" w:hAnsi="Courier New"/>
-          <w:b w:val="0"/>
-          <w:bCs w:val="0"/>
-          <w:sz w:val="20"/>
-          <w:szCs w:val="20"/>
-          <w:u w:val="none"/>
-        </w:rPr>
-      </w:r>
-      <w:r>
-        <w:rPr>
-          <w:rFonts w:ascii="Courier New" w:hAnsi="Courier New"/>
-          <w:b w:val="0"/>
-          <w:bCs w:val="0"/>
-          <w:sz w:val="20"/>
-          <w:szCs w:val="20"/>
-          <w:u w:val="none"/>
-        </w:rPr>
-      </w:r>
-      <w:r>
-        <w:rPr>
-          <w:rFonts w:ascii="Courier New" w:hAnsi="Courier New"/>
-          <w:b w:val="0"/>
-          <w:bCs w:val="0"/>
-          <w:sz w:val="20"/>
-          <w:szCs w:val="20"/>
-          <w:u w:val="none"/>
-        </w:rPr>
-      </w:r>
-      <w:r>
-        <w:rPr>
-          <w:rFonts w:ascii="Courier New" w:hAnsi="Courier New"/>
-          <w:b w:val="0"/>
-          <w:bCs w:val="0"/>
-          <w:sz w:val="20"/>
-          <w:szCs w:val="20"/>
-          <w:u w:val="none"/>
-        </w:rPr>
-      </w:r>
-      <w:r>
-        <w:rPr>
-          <w:rFonts w:ascii="Courier New" w:hAnsi="Courier New"/>
-          <w:b w:val="0"/>
-          <w:bCs w:val="0"/>
-          <w:sz w:val="20"/>
-          <w:szCs w:val="20"/>
-          <w:u w:val="none"/>
-        </w:rPr>
-      </w:r>
-      <w:r>
-        <w:rPr>
-          <w:rFonts w:ascii="Courier New" w:hAnsi="Courier New"/>
-          <w:b w:val="0"/>
-          <w:bCs w:val="0"/>
-          <w:sz w:val="20"/>
-          <w:szCs w:val="20"/>
-          <w:u w:val="none"/>
-        </w:rPr>
-      </w:r>
-      <w:r>
-        <w:rPr>
-          <w:rFonts w:ascii="Courier New" w:hAnsi="Courier New"/>
-          <w:b w:val="0"/>
-          <w:bCs w:val="0"/>
-          <w:sz w:val="20"/>
-          <w:szCs w:val="20"/>
-          <w:u w:val="none"/>
-        </w:rPr>
-      </w:r>
-      <w:r>
-        <w:rPr>
-          <w:rFonts w:ascii="Courier New" w:hAnsi="Courier New"/>
-          <w:b w:val="0"/>
-          <w:bCs w:val="0"/>
-          <w:sz w:val="20"/>
-          <w:szCs w:val="20"/>
-          <w:u w:val="none"/>
-        </w:rPr>
-      </w:r>
-      <w:r>
-        <w:rPr>
-          <w:rFonts w:ascii="Courier New" w:hAnsi="Courier New"/>
-          <w:b w:val="0"/>
-          <w:bCs w:val="0"/>
-          <w:sz w:val="20"/>
-          <w:szCs w:val="20"/>
-          <w:u w:val="none"/>
-        </w:rPr>
-      </w:r>
-      <w:r>
-        <w:rPr>
-          <w:rFonts w:ascii="Courier New" w:hAnsi="Courier New"/>
-          <w:b w:val="0"/>
-          <w:bCs w:val="0"/>
-          <w:sz w:val="20"/>
-          <w:szCs w:val="20"/>
-          <w:u w:val="none"/>
-        </w:rPr>
-      </w:r>
-      <w:r>
-        <w:rPr>
-          <w:rFonts w:ascii="Courier New" w:hAnsi="Courier New"/>
-          <w:b w:val="0"/>
-          <w:bCs w:val="0"/>
-          <w:sz w:val="20"/>
-          <w:szCs w:val="20"/>
-          <w:u w:val="none"/>
-        </w:rPr>
-      </w:r>
-      <w:r>
-        <w:rPr>
-          <w:rFonts w:ascii="Courier New" w:hAnsi="Courier New"/>
-          <w:b w:val="0"/>
-          <w:bCs w:val="0"/>
-          <w:sz w:val="20"/>
-          <w:szCs w:val="20"/>
-          <w:u w:val="none"/>
-        </w:rPr>
-      </w:r>
-      <w:r>
-        <w:rPr>
-          <w:rFonts w:ascii="Courier New" w:hAnsi="Courier New"/>
-          <w:b w:val="0"/>
-          <w:bCs w:val="0"/>
-          <w:sz w:val="20"/>
-          <w:szCs w:val="20"/>
-          <w:u w:val="none"/>
-        </w:rPr>
-      </w:r>
-      <w:r>
-        <w:rPr>
-          <w:rFonts w:ascii="Courier New" w:hAnsi="Courier New"/>
-          <w:b w:val="0"/>
-          <w:bCs w:val="0"/>
-          <w:sz w:val="20"/>
-          <w:szCs w:val="20"/>
-          <w:u w:val="none"/>
-        </w:rPr>
-      </w:r>
-      <w:r>
-        <w:rPr>
-          <w:rFonts w:ascii="Courier New" w:hAnsi="Courier New"/>
-          <w:b w:val="0"/>
-          <w:bCs w:val="0"/>
-          <w:sz w:val="20"/>
-          <w:szCs w:val="20"/>
-          <w:u w:val="none"/>
-        </w:rPr>
-      </w:r>
-      <w:r>
-        <w:rPr>
-          <w:rFonts w:ascii="Courier New" w:hAnsi="Courier New"/>
-          <w:b w:val="0"/>
-          <w:bCs w:val="0"/>
-          <w:sz w:val="20"/>
-          <w:szCs w:val="20"/>
-          <w:u w:val="none"/>
-        </w:rPr>
-      </w:r>
-      <w:r>
-        <w:rPr>
-          <w:rFonts w:ascii="Courier New" w:hAnsi="Courier New"/>
-          <w:b w:val="0"/>
-          <w:bCs w:val="0"/>
-          <w:sz w:val="20"/>
-          <w:szCs w:val="20"/>
-          <w:u w:val="none"/>
-        </w:rPr>
-      </w:r>
-      <w:r>
-        <w:rPr>
-          <w:rFonts w:ascii="Courier New" w:hAnsi="Courier New"/>
-          <w:b w:val="0"/>
-          <w:bCs w:val="0"/>
-          <w:sz w:val="20"/>
-          <w:szCs w:val="20"/>
-          <w:u w:val="none"/>
-        </w:rPr>
-      </w:r>
-      <w:r>
-        <w:rPr>
-          <w:rFonts w:ascii="Courier New" w:hAnsi="Courier New"/>
-          <w:b w:val="0"/>
-          <w:bCs w:val="0"/>
-          <w:sz w:val="20"/>
-          <w:szCs w:val="20"/>
-          <w:u w:val="none"/>
-        </w:rPr>
-      </w:r>
-      <w:r>
-        <w:rPr>
-          <w:rFonts w:ascii="Courier New" w:hAnsi="Courier New"/>
-          <w:b w:val="0"/>
-          <w:bCs w:val="0"/>
-          <w:sz w:val="20"/>
-          <w:szCs w:val="20"/>
-          <w:u w:val="none"/>
-        </w:rPr>
-      </w:r>
-      <w:r>
-        <w:rPr>
-          <w:rFonts w:ascii="Courier New" w:hAnsi="Courier New"/>
-          <w:b w:val="0"/>
-          <w:bCs w:val="0"/>
-          <w:sz w:val="20"/>
-          <w:szCs w:val="20"/>
-          <w:u w:val="none"/>
-        </w:rPr>
-      </w:r>
-      <w:r>
-        <w:rPr>
-          <w:rFonts w:ascii="Courier New" w:hAnsi="Courier New"/>
-          <w:b w:val="0"/>
-          <w:bCs w:val="0"/>
-          <w:sz w:val="20"/>
-          <w:szCs w:val="20"/>
-          <w:u w:val="none"/>
-        </w:rPr>
-      </w:r>
-      <w:r>
-        <w:rPr>
-          <w:rFonts w:ascii="Courier New" w:hAnsi="Courier New"/>
-          <w:b w:val="0"/>
-          <w:bCs w:val="0"/>
-          <w:sz w:val="20"/>
-          <w:szCs w:val="20"/>
-          <w:u w:val="none"/>
-        </w:rPr>
-      </w:r>
-      <w:r>
-        <w:rPr>
-          <w:rFonts w:ascii="Courier New" w:hAnsi="Courier New"/>
-          <w:b w:val="0"/>
-          <w:bCs w:val="0"/>
-          <w:sz w:val="20"/>
-          <w:szCs w:val="20"/>
-          <w:u w:val="none"/>
-        </w:rPr>
-      </w:r>
-      <w:r>
-        <w:rPr>
-          <w:rFonts w:ascii="Courier New" w:hAnsi="Courier New"/>
-          <w:b w:val="0"/>
-          <w:bCs w:val="0"/>
-          <w:sz w:val="20"/>
-          <w:szCs w:val="20"/>
-          <w:u w:val="none"/>
-        </w:rPr>
-      </w:r>
-      <w:r>
-        <w:rPr>
-          <w:rFonts w:ascii="Courier New" w:hAnsi="Courier New"/>
-          <w:b w:val="0"/>
-          <w:bCs w:val="0"/>
-          <w:sz w:val="20"/>
-          <w:szCs w:val="20"/>
-          <w:u w:val="none"/>
-        </w:rPr>
-      </w:r>
-      <w:r>
-        <w:rPr>
-          <w:rFonts w:ascii="Courier New" w:hAnsi="Courier New"/>
-          <w:b w:val="0"/>
-          <w:bCs w:val="0"/>
-          <w:sz w:val="20"/>
-          <w:szCs w:val="20"/>
-          <w:u w:val="none"/>
-        </w:rPr>
-      </w:r>
-      <w:r>
-        <w:rPr>
-          <w:rFonts w:ascii="Courier New" w:hAnsi="Courier New"/>
-          <w:b w:val="0"/>
-          <w:bCs w:val="0"/>
-          <w:sz w:val="20"/>
-          <w:szCs w:val="20"/>
-          <w:u w:val="none"/>
-        </w:rPr>
-      </w:r>
-      <w:r>
-        <w:rPr>
-          <w:rFonts w:ascii="Courier New" w:hAnsi="Courier New"/>
-          <w:b w:val="0"/>
-          <w:bCs w:val="0"/>
-          <w:sz w:val="20"/>
-          <w:szCs w:val="20"/>
-          <w:u w:val="none"/>
-        </w:rPr>
-      </w:r>
-      <w:r>
-        <w:rPr>
-          <w:rFonts w:ascii="Courier New" w:hAnsi="Courier New"/>
-          <w:b w:val="0"/>
-          <w:bCs w:val="0"/>
-          <w:sz w:val="20"/>
-          <w:szCs w:val="20"/>
-          <w:u w:val="none"/>
-        </w:rPr>
-      </w:r>
-      <w:r>
-        <w:rPr>
-          <w:rFonts w:ascii="Courier New" w:hAnsi="Courier New"/>
-          <w:b w:val="0"/>
-          <w:bCs w:val="0"/>
-          <w:sz w:val="20"/>
-          <w:szCs w:val="20"/>
-          <w:u w:val="none"/>
-        </w:rPr>
-      </w:r>
-      <w:r>
-        <w:rPr>
-          <w:rFonts w:ascii="Courier New" w:hAnsi="Courier New"/>
-          <w:b w:val="0"/>
-          <w:bCs w:val="0"/>
-          <w:sz w:val="20"/>
-          <w:szCs w:val="20"/>
-          <w:u w:val="none"/>
-        </w:rPr>
-      </w:r>
-      <w:r>
-        <w:rPr>
-          <w:rFonts w:ascii="Courier New" w:hAnsi="Courier New"/>
-          <w:b w:val="0"/>
-          <w:bCs w:val="0"/>
-          <w:sz w:val="20"/>
-          <w:szCs w:val="20"/>
-          <w:u w:val="none"/>
-        </w:rPr>
-      </w:r>
-      <w:r>
-        <w:rPr>
-          <w:rFonts w:ascii="Courier New" w:hAnsi="Courier New"/>
-          <w:b w:val="0"/>
-          <w:bCs w:val="0"/>
-          <w:sz w:val="20"/>
-          <w:szCs w:val="20"/>
-          <w:u w:val="none"/>
-        </w:rPr>
-      </w:r>
-      <w:r>
-        <w:rPr>
-          <w:rFonts w:ascii="Courier New" w:hAnsi="Courier New"/>
-          <w:b w:val="0"/>
-          <w:bCs w:val="0"/>
-          <w:sz w:val="20"/>
-          <w:szCs w:val="20"/>
-          <w:u w:val="none"/>
-        </w:rPr>
-      </w:r>
-      <w:r>
-        <w:rPr>
-          <w:rFonts w:ascii="Courier New" w:hAnsi="Courier New"/>
-          <w:b w:val="0"/>
-          <w:bCs w:val="0"/>
-          <w:sz w:val="20"/>
-          <w:szCs w:val="20"/>
-          <w:u w:val="none"/>
-        </w:rPr>
-      </w:r>
-      <w:r>
-        <w:rPr>
-          <w:rFonts w:ascii="Courier New" w:hAnsi="Courier New"/>
-          <w:b w:val="0"/>
-          <w:bCs w:val="0"/>
-          <w:sz w:val="20"/>
-          <w:szCs w:val="20"/>
-          <w:u w:val="none"/>
-        </w:rPr>
-      </w:r>
-      <w:r>
-        <w:rPr>
-          <w:rFonts w:ascii="Courier New" w:hAnsi="Courier New"/>
-          <w:b w:val="0"/>
-          <w:bCs w:val="0"/>
-          <w:sz w:val="20"/>
-          <w:szCs w:val="20"/>
-          <w:u w:val="none"/>
-        </w:rPr>
-      </w:r>
-      <w:r>
-        <w:rPr>
-          <w:rFonts w:ascii="Courier New" w:hAnsi="Courier New"/>
-          <w:b w:val="0"/>
-          <w:bCs w:val="0"/>
-          <w:sz w:val="20"/>
-          <w:szCs w:val="20"/>
-          <w:u w:val="none"/>
-        </w:rPr>
-      </w:r>
-      <w:r>
-        <w:rPr>
-          <w:rFonts w:ascii="Courier New" w:hAnsi="Courier New"/>
-          <w:b w:val="0"/>
-          <w:bCs w:val="0"/>
-          <w:sz w:val="20"/>
-          <w:szCs w:val="20"/>
-          <w:u w:val="none"/>
-        </w:rPr>
-      </w:r>
-      <w:r>
-        <w:rPr>
-          <w:rFonts w:ascii="Courier New" w:hAnsi="Courier New"/>
-          <w:b w:val="0"/>
-          <w:bCs w:val="0"/>
-          <w:sz w:val="20"/>
-          <w:szCs w:val="20"/>
-          <w:u w:val="none"/>
-        </w:rPr>
-      </w:r>
-      <w:r>
-        <w:rPr>
-          <w:rFonts w:ascii="Courier New" w:hAnsi="Courier New"/>
-          <w:b w:val="0"/>
-          <w:bCs w:val="0"/>
-          <w:sz w:val="20"/>
-          <w:szCs w:val="20"/>
-          <w:u w:val="none"/>
-        </w:rPr>
-      </w:r>
-      <w:r>
-        <w:rPr>
-          <w:rFonts w:ascii="Courier New" w:hAnsi="Courier New"/>
-          <w:b w:val="0"/>
-          <w:bCs w:val="0"/>
-          <w:sz w:val="20"/>
-          <w:szCs w:val="20"/>
-          <w:u w:val="none"/>
-        </w:rPr>
-      </w:r>
-      <w:r>
-        <w:rPr>
-          <w:rFonts w:ascii="Courier New" w:hAnsi="Courier New"/>
-          <w:b w:val="0"/>
-          <w:bCs w:val="0"/>
-          <w:sz w:val="20"/>
-          <w:szCs w:val="20"/>
-          <w:u w:val="none"/>
-        </w:rPr>
-      </w:r>
-      <w:r>
-        <w:rPr>
-          <w:rFonts w:ascii="Courier New" w:hAnsi="Courier New"/>
-          <w:b w:val="0"/>
-          <w:bCs w:val="0"/>
-          <w:sz w:val="20"/>
-          <w:szCs w:val="20"/>
-          <w:u w:val="none"/>
-        </w:rPr>
-      </w:r>
-      <w:r>
-        <w:rPr>
-          <w:rFonts w:ascii="Courier New" w:hAnsi="Courier New"/>
-          <w:b w:val="0"/>
-          <w:bCs w:val="0"/>
-          <w:sz w:val="20"/>
-          <w:szCs w:val="20"/>
-          <w:u w:val="none"/>
-        </w:rPr>
-      </w:r>
-      <w:r>
-        <w:rPr>
-          <w:rFonts w:ascii="Courier New" w:hAnsi="Courier New"/>
-          <w:b w:val="0"/>
-          <w:bCs w:val="0"/>
-          <w:sz w:val="20"/>
-          <w:szCs w:val="20"/>
-          <w:u w:val="none"/>
-        </w:rPr>
-      </w:r>
-      <w:r>
-        <w:rPr>
-          <w:rFonts w:ascii="Courier New" w:hAnsi="Courier New"/>
-          <w:b w:val="0"/>
-          <w:bCs w:val="0"/>
-          <w:sz w:val="20"/>
-          <w:szCs w:val="20"/>
-          <w:u w:val="none"/>
-        </w:rPr>
-      </w:r>
-      <w:r>
-        <w:rPr>
-          <w:rFonts w:ascii="Courier New" w:hAnsi="Courier New"/>
-          <w:b w:val="0"/>
-          <w:bCs w:val="0"/>
-          <w:sz w:val="20"/>
-          <w:szCs w:val="20"/>
-          <w:u w:val="none"/>
-        </w:rPr>
-      </w:r>
-      <w:r>
-        <w:rPr>
-          <w:rFonts w:ascii="Courier New" w:hAnsi="Courier New"/>
-          <w:b w:val="0"/>
-          <w:bCs w:val="0"/>
-          <w:sz w:val="20"/>
-          <w:szCs w:val="20"/>
-          <w:u w:val="none"/>
-        </w:rPr>
-      </w:r>
-      <w:r>
-        <w:rPr>
-          <w:rFonts w:ascii="Courier New" w:hAnsi="Courier New"/>
-          <w:b w:val="0"/>
-          <w:bCs w:val="0"/>
-          <w:sz w:val="20"/>
-          <w:szCs w:val="20"/>
-          <w:u w:val="none"/>
-        </w:rPr>
-      </w:r>
-      <w:r>
-        <w:rPr>
-          <w:rFonts w:ascii="Courier New" w:hAnsi="Courier New"/>
-          <w:b w:val="0"/>
-          <w:bCs w:val="0"/>
-          <w:sz w:val="20"/>
-          <w:szCs w:val="20"/>
-          <w:u w:val="none"/>
-        </w:rPr>
-      </w:r>
-      <w:r>
-        <w:rPr>
-          <w:rFonts w:ascii="Courier New" w:hAnsi="Courier New"/>
-          <w:b w:val="0"/>
-          <w:bCs w:val="0"/>
-          <w:sz w:val="20"/>
-          <w:szCs w:val="20"/>
-          <w:u w:val="none"/>
-        </w:rPr>
-      </w:r>
-      <w:r>
-        <w:rPr>
-          <w:rFonts w:ascii="Courier New" w:hAnsi="Courier New"/>
-          <w:b w:val="0"/>
-          <w:bCs w:val="0"/>
-          <w:sz w:val="20"/>
-          <w:szCs w:val="20"/>
-          <w:u w:val="none"/>
-        </w:rPr>
-      </w:r>
-      <w:r>
-        <w:rPr>
-          <w:rFonts w:ascii="Courier New" w:hAnsi="Courier New"/>
-          <w:b w:val="0"/>
-          <w:bCs w:val="0"/>
-          <w:sz w:val="20"/>
-          <w:szCs w:val="20"/>
-          <w:u w:val="none"/>
-        </w:rPr>
-      </w:r>
-      <w:r>
-        <w:rPr>
-          <w:rFonts w:ascii="Courier New" w:hAnsi="Courier New"/>
-          <w:b w:val="0"/>
-          <w:bCs w:val="0"/>
-          <w:sz w:val="20"/>
-          <w:szCs w:val="20"/>
-          <w:u w:val="none"/>
-        </w:rPr>
-      </w:r>
-      <w:r>
-        <w:rPr>
-          <w:rFonts w:ascii="Courier New" w:hAnsi="Courier New"/>
-          <w:b w:val="0"/>
-          <w:bCs w:val="0"/>
-          <w:sz w:val="20"/>
-          <w:szCs w:val="20"/>
-          <w:u w:val="none"/>
-        </w:rPr>
-      </w:r>
-      <w:r>
-        <w:rPr>
-          <w:rFonts w:ascii="Courier New" w:hAnsi="Courier New"/>
-          <w:b w:val="0"/>
-          <w:bCs w:val="0"/>
-          <w:sz w:val="20"/>
-          <w:szCs w:val="20"/>
-          <w:u w:val="none"/>
-        </w:rPr>
-      </w:r>
-      <w:r>
-        <w:rPr>
-          <w:rFonts w:ascii="Courier New" w:hAnsi="Courier New"/>
-          <w:b w:val="0"/>
-          <w:bCs w:val="0"/>
-          <w:sz w:val="20"/>
-          <w:szCs w:val="20"/>
-          <w:u w:val="none"/>
-        </w:rPr>
-      </w:r>
-      <w:r>
-        <w:rPr>
-          <w:rFonts w:ascii="Courier New" w:hAnsi="Courier New"/>
-          <w:b w:val="0"/>
-          <w:bCs w:val="0"/>
-          <w:sz w:val="20"/>
-          <w:szCs w:val="20"/>
-          <w:u w:val="none"/>
-        </w:rPr>
-      </w:r>
-      <w:r>
-        <w:rPr>
-          <w:rFonts w:ascii="Courier New" w:hAnsi="Courier New"/>
-          <w:b w:val="0"/>
-          <w:bCs w:val="0"/>
-          <w:sz w:val="20"/>
-          <w:szCs w:val="20"/>
-          <w:u w:val="none"/>
-        </w:rPr>
-      </w:r>
-      <w:r>
-        <w:rPr>
-          <w:rFonts w:ascii="Courier New" w:hAnsi="Courier New"/>
-          <w:b w:val="0"/>
-          <w:bCs w:val="0"/>
-          <w:sz w:val="20"/>
-          <w:szCs w:val="20"/>
-          <w:u w:val="none"/>
-        </w:rPr>
-      </w:r>
-      <w:r>
-        <w:rPr>
-          <w:rFonts w:ascii="Courier New" w:hAnsi="Courier New"/>
-          <w:b w:val="0"/>
-          <w:bCs w:val="0"/>
-          <w:sz w:val="20"/>
-          <w:szCs w:val="20"/>
-          <w:u w:val="none"/>
-        </w:rPr>
-      </w:r>
-      <w:r>
-        <w:rPr>
-          <w:rFonts w:ascii="Courier New" w:hAnsi="Courier New"/>
-          <w:b w:val="0"/>
-          <w:bCs w:val="0"/>
-          <w:sz w:val="20"/>
-          <w:szCs w:val="20"/>
-          <w:u w:val="none"/>
-        </w:rPr>
-      </w:r>
-      <w:r>
-        <w:rPr>
-          <w:rFonts w:ascii="Courier New" w:hAnsi="Courier New"/>
-          <w:b w:val="0"/>
-          <w:bCs w:val="0"/>
-          <w:sz w:val="20"/>
-          <w:szCs w:val="20"/>
-          <w:u w:val="none"/>
-        </w:rPr>
-      </w:r>
-      <w:r>
-        <w:rPr>
-          <w:rFonts w:ascii="Courier New" w:hAnsi="Courier New"/>
-          <w:b w:val="0"/>
-          <w:bCs w:val="0"/>
-          <w:sz w:val="20"/>
-          <w:szCs w:val="20"/>
-          <w:u w:val="none"/>
-        </w:rPr>
-      </w:r>
-      <w:r>
-        <w:rPr>
-          <w:rFonts w:ascii="Courier New" w:hAnsi="Courier New"/>
-          <w:b w:val="0"/>
-          <w:bCs w:val="0"/>
-          <w:sz w:val="20"/>
-          <w:szCs w:val="20"/>
-          <w:u w:val="none"/>
-        </w:rPr>
-      </w:r>
-      <w:r>
-        <w:rPr>
-          <w:rFonts w:ascii="Courier New" w:hAnsi="Courier New"/>
-          <w:b w:val="0"/>
-          <w:bCs w:val="0"/>
-          <w:sz w:val="20"/>
-          <w:szCs w:val="20"/>
-          <w:u w:val="none"/>
-        </w:rPr>
-      </w:r>
-      <w:r>
-        <w:rPr>
-          <w:rFonts w:ascii="Courier New" w:hAnsi="Courier New"/>
-          <w:b w:val="0"/>
-          <w:bCs w:val="0"/>
-          <w:sz w:val="20"/>
-          <w:szCs w:val="20"/>
-          <w:u w:val="none"/>
-        </w:rPr>
-      </w:r>
-      <w:r>
-        <w:rPr>
-          <w:rFonts w:ascii="Courier New" w:hAnsi="Courier New"/>
-          <w:b w:val="0"/>
-          <w:bCs w:val="0"/>
-          <w:sz w:val="20"/>
-          <w:szCs w:val="20"/>
-          <w:u w:val="none"/>
-        </w:rPr>
-      </w:r>
-      <w:r>
-        <w:rPr>
-          <w:rFonts w:ascii="Courier New" w:hAnsi="Courier New"/>
-          <w:b w:val="0"/>
-          <w:bCs w:val="0"/>
-          <w:sz w:val="20"/>
-          <w:szCs w:val="20"/>
-          <w:u w:val="none"/>
-        </w:rPr>
-      </w:r>
-      <w:r>
-        <w:rPr>
-          <w:rFonts w:ascii="Courier New" w:hAnsi="Courier New"/>
-          <w:b w:val="0"/>
-          <w:bCs w:val="0"/>
-          <w:sz w:val="20"/>
-          <w:szCs w:val="20"/>
-          <w:u w:val="none"/>
-        </w:rPr>
-      </w:r>
-      <w:r>
-        <w:rPr>
-          <w:rFonts w:ascii="Courier New" w:hAnsi="Courier New"/>
-          <w:b w:val="0"/>
-          <w:bCs w:val="0"/>
-          <w:sz w:val="20"/>
-          <w:szCs w:val="20"/>
-          <w:u w:val="none"/>
-        </w:rPr>
-      </w:r>
-      <w:r>
-        <w:rPr>
-          <w:rFonts w:ascii="Courier New" w:hAnsi="Courier New"/>
-          <w:b w:val="0"/>
-          <w:bCs w:val="0"/>
-          <w:sz w:val="20"/>
-          <w:szCs w:val="20"/>
-          <w:u w:val="none"/>
-        </w:rPr>
-      </w:r>
-      <w:r>
-        <w:rPr>
-          <w:rFonts w:ascii="Courier New" w:hAnsi="Courier New"/>
-          <w:b w:val="0"/>
-          <w:bCs w:val="0"/>
-          <w:sz w:val="20"/>
-          <w:szCs w:val="20"/>
-          <w:u w:val="none"/>
-        </w:rPr>
-      </w:r>
-      <w:r>
-        <w:rPr>
-          <w:rFonts w:ascii="Courier New" w:hAnsi="Courier New"/>
-          <w:b w:val="0"/>
-          <w:bCs w:val="0"/>
-          <w:sz w:val="20"/>
-          <w:szCs w:val="20"/>
-          <w:u w:val="none"/>
-        </w:rPr>
-      </w:r>
-      <w:r>
-        <w:rPr>
-          <w:rFonts w:ascii="Courier New" w:hAnsi="Courier New"/>
-          <w:b w:val="0"/>
-          <w:bCs w:val="0"/>
-          <w:sz w:val="20"/>
-          <w:szCs w:val="20"/>
-          <w:u w:val="none"/>
-        </w:rPr>
-      </w:r>
-      <w:r>
-        <w:rPr>
-          <w:rFonts w:ascii="Courier New" w:hAnsi="Courier New"/>
-          <w:b w:val="0"/>
-          <w:bCs w:val="0"/>
-          <w:sz w:val="20"/>
-          <w:szCs w:val="20"/>
-          <w:u w:val="none"/>
-        </w:rPr>
-      </w:r>
-      <w:r>
-        <w:rPr>
-          <w:rFonts w:ascii="Courier New" w:hAnsi="Courier New"/>
-          <w:b w:val="0"/>
-          <w:bCs w:val="0"/>
-          <w:sz w:val="20"/>
-          <w:szCs w:val="20"/>
-          <w:u w:val="none"/>
-        </w:rPr>
-      </w:r>
-      <w:r>
-        <w:rPr>
-          <w:rFonts w:ascii="Courier New" w:hAnsi="Courier New"/>
-          <w:b w:val="0"/>
-          <w:bCs w:val="0"/>
-          <w:sz w:val="20"/>
-          <w:szCs w:val="20"/>
-          <w:u w:val="none"/>
-        </w:rPr>
-      </w:r>
-      <w:r>
-        <w:rPr>
-          <w:rFonts w:ascii="Courier New" w:hAnsi="Courier New"/>
-          <w:b w:val="0"/>
-          <w:bCs w:val="0"/>
-          <w:sz w:val="20"/>
-          <w:szCs w:val="20"/>
-          <w:u w:val="none"/>
-        </w:rPr>
-      </w:r>
-      <w:r>
-        <w:rPr>
-          <w:rFonts w:ascii="Courier New" w:hAnsi="Courier New"/>
-          <w:b w:val="0"/>
-          <w:bCs w:val="0"/>
-          <w:sz w:val="20"/>
-          <w:szCs w:val="20"/>
-          <w:u w:val="none"/>
-        </w:rPr>
-      </w:r>
-      <w:r>
-        <w:rPr>
-          <w:rFonts w:ascii="Courier New" w:hAnsi="Courier New"/>
-          <w:b w:val="0"/>
-          <w:bCs w:val="0"/>
-          <w:sz w:val="20"/>
-          <w:szCs w:val="20"/>
-          <w:u w:val="none"/>
-        </w:rPr>
-      </w:r>
-      <w:r>
-        <w:rPr>
-          <w:rFonts w:ascii="Courier New" w:hAnsi="Courier New"/>
-          <w:b w:val="0"/>
-          <w:bCs w:val="0"/>
-          <w:sz w:val="20"/>
-          <w:szCs w:val="20"/>
-          <w:u w:val="none"/>
-        </w:rPr>
-      </w:r>
-      <w:r>
-        <w:rPr>
-          <w:rFonts w:ascii="Courier New" w:hAnsi="Courier New"/>
-          <w:b w:val="0"/>
-          <w:bCs w:val="0"/>
-          <w:sz w:val="20"/>
-          <w:szCs w:val="20"/>
-          <w:u w:val="none"/>
-        </w:rPr>
-      </w:r>
-      <w:r>
-        <w:rPr>
-          <w:rFonts w:ascii="Courier New" w:hAnsi="Courier New"/>
-          <w:b w:val="0"/>
-          <w:bCs w:val="0"/>
-          <w:sz w:val="20"/>
-          <w:szCs w:val="20"/>
-          <w:u w:val="none"/>
-        </w:rPr>
-      </w:r>
-      <w:r>
-        <w:rPr>
-          <w:rFonts w:ascii="Courier New" w:hAnsi="Courier New"/>
-          <w:b w:val="0"/>
-          <w:bCs w:val="0"/>
-          <w:sz w:val="20"/>
-          <w:szCs w:val="20"/>
-          <w:u w:val="none"/>
-        </w:rPr>
-      </w:r>
-      <w:r>
-        <w:rPr>
-          <w:rFonts w:ascii="Courier New" w:hAnsi="Courier New"/>
-          <w:b w:val="0"/>
-          <w:bCs w:val="0"/>
-          <w:sz w:val="20"/>
-          <w:szCs w:val="20"/>
-          <w:u w:val="none"/>
-        </w:rPr>
-      </w:r>
-      <w:r>
-        <w:rPr>
-          <w:rFonts w:ascii="Courier New" w:hAnsi="Courier New"/>
-          <w:b w:val="0"/>
-          <w:bCs w:val="0"/>
-          <w:sz w:val="20"/>
-          <w:szCs w:val="20"/>
-          <w:u w:val="none"/>
-        </w:rPr>
-      </w:r>
-      <w:r>
-        <w:rPr>
-          <w:rFonts w:ascii="Courier New" w:hAnsi="Courier New"/>
-          <w:b w:val="0"/>
-          <w:bCs w:val="0"/>
-          <w:sz w:val="20"/>
-          <w:szCs w:val="20"/>
-          <w:u w:val="none"/>
-        </w:rPr>
-      </w:r>
-      <w:r>
-        <w:rPr>
-          <w:rFonts w:ascii="Courier New" w:hAnsi="Courier New"/>
-          <w:b w:val="0"/>
-          <w:bCs w:val="0"/>
-          <w:sz w:val="20"/>
-          <w:szCs w:val="20"/>
-          <w:u w:val="none"/>
-        </w:rPr>
-      </w:r>
-      <w:r>
-        <w:rPr>
-          <w:rFonts w:ascii="Courier New" w:hAnsi="Courier New"/>
-          <w:b w:val="0"/>
-          <w:bCs w:val="0"/>
-          <w:sz w:val="20"/>
-          <w:szCs w:val="20"/>
-          <w:u w:val="none"/>
-        </w:rPr>
-      </w:r>
-      <w:r>
-        <w:rPr>
-          <w:rFonts w:ascii="Courier New" w:hAnsi="Courier New"/>
-          <w:b w:val="0"/>
-          <w:bCs w:val="0"/>
-          <w:sz w:val="20"/>
-          <w:szCs w:val="20"/>
-          <w:u w:val="none"/>
-        </w:rPr>
-      </w:r>
-      <w:r>
-        <w:rPr>
-          <w:rFonts w:ascii="Courier New" w:hAnsi="Courier New"/>
-          <w:b w:val="0"/>
-          <w:bCs w:val="0"/>
-          <w:sz w:val="20"/>
-          <w:szCs w:val="20"/>
-          <w:u w:val="none"/>
-        </w:rPr>
-      </w:r>
-      <w:r>
-        <w:rPr>
-          <w:rFonts w:ascii="Courier New" w:hAnsi="Courier New"/>
-          <w:b w:val="0"/>
-          <w:bCs w:val="0"/>
-          <w:sz w:val="20"/>
-          <w:szCs w:val="20"/>
-          <w:u w:val="none"/>
-        </w:rPr>
-      </w:r>
-      <w:r>
-        <w:rPr>
-          <w:rFonts w:ascii="Courier New" w:hAnsi="Courier New"/>
-          <w:b w:val="0"/>
-          <w:bCs w:val="0"/>
-          <w:sz w:val="20"/>
-          <w:szCs w:val="20"/>
-          <w:u w:val="none"/>
-        </w:rPr>
-      </w:r>
-      <w:r>
-        <w:rPr>
-          <w:rFonts w:ascii="Courier New" w:hAnsi="Courier New"/>
-          <w:b w:val="0"/>
-          <w:bCs w:val="0"/>
-          <w:sz w:val="20"/>
-          <w:szCs w:val="20"/>
-          <w:u w:val="none"/>
-        </w:rPr>
-      </w:r>
-      <w:r>
-        <w:rPr>
-          <w:rFonts w:ascii="Courier New" w:hAnsi="Courier New"/>
-          <w:b w:val="0"/>
-          <w:bCs w:val="0"/>
-          <w:sz w:val="20"/>
-          <w:szCs w:val="20"/>
-          <w:u w:val="none"/>
-        </w:rPr>
-      </w:r>
-      <w:r>
-        <w:rPr>
-          <w:rFonts w:ascii="Courier New" w:hAnsi="Courier New"/>
-          <w:b w:val="0"/>
-          <w:bCs w:val="0"/>
-          <w:sz w:val="20"/>
-          <w:szCs w:val="20"/>
-          <w:u w:val="none"/>
-        </w:rPr>
-      </w:r>
-      <w:r>
-        <w:rPr>
-          <w:rFonts w:ascii="Courier New" w:hAnsi="Courier New"/>
-          <w:b w:val="0"/>
-          <w:bCs w:val="0"/>
-          <w:sz w:val="20"/>
-          <w:szCs w:val="20"/>
-          <w:u w:val="none"/>
-        </w:rPr>
-      </w:r>
-      <w:r>
-        <w:rPr>
-          <w:rFonts w:ascii="Courier New" w:hAnsi="Courier New"/>
-          <w:b w:val="0"/>
-          <w:bCs w:val="0"/>
-          <w:sz w:val="20"/>
-          <w:szCs w:val="20"/>
-          <w:u w:val="none"/>
-        </w:rPr>
-      </w:r>
-      <w:r>
-        <w:rPr>
-          <w:rFonts w:ascii="Courier New" w:hAnsi="Courier New"/>
-          <w:b w:val="0"/>
-          <w:bCs w:val="0"/>
-          <w:sz w:val="20"/>
-          <w:szCs w:val="20"/>
-          <w:u w:val="none"/>
-        </w:rPr>
-      </w:r>
-      <w:r>
-        <w:rPr>
-          <w:rFonts w:ascii="Courier New" w:hAnsi="Courier New"/>
-          <w:b w:val="0"/>
-          <w:bCs w:val="0"/>
-          <w:sz w:val="20"/>
-          <w:szCs w:val="20"/>
-          <w:u w:val="none"/>
-        </w:rPr>
-      </w:r>
-      <w:r>
-        <w:rPr>
-          <w:rFonts w:ascii="Courier New" w:hAnsi="Courier New"/>
-          <w:b w:val="0"/>
-          <w:bCs w:val="0"/>
-          <w:sz w:val="20"/>
-          <w:szCs w:val="20"/>
-          <w:u w:val="none"/>
-        </w:rPr>
-      </w:r>
-      <w:r>
-        <w:rPr>
-          <w:rFonts w:ascii="Courier New" w:hAnsi="Courier New"/>
-          <w:b w:val="0"/>
-          <w:bCs w:val="0"/>
-          <w:sz w:val="20"/>
-          <w:szCs w:val="20"/>
-          <w:u w:val="none"/>
-        </w:rPr>
-      </w:r>
-      <w:r>
-        <w:rPr>
-          <w:rFonts w:ascii="Courier New" w:hAnsi="Courier New"/>
-          <w:b w:val="0"/>
-          <w:bCs w:val="0"/>
-          <w:sz w:val="20"/>
-          <w:szCs w:val="20"/>
-          <w:u w:val="none"/>
-        </w:rPr>
-      </w:r>
-      <w:r>
-        <w:rPr>
-          <w:rFonts w:ascii="Courier New" w:hAnsi="Courier New"/>
-          <w:b w:val="0"/>
-          <w:bCs w:val="0"/>
-          <w:sz w:val="20"/>
-          <w:szCs w:val="20"/>
-          <w:u w:val="none"/>
-        </w:rPr>
-      </w:r>
-      <w:r>
-        <w:rPr>
-          <w:rFonts w:ascii="Courier New" w:hAnsi="Courier New"/>
-          <w:b w:val="0"/>
-          <w:bCs w:val="0"/>
-          <w:sz w:val="20"/>
-          <w:szCs w:val="20"/>
-          <w:u w:val="none"/>
-        </w:rPr>
-      </w:r>
-      <w:r>
-        <w:rPr>
-          <w:rFonts w:ascii="Courier New" w:hAnsi="Courier New"/>
-          <w:b w:val="0"/>
-          <w:bCs w:val="0"/>
-          <w:sz w:val="20"/>
-          <w:szCs w:val="20"/>
-          <w:u w:val="none"/>
-        </w:rPr>
-      </w:r>
-      <w:r>
-        <w:rPr>
-          <w:rFonts w:ascii="Courier New" w:hAnsi="Courier New"/>
-          <w:b w:val="0"/>
-          <w:bCs w:val="0"/>
-          <w:sz w:val="20"/>
-          <w:szCs w:val="20"/>
-          <w:u w:val="none"/>
-        </w:rPr>
-      </w:r>
-      <w:r>
-        <w:rPr>
-          <w:rFonts w:ascii="Courier New" w:hAnsi="Courier New"/>
-          <w:b w:val="0"/>
-          <w:bCs w:val="0"/>
-          <w:sz w:val="20"/>
-          <w:szCs w:val="20"/>
-          <w:u w:val="none"/>
-        </w:rPr>
-      </w:r>
-      <w:r>
-        <w:rPr>
-          <w:rFonts w:ascii="Courier New" w:hAnsi="Courier New"/>
-          <w:b w:val="0"/>
-          <w:bCs w:val="0"/>
-          <w:sz w:val="20"/>
-          <w:szCs w:val="20"/>
-          <w:u w:val="none"/>
-        </w:rPr>
-      </w:r>
-      <w:r>
-        <w:rPr>
-          <w:rFonts w:ascii="Courier New" w:hAnsi="Courier New"/>
-          <w:b w:val="0"/>
-          <w:bCs w:val="0"/>
-          <w:sz w:val="20"/>
-          <w:szCs w:val="20"/>
-          <w:u w:val="none"/>
-        </w:rPr>
-      </w:r>
-      <w:r>
-        <w:rPr>
-          <w:rFonts w:ascii="Courier New" w:hAnsi="Courier New"/>
-          <w:b w:val="0"/>
-          <w:bCs w:val="0"/>
-          <w:sz w:val="20"/>
-          <w:szCs w:val="20"/>
-          <w:u w:val="none"/>
-        </w:rPr>
-      </w:r>
-      <w:r>
-        <w:rPr>
-          <w:rFonts w:ascii="Courier New" w:hAnsi="Courier New"/>
-          <w:b w:val="0"/>
-          <w:bCs w:val="0"/>
-          <w:sz w:val="20"/>
-          <w:szCs w:val="20"/>
-          <w:u w:val="none"/>
-        </w:rPr>
-      </w:r>
-      <w:r>
-        <w:rPr>
-          <w:rFonts w:ascii="Courier New" w:hAnsi="Courier New"/>
-          <w:b w:val="0"/>
-          <w:bCs w:val="0"/>
-          <w:sz w:val="20"/>
-          <w:szCs w:val="20"/>
-          <w:u w:val="none"/>
-        </w:rPr>
-      </w:r>
-      <w:r>
-        <w:rPr>
-          <w:rFonts w:ascii="Courier New" w:hAnsi="Courier New"/>
-          <w:b w:val="0"/>
-          <w:bCs w:val="0"/>
-          <w:sz w:val="20"/>
-          <w:szCs w:val="20"/>
-          <w:u w:val="none"/>
-        </w:rPr>
-      </w:r>
-      <w:r>
-        <w:rPr>
-          <w:rFonts w:ascii="Courier New" w:hAnsi="Courier New"/>
-          <w:b w:val="0"/>
-          <w:bCs w:val="0"/>
-          <w:sz w:val="20"/>
-          <w:szCs w:val="20"/>
-          <w:u w:val="none"/>
-        </w:rPr>
-      </w:r>
-      <w:r>
-        <w:rPr>
-          <w:rFonts w:ascii="Courier New" w:hAnsi="Courier New"/>
-          <w:b w:val="0"/>
-          <w:bCs w:val="0"/>
-          <w:sz w:val="20"/>
-          <w:szCs w:val="20"/>
-          <w:u w:val="none"/>
-        </w:rPr>
-      </w:r>
-      <w:r>
-        <w:rPr>
-          <w:rFonts w:ascii="Courier New" w:hAnsi="Courier New"/>
-          <w:b w:val="0"/>
-          <w:bCs w:val="0"/>
-          <w:sz w:val="20"/>
-          <w:szCs w:val="20"/>
-          <w:u w:val="none"/>
-        </w:rPr>
-      </w:r>
-      <w:r>
-        <w:rPr>
-          <w:rFonts w:ascii="Courier New" w:hAnsi="Courier New"/>
-          <w:b w:val="0"/>
-          <w:bCs w:val="0"/>
-          <w:sz w:val="20"/>
-          <w:szCs w:val="20"/>
-          <w:u w:val="none"/>
-        </w:rPr>
-      </w:r>
-      <w:r>
-        <w:rPr>
-          <w:rFonts w:ascii="Courier New" w:hAnsi="Courier New"/>
-          <w:b w:val="0"/>
-          <w:bCs w:val="0"/>
-          <w:sz w:val="20"/>
-          <w:szCs w:val="20"/>
-          <w:u w:val="none"/>
-        </w:rPr>
-      </w:r>
-      <w:r>
-        <w:rPr>
-          <w:rFonts w:ascii="Courier New" w:hAnsi="Courier New"/>
-          <w:b w:val="0"/>
-          <w:bCs w:val="0"/>
-          <w:sz w:val="20"/>
-          <w:szCs w:val="20"/>
-          <w:u w:val="none"/>
-        </w:rPr>
-      </w:r>
-      <w:r>
-        <w:rPr>
-          <w:rFonts w:ascii="Courier New" w:hAnsi="Courier New"/>
-          <w:b w:val="0"/>
-          <w:bCs w:val="0"/>
-          <w:sz w:val="20"/>
-          <w:szCs w:val="20"/>
-          <w:u w:val="none"/>
-        </w:rPr>
-      </w:r>
-      <w:r>
-        <w:rPr>
-          <w:rFonts w:ascii="Courier New" w:hAnsi="Courier New"/>
-          <w:b w:val="0"/>
-          <w:bCs w:val="0"/>
-          <w:sz w:val="20"/>
-          <w:szCs w:val="20"/>
-          <w:u w:val="none"/>
-        </w:rPr>
-      </w:r>
-      <w:r>
-        <w:rPr>
-          <w:rFonts w:ascii="Courier New" w:hAnsi="Courier New"/>
-          <w:b w:val="0"/>
-          <w:bCs w:val="0"/>
-          <w:sz w:val="20"/>
-          <w:szCs w:val="20"/>
-          <w:u w:val="none"/>
-        </w:rPr>
-      </w:r>
-      <w:r>
-        <w:rPr>
-          <w:rFonts w:ascii="Courier New" w:hAnsi="Courier New"/>
-          <w:b w:val="0"/>
-          <w:bCs w:val="0"/>
-          <w:sz w:val="20"/>
-          <w:szCs w:val="20"/>
-          <w:u w:val="none"/>
-        </w:rPr>
-      </w:r>
-      <w:r>
-        <w:rPr>
-          <w:rFonts w:ascii="Courier New" w:hAnsi="Courier New"/>
-          <w:b w:val="0"/>
-          <w:bCs w:val="0"/>
-          <w:sz w:val="20"/>
-          <w:szCs w:val="20"/>
-          <w:u w:val="none"/>
-        </w:rPr>
-      </w:r>
-      <w:r>
-        <w:rPr>
-          <w:rFonts w:ascii="Courier New" w:hAnsi="Courier New"/>
-          <w:b w:val="0"/>
-          <w:bCs w:val="0"/>
-          <w:sz w:val="20"/>
-          <w:szCs w:val="20"/>
-          <w:u w:val="none"/>
-        </w:rPr>
-      </w:r>
-      <w:r>
-        <w:rPr>
-          <w:rFonts w:ascii="Courier New" w:hAnsi="Courier New"/>
-          <w:b w:val="0"/>
-          <w:bCs w:val="0"/>
-          <w:sz w:val="20"/>
-          <w:szCs w:val="20"/>
-          <w:u w:val="none"/>
-        </w:rPr>
-      </w:r>
-      <w:r>
-        <w:rPr>
-          <w:rFonts w:ascii="Courier New" w:hAnsi="Courier New"/>
-          <w:b w:val="0"/>
-          <w:bCs w:val="0"/>
-          <w:sz w:val="20"/>
-          <w:szCs w:val="20"/>
-          <w:u w:val="none"/>
-        </w:rPr>
-      </w:r>
-      <w:r>
-        <w:rPr>
-          <w:rFonts w:ascii="Courier New" w:hAnsi="Courier New"/>
-          <w:b w:val="0"/>
-          <w:bCs w:val="0"/>
-          <w:sz w:val="20"/>
-          <w:szCs w:val="20"/>
-          <w:u w:val="none"/>
-        </w:rPr>
-      </w:r>
-      <w:r>
-        <w:rPr>
-          <w:rFonts w:ascii="Courier New" w:hAnsi="Courier New"/>
-          <w:b w:val="0"/>
-          <w:bCs w:val="0"/>
-          <w:sz w:val="20"/>
-          <w:szCs w:val="20"/>
-          <w:u w:val="none"/>
-        </w:rPr>
-      </w:r>
-      <w:r>
-        <w:rPr>
-          <w:rFonts w:ascii="Courier New" w:hAnsi="Courier New"/>
-          <w:b w:val="0"/>
-          <w:bCs w:val="0"/>
-          <w:sz w:val="20"/>
-          <w:szCs w:val="20"/>
-          <w:u w:val="none"/>
-        </w:rPr>
-      </w:r>
-      <w:r>
-        <w:rPr>
-          <w:rFonts w:ascii="Courier New" w:hAnsi="Courier New"/>
-          <w:b w:val="0"/>
-          <w:bCs w:val="0"/>
-          <w:sz w:val="20"/>
-          <w:szCs w:val="20"/>
-          <w:u w:val="none"/>
-        </w:rPr>
-      </w:r>
-      <w:r>
-        <w:rPr>
-          <w:rFonts w:ascii="Courier New" w:hAnsi="Courier New"/>
-          <w:b w:val="0"/>
-          <w:bCs w:val="0"/>
-          <w:sz w:val="20"/>
-          <w:szCs w:val="20"/>
-          <w:u w:val="none"/>
-        </w:rPr>
-      </w:r>
-      <w:r>
-        <w:rPr>
-          <w:rFonts w:ascii="Courier New" w:hAnsi="Courier New"/>
-          <w:b w:val="0"/>
-          <w:bCs w:val="0"/>
-          <w:sz w:val="20"/>
-          <w:szCs w:val="20"/>
-          <w:u w:val="none"/>
-        </w:rPr>
-      </w:r>
-      <w:r>
-        <w:rPr>
-          <w:rFonts w:ascii="Courier New" w:hAnsi="Courier New"/>
-          <w:b w:val="0"/>
-          <w:bCs w:val="0"/>
-          <w:sz w:val="20"/>
-          <w:szCs w:val="20"/>
-          <w:u w:val="none"/>
-        </w:rPr>
-      </w:r>
-      <w:r>
-        <w:rPr>
-          <w:rFonts w:ascii="Courier New" w:hAnsi="Courier New"/>
-          <w:b w:val="0"/>
-          <w:bCs w:val="0"/>
-          <w:sz w:val="20"/>
-          <w:szCs w:val="20"/>
-          <w:u w:val="none"/>
-        </w:rPr>
-      </w:r>
-      <w:r>
-        <w:rPr>
-          <w:rFonts w:ascii="Courier New" w:hAnsi="Courier New"/>
-          <w:b w:val="0"/>
-          <w:bCs w:val="0"/>
-          <w:sz w:val="20"/>
-          <w:szCs w:val="20"/>
-          <w:u w:val="none"/>
-        </w:rPr>
-      </w:r>
-      <w:r>
-        <w:rPr>
-          <w:rFonts w:ascii="Courier New" w:hAnsi="Courier New"/>
-          <w:b w:val="0"/>
-          <w:bCs w:val="0"/>
-          <w:sz w:val="20"/>
-          <w:szCs w:val="20"/>
-          <w:u w:val="none"/>
-        </w:rPr>
-      </w:r>
-      <w:r>
-        <w:rPr>
-          <w:rFonts w:ascii="Courier New" w:hAnsi="Courier New"/>
-          <w:b w:val="0"/>
-          <w:bCs w:val="0"/>
-          <w:sz w:val="20"/>
-          <w:szCs w:val="20"/>
-          <w:u w:val="none"/>
-        </w:rPr>
-      </w:r>
-      <w:r>
-        <w:rPr>
-          <w:rFonts w:ascii="Courier New" w:hAnsi="Courier New"/>
-          <w:b w:val="0"/>
-          <w:bCs w:val="0"/>
-          <w:sz w:val="20"/>
-          <w:szCs w:val="20"/>
-          <w:u w:val="none"/>
-        </w:rPr>
-      </w:r>
-      <w:r>
-        <w:rPr>
-          <w:rFonts w:ascii="Courier New" w:hAnsi="Courier New"/>
-          <w:b w:val="0"/>
-          <w:bCs w:val="0"/>
-          <w:sz w:val="20"/>
-          <w:szCs w:val="20"/>
-          <w:u w:val="none"/>
-        </w:rPr>
-      </w:r>
-      <w:r>
-        <w:rPr>
-          <w:rFonts w:ascii="Courier New" w:hAnsi="Courier New"/>
-          <w:b w:val="0"/>
-          <w:bCs w:val="0"/>
-          <w:sz w:val="20"/>
-          <w:szCs w:val="20"/>
-          <w:u w:val="none"/>
-        </w:rPr>
-      </w:r>
-      <w:r>
-        <w:rPr>
-          <w:rFonts w:ascii="Courier New" w:hAnsi="Courier New"/>
-          <w:b w:val="0"/>
-          <w:bCs w:val="0"/>
-          <w:sz w:val="20"/>
-          <w:szCs w:val="20"/>
-          <w:u w:val="none"/>
-        </w:rPr>
-      </w:r>
-      <w:r>
-        <w:rPr>
-          <w:rFonts w:ascii="Courier New" w:hAnsi="Courier New"/>
-          <w:b w:val="0"/>
-          <w:bCs w:val="0"/>
-          <w:sz w:val="20"/>
-          <w:szCs w:val="20"/>
-          <w:u w:val="none"/>
-        </w:rPr>
-      </w:r>
-      <w:r>
-        <w:rPr>
-          <w:rFonts w:ascii="Courier New" w:hAnsi="Courier New"/>
-          <w:b w:val="0"/>
-          <w:bCs w:val="0"/>
-          <w:sz w:val="20"/>
-          <w:szCs w:val="20"/>
-          <w:u w:val="none"/>
-        </w:rPr>
-      </w:r>
-      <w:r>
-        <w:rPr>
-          <w:rFonts w:ascii="Courier New" w:hAnsi="Courier New"/>
-          <w:b w:val="0"/>
-          <w:bCs w:val="0"/>
-          <w:sz w:val="20"/>
-          <w:szCs w:val="20"/>
-          <w:u w:val="none"/>
-        </w:rPr>
-      </w:r>
-      <w:r>
-        <w:rPr>
-          <w:rFonts w:ascii="Courier New" w:hAnsi="Courier New"/>
-          <w:b w:val="0"/>
-          <w:bCs w:val="0"/>
-          <w:sz w:val="20"/>
-          <w:szCs w:val="20"/>
-          <w:u w:val="none"/>
-        </w:rPr>
-      </w:r>
-      <w:r>
-        <w:rPr>
-          <w:rFonts w:ascii="Courier New" w:hAnsi="Courier New"/>
-          <w:b w:val="0"/>
-          <w:bCs w:val="0"/>
-          <w:sz w:val="20"/>
-          <w:szCs w:val="20"/>
-          <w:u w:val="none"/>
-        </w:rPr>
-      </w:r>
-      <w:r>
-        <w:rPr>
-          <w:rFonts w:ascii="Courier New" w:hAnsi="Courier New"/>
-          <w:b w:val="0"/>
-          <w:bCs w:val="0"/>
-          <w:sz w:val="20"/>
-          <w:szCs w:val="20"/>
-          <w:u w:val="none"/>
-        </w:rPr>
-      </w:r>
-      <w:r>
-        <w:rPr>
-          <w:rFonts w:ascii="Courier New" w:hAnsi="Courier New"/>
-          <w:b w:val="0"/>
-          <w:bCs w:val="0"/>
-          <w:sz w:val="20"/>
-          <w:szCs w:val="20"/>
-          <w:u w:val="none"/>
-        </w:rPr>
-      </w:r>
-      <w:r>
-        <w:rPr>
-          <w:rFonts w:ascii="Courier New" w:hAnsi="Courier New"/>
-          <w:b w:val="0"/>
-          <w:bCs w:val="0"/>
-          <w:sz w:val="20"/>
-          <w:szCs w:val="20"/>
-          <w:u w:val="none"/>
-        </w:rPr>
-      </w:r>
-      <w:r>
-        <w:rPr>
-          <w:rFonts w:ascii="Courier New" w:hAnsi="Courier New"/>
-          <w:b w:val="0"/>
-          <w:bCs w:val="0"/>
-          <w:sz w:val="20"/>
-          <w:szCs w:val="20"/>
-          <w:u w:val="none"/>
-        </w:rPr>
-      </w:r>
-      <w:r>
-        <w:rPr>
-          <w:rFonts w:ascii="Courier New" w:hAnsi="Courier New"/>
-          <w:b w:val="0"/>
-          <w:bCs w:val="0"/>
-          <w:sz w:val="20"/>
-          <w:szCs w:val="20"/>
-          <w:u w:val="none"/>
-        </w:rPr>
-      </w:r>
-      <w:r>
-        <w:rPr>
-          <w:rFonts w:ascii="Courier New" w:hAnsi="Courier New"/>
-          <w:b w:val="0"/>
-          <w:bCs w:val="0"/>
-          <w:sz w:val="20"/>
-          <w:szCs w:val="20"/>
-          <w:u w:val="none"/>
-        </w:rPr>
-      </w:r>
-      <w:r>
-        <w:rPr>
-          <w:rFonts w:ascii="Courier New" w:hAnsi="Courier New"/>
-          <w:b w:val="0"/>
-          <w:bCs w:val="0"/>
-          <w:sz w:val="20"/>
-          <w:szCs w:val="20"/>
-          <w:u w:val="none"/>
-        </w:rPr>
-      </w:r>
-      <w:r>
-        <w:rPr>
-          <w:rFonts w:ascii="Courier New" w:hAnsi="Courier New"/>
-          <w:b w:val="0"/>
-          <w:bCs w:val="0"/>
-          <w:sz w:val="20"/>
-          <w:szCs w:val="20"/>
-          <w:u w:val="none"/>
-        </w:rPr>
-      </w:r>
-      <w:r>
-        <w:rPr>
-          <w:rFonts w:ascii="Courier New" w:hAnsi="Courier New"/>
-          <w:b w:val="0"/>
-          <w:bCs w:val="0"/>
-          <w:sz w:val="20"/>
-          <w:szCs w:val="20"/>
-          <w:u w:val="none"/>
-        </w:rPr>
-      </w:r>
-      <w:r>
-        <w:rPr>
-          <w:rFonts w:ascii="Courier New" w:hAnsi="Courier New"/>
-          <w:b w:val="0"/>
-          <w:bCs w:val="0"/>
-          <w:sz w:val="20"/>
-          <w:szCs w:val="20"/>
-          <w:u w:val="none"/>
-        </w:rPr>
-      </w:r>
-      <w:r>
-        <w:rPr>
-          <w:rFonts w:ascii="Courier New" w:hAnsi="Courier New"/>
-          <w:b w:val="0"/>
-          <w:bCs w:val="0"/>
-          <w:sz w:val="20"/>
-          <w:szCs w:val="20"/>
-          <w:u w:val="none"/>
-        </w:rPr>
-      </w:r>
-      <w:r>
-        <w:rPr>
-          <w:rFonts w:ascii="Courier New" w:hAnsi="Courier New"/>
-          <w:b w:val="0"/>
-          <w:bCs w:val="0"/>
-          <w:sz w:val="20"/>
-          <w:szCs w:val="20"/>
-          <w:u w:val="none"/>
-        </w:rPr>
-      </w:r>
-    </w:p>
-    <w:p xmlns:wp14="http://schemas.microsoft.com/office/word/2010/wordml" wp14:textId="793B07E0">
-      <w:pPr>
-        <w:pStyle w:val="889"/>
-        <w:bidi w:val="false"/>
-        <w:spacing w:before="0" w:after="217" w:line="259" w:lineRule="exact"/>
-        <w:ind w:left="0" w:right="0" w:firstLine="0"/>
-        <w:jc w:val="left"/>
-        <w:rPr>
-          <w:rFonts w:ascii="Times New Roman" w:hAnsi="Times New Roman"/>
           <w:b w:val="1"/>
           <w:bCs w:val="1"/>
           <w:sz w:val="28"/>
           <w:szCs w:val="28"/>
-          <w:u w:val="single"/>
-        </w:rPr>
-      </w:pPr>
+        </w:rPr>
+        <w:t xml:space="preserve">Main file: </w:t>
+      </w:r>
       <w:r>
         <w:rPr>
           <w:rFonts w:ascii="Times New Roman" w:hAnsi="Times New Roman" w:eastAsia="Clear Sans" w:cs="Noto Sans Devanagari"/>
@@ -5034,7 +2302,7 @@
           <w:u w:val="single"/>
           <w:lang w:val="en-US" w:eastAsia="zh-CN" w:bidi="hi-IN"/>
         </w:rPr>
-        <w:t xml:space="preserve">paint_canvas</w:t>
+        <w:t xml:space="preserve">main</w:t>
       </w:r>
       <w:r>
         <w:rPr>
@@ -5045,6 +2313,2359 @@
           <w:szCs w:val="28"/>
           <w:u w:val="single"/>
         </w:rPr>
+        <w:t xml:space="preserve">.dart</w:t>
+      </w:r>
+      <w:r>
+        <w:rPr>
+          <w:rFonts w:ascii="Times New Roman" w:hAnsi="Times New Roman"/>
+          <w:b/>
+          <w:bCs/>
+          <w:sz w:val="28"/>
+          <w:szCs w:val="28"/>
+        </w:rPr>
+      </w:r>
+      <w:r>
+        <w:rPr>
+          <w:rFonts w:ascii="Times New Roman" w:hAnsi="Times New Roman"/>
+          <w:b/>
+          <w:bCs/>
+          <w:sz w:val="28"/>
+          <w:szCs w:val="28"/>
+        </w:rPr>
+      </w:r>
+    </w:p>
+    <w:p xmlns:wp14="http://schemas.microsoft.com/office/word/2010/wordml" wp14:textId="4A08AC00">
+      <w:pPr>
+        <w:pStyle w:val="889"/>
+        <w:bidi w:val="0"/>
+        <w:spacing w:before="57" w:after="217" w:line="202" w:lineRule="exact"/>
+        <w:ind w:left="0" w:right="0" w:firstLine="0"/>
+        <w:jc w:val="left"/>
+      </w:pPr>
+      <w:r>
+        <w:rPr>
+          <w:rFonts w:ascii="Courier New" w:hAnsi="Courier New"/>
+          <w:b w:val="0"/>
+          <w:bCs w:val="0"/>
+          <w:sz w:val="20"/>
+          <w:szCs w:val="20"/>
+          <w:u w:val="none"/>
+        </w:rPr>
+        <w:t>import '</w:t>
+      </w:r>
+      <w:r>
+        <w:rPr>
+          <w:rFonts w:ascii="Courier New" w:hAnsi="Courier New"/>
+          <w:b w:val="0"/>
+          <w:bCs w:val="0"/>
+          <w:sz w:val="20"/>
+          <w:szCs w:val="20"/>
+          <w:u w:val="none"/>
+        </w:rPr>
+        <w:t>package:flutter</w:t>
+      </w:r>
+      <w:r>
+        <w:rPr>
+          <w:rFonts w:ascii="Courier New" w:hAnsi="Courier New"/>
+          <w:b w:val="0"/>
+          <w:bCs w:val="0"/>
+          <w:sz w:val="20"/>
+          <w:szCs w:val="20"/>
+          <w:u w:val="none"/>
+        </w:rPr>
+        <w:t>/</w:t>
+      </w:r>
+      <w:r>
+        <w:rPr>
+          <w:rFonts w:ascii="Courier New" w:hAnsi="Courier New"/>
+          <w:b w:val="0"/>
+          <w:bCs w:val="0"/>
+          <w:sz w:val="20"/>
+          <w:szCs w:val="20"/>
+          <w:u w:val="none"/>
+        </w:rPr>
+        <w:t>material.dart</w:t>
+      </w:r>
+      <w:r>
+        <w:rPr>
+          <w:rFonts w:ascii="Courier New" w:hAnsi="Courier New"/>
+          <w:b w:val="0"/>
+          <w:bCs w:val="0"/>
+          <w:sz w:val="20"/>
+          <w:szCs w:val="20"/>
+          <w:u w:val="none"/>
+        </w:rPr>
+        <w:t>';</w:t>
+      </w:r>
+    </w:p>
+    <w:p xmlns:wp14="http://schemas.microsoft.com/office/word/2010/wordml" wp14:textId="2E8432B3">
+      <w:pPr>
+        <w:pStyle w:val="889"/>
+        <w:bidi w:val="0"/>
+        <w:spacing w:before="57" w:after="217" w:line="202" w:lineRule="exact"/>
+        <w:ind w:left="0" w:right="0" w:firstLine="0"/>
+        <w:jc w:val="left"/>
+      </w:pPr>
+      <w:r>
+        <w:rPr>
+          <w:rFonts w:ascii="Courier New" w:hAnsi="Courier New"/>
+          <w:b w:val="0"/>
+          <w:bCs w:val="0"/>
+          <w:sz w:val="20"/>
+          <w:szCs w:val="20"/>
+          <w:u w:val="none"/>
+        </w:rPr>
+        <w:t xml:space="preserve"> </w:t>
+      </w:r>
+    </w:p>
+    <w:p xmlns:wp14="http://schemas.microsoft.com/office/word/2010/wordml" wp14:textId="5A8E56E1">
+      <w:pPr>
+        <w:pStyle w:val="889"/>
+        <w:bidi w:val="0"/>
+        <w:spacing w:before="57" w:after="217" w:line="202" w:lineRule="exact"/>
+        <w:ind w:left="0" w:right="0" w:firstLine="0"/>
+        <w:jc w:val="left"/>
+      </w:pPr>
+      <w:r>
+        <w:rPr>
+          <w:rFonts w:ascii="Courier New" w:hAnsi="Courier New"/>
+          <w:b w:val="0"/>
+          <w:bCs w:val="0"/>
+          <w:sz w:val="20"/>
+          <w:szCs w:val="20"/>
+          <w:u w:val="none"/>
+        </w:rPr>
+        <w:t>import 'editor/editor_page.dart';</w:t>
+      </w:r>
+    </w:p>
+    <w:p xmlns:wp14="http://schemas.microsoft.com/office/word/2010/wordml" wp14:textId="16209024">
+      <w:pPr>
+        <w:pStyle w:val="889"/>
+        <w:bidi w:val="0"/>
+        <w:spacing w:before="57" w:after="217" w:line="202" w:lineRule="exact"/>
+        <w:ind w:left="0" w:right="0" w:firstLine="0"/>
+        <w:jc w:val="left"/>
+      </w:pPr>
+      <w:r>
+        <w:rPr>
+          <w:rFonts w:ascii="Courier New" w:hAnsi="Courier New"/>
+          <w:b w:val="0"/>
+          <w:bCs w:val="0"/>
+          <w:sz w:val="20"/>
+          <w:szCs w:val="20"/>
+          <w:u w:val="none"/>
+        </w:rPr>
+        <w:t xml:space="preserve"> </w:t>
+      </w:r>
+    </w:p>
+    <w:p xmlns:wp14="http://schemas.microsoft.com/office/word/2010/wordml" wp14:textId="7FE2C38F">
+      <w:pPr>
+        <w:pStyle w:val="889"/>
+        <w:bidi w:val="0"/>
+        <w:spacing w:before="57" w:after="217" w:line="202" w:lineRule="exact"/>
+        <w:ind w:left="0" w:right="0" w:firstLine="0"/>
+        <w:jc w:val="left"/>
+      </w:pPr>
+      <w:r>
+        <w:rPr>
+          <w:rFonts w:ascii="Courier New" w:hAnsi="Courier New"/>
+          <w:b w:val="0"/>
+          <w:bCs w:val="0"/>
+          <w:sz w:val="20"/>
+          <w:szCs w:val="20"/>
+          <w:u w:val="none"/>
+        </w:rPr>
+        <w:t>void main() {</w:t>
+      </w:r>
+    </w:p>
+    <w:p xmlns:wp14="http://schemas.microsoft.com/office/word/2010/wordml" wp14:textId="3CE1B3DE">
+      <w:pPr>
+        <w:pStyle w:val="889"/>
+        <w:bidi w:val="0"/>
+        <w:spacing w:before="57" w:after="217" w:line="202" w:lineRule="exact"/>
+        <w:ind w:left="0" w:right="0" w:firstLine="0"/>
+        <w:jc w:val="left"/>
+      </w:pPr>
+      <w:r>
+        <w:rPr>
+          <w:rFonts w:ascii="Courier New" w:hAnsi="Courier New"/>
+          <w:b w:val="0"/>
+          <w:bCs w:val="0"/>
+          <w:sz w:val="20"/>
+          <w:szCs w:val="20"/>
+          <w:u w:val="none"/>
+        </w:rPr>
+        <w:t xml:space="preserve">  runApp(const PaintApp());</w:t>
+      </w:r>
+    </w:p>
+    <w:p xmlns:wp14="http://schemas.microsoft.com/office/word/2010/wordml" wp14:textId="613041DC">
+      <w:pPr>
+        <w:pStyle w:val="889"/>
+        <w:bidi w:val="0"/>
+        <w:spacing w:before="57" w:after="217" w:line="202" w:lineRule="exact"/>
+        <w:ind w:left="0" w:right="0" w:firstLine="0"/>
+        <w:jc w:val="left"/>
+      </w:pPr>
+      <w:r>
+        <w:rPr>
+          <w:rFonts w:ascii="Courier New" w:hAnsi="Courier New"/>
+          <w:b w:val="0"/>
+          <w:bCs w:val="0"/>
+          <w:sz w:val="20"/>
+          <w:szCs w:val="20"/>
+          <w:u w:val="none"/>
+        </w:rPr>
+        <w:t>}</w:t>
+      </w:r>
+    </w:p>
+    <w:p xmlns:wp14="http://schemas.microsoft.com/office/word/2010/wordml" wp14:textId="29F987B8">
+      <w:pPr>
+        <w:pStyle w:val="889"/>
+        <w:bidi w:val="0"/>
+        <w:spacing w:before="57" w:after="217" w:line="202" w:lineRule="exact"/>
+        <w:ind w:left="0" w:right="0" w:firstLine="0"/>
+        <w:jc w:val="left"/>
+      </w:pPr>
+      <w:r>
+        <w:rPr>
+          <w:rFonts w:ascii="Courier New" w:hAnsi="Courier New"/>
+          <w:b w:val="0"/>
+          <w:bCs w:val="0"/>
+          <w:sz w:val="20"/>
+          <w:szCs w:val="20"/>
+          <w:u w:val="none"/>
+        </w:rPr>
+        <w:t xml:space="preserve"> </w:t>
+      </w:r>
+    </w:p>
+    <w:p xmlns:wp14="http://schemas.microsoft.com/office/word/2010/wordml" wp14:textId="629B2E14">
+      <w:pPr>
+        <w:pStyle w:val="889"/>
+        <w:bidi w:val="0"/>
+        <w:spacing w:before="57" w:after="217" w:line="202" w:lineRule="exact"/>
+        <w:ind w:left="0" w:right="0" w:firstLine="0"/>
+        <w:jc w:val="left"/>
+      </w:pPr>
+      <w:r>
+        <w:rPr>
+          <w:rFonts w:ascii="Courier New" w:hAnsi="Courier New"/>
+          <w:b w:val="0"/>
+          <w:bCs w:val="0"/>
+          <w:sz w:val="20"/>
+          <w:szCs w:val="20"/>
+          <w:u w:val="none"/>
+        </w:rPr>
+        <w:t>class PaintApp extends StatelessWidget {</w:t>
+      </w:r>
+    </w:p>
+    <w:p xmlns:wp14="http://schemas.microsoft.com/office/word/2010/wordml" wp14:textId="0A018471">
+      <w:pPr>
+        <w:pStyle w:val="889"/>
+        <w:bidi w:val="0"/>
+        <w:spacing w:before="57" w:after="217" w:line="202" w:lineRule="exact"/>
+        <w:ind w:left="0" w:right="0" w:firstLine="0"/>
+        <w:jc w:val="left"/>
+      </w:pPr>
+      <w:r>
+        <w:rPr>
+          <w:rFonts w:ascii="Courier New" w:hAnsi="Courier New"/>
+          <w:b w:val="0"/>
+          <w:bCs w:val="0"/>
+          <w:sz w:val="20"/>
+          <w:szCs w:val="20"/>
+          <w:u w:val="none"/>
+        </w:rPr>
+        <w:t xml:space="preserve">  const PaintApp({super.key});</w:t>
+      </w:r>
+    </w:p>
+    <w:p xmlns:wp14="http://schemas.microsoft.com/office/word/2010/wordml" wp14:textId="68E26F02">
+      <w:pPr>
+        <w:pStyle w:val="889"/>
+        <w:bidi w:val="0"/>
+        <w:spacing w:before="57" w:after="217" w:line="202" w:lineRule="exact"/>
+        <w:ind w:left="0" w:right="0" w:firstLine="0"/>
+        <w:jc w:val="left"/>
+      </w:pPr>
+      <w:r>
+        <w:rPr>
+          <w:rFonts w:ascii="Courier New" w:hAnsi="Courier New"/>
+          <w:b w:val="0"/>
+          <w:bCs w:val="0"/>
+          <w:sz w:val="20"/>
+          <w:szCs w:val="20"/>
+          <w:u w:val="none"/>
+        </w:rPr>
+        <w:t xml:space="preserve"> </w:t>
+      </w:r>
+    </w:p>
+    <w:p xmlns:wp14="http://schemas.microsoft.com/office/word/2010/wordml" wp14:textId="5BFFDA8E">
+      <w:pPr>
+        <w:pStyle w:val="889"/>
+        <w:bidi w:val="0"/>
+        <w:spacing w:before="57" w:after="217" w:line="202" w:lineRule="exact"/>
+        <w:ind w:left="0" w:right="0" w:firstLine="0"/>
+        <w:jc w:val="left"/>
+      </w:pPr>
+      <w:r>
+        <w:rPr>
+          <w:rFonts w:ascii="Courier New" w:hAnsi="Courier New"/>
+          <w:b w:val="0"/>
+          <w:bCs w:val="0"/>
+          <w:sz w:val="20"/>
+          <w:szCs w:val="20"/>
+          <w:u w:val="none"/>
+        </w:rPr>
+        <w:t xml:space="preserve">  @override</w:t>
+      </w:r>
+    </w:p>
+    <w:p xmlns:wp14="http://schemas.microsoft.com/office/word/2010/wordml" wp14:textId="694A1138">
+      <w:pPr>
+        <w:pStyle w:val="889"/>
+        <w:bidi w:val="0"/>
+        <w:spacing w:before="57" w:after="217" w:line="202" w:lineRule="exact"/>
+        <w:ind w:left="0" w:right="0" w:firstLine="0"/>
+        <w:jc w:val="left"/>
+      </w:pPr>
+      <w:r>
+        <w:rPr>
+          <w:rFonts w:ascii="Courier New" w:hAnsi="Courier New"/>
+          <w:b w:val="0"/>
+          <w:bCs w:val="0"/>
+          <w:sz w:val="20"/>
+          <w:szCs w:val="20"/>
+          <w:u w:val="none"/>
+        </w:rPr>
+        <w:t xml:space="preserve">  Widget build(BuildContext context) {</w:t>
+      </w:r>
+    </w:p>
+    <w:p xmlns:wp14="http://schemas.microsoft.com/office/word/2010/wordml" wp14:textId="469677BC">
+      <w:pPr>
+        <w:pStyle w:val="889"/>
+        <w:bidi w:val="0"/>
+        <w:spacing w:before="57" w:after="217" w:line="202" w:lineRule="exact"/>
+        <w:ind w:left="0" w:right="0" w:firstLine="0"/>
+        <w:jc w:val="left"/>
+      </w:pPr>
+      <w:r>
+        <w:rPr>
+          <w:rFonts w:ascii="Courier New" w:hAnsi="Courier New"/>
+          <w:b w:val="0"/>
+          <w:bCs w:val="0"/>
+          <w:sz w:val="20"/>
+          <w:szCs w:val="20"/>
+          <w:u w:val="none"/>
+        </w:rPr>
+        <w:t xml:space="preserve">    return MaterialApp(</w:t>
+      </w:r>
+    </w:p>
+    <w:p xmlns:wp14="http://schemas.microsoft.com/office/word/2010/wordml" wp14:textId="48CEDD9D">
+      <w:pPr>
+        <w:pStyle w:val="889"/>
+        <w:bidi w:val="0"/>
+        <w:spacing w:before="57" w:after="217" w:line="202" w:lineRule="exact"/>
+        <w:ind w:left="0" w:right="0" w:firstLine="0"/>
+        <w:jc w:val="left"/>
+      </w:pPr>
+      <w:r>
+        <w:rPr>
+          <w:rFonts w:ascii="Courier New" w:hAnsi="Courier New"/>
+          <w:b w:val="0"/>
+          <w:bCs w:val="0"/>
+          <w:sz w:val="20"/>
+          <w:szCs w:val="20"/>
+          <w:u w:val="none"/>
+        </w:rPr>
+        <w:t xml:space="preserve">      title: 'Paint',</w:t>
+      </w:r>
+    </w:p>
+    <w:p xmlns:wp14="http://schemas.microsoft.com/office/word/2010/wordml" wp14:textId="5EC3F576">
+      <w:pPr>
+        <w:pStyle w:val="889"/>
+        <w:bidi w:val="0"/>
+        <w:spacing w:before="57" w:after="217" w:line="202" w:lineRule="exact"/>
+        <w:ind w:left="0" w:right="0" w:firstLine="0"/>
+        <w:jc w:val="left"/>
+      </w:pPr>
+      <w:r>
+        <w:rPr>
+          <w:rFonts w:ascii="Courier New" w:hAnsi="Courier New"/>
+          <w:b w:val="0"/>
+          <w:bCs w:val="0"/>
+          <w:sz w:val="20"/>
+          <w:szCs w:val="20"/>
+          <w:u w:val="none"/>
+        </w:rPr>
+        <w:t xml:space="preserve">      theme: ThemeData(</w:t>
+      </w:r>
+    </w:p>
+    <w:p xmlns:wp14="http://schemas.microsoft.com/office/word/2010/wordml" wp14:textId="0D6D431A">
+      <w:pPr>
+        <w:pStyle w:val="889"/>
+        <w:bidi w:val="0"/>
+        <w:spacing w:before="57" w:after="217" w:line="202" w:lineRule="exact"/>
+        <w:ind w:left="0" w:right="0" w:firstLine="0"/>
+        <w:jc w:val="left"/>
+      </w:pPr>
+      <w:r>
+        <w:rPr>
+          <w:rFonts w:ascii="Courier New" w:hAnsi="Courier New"/>
+          <w:b w:val="0"/>
+          <w:bCs w:val="0"/>
+          <w:sz w:val="20"/>
+          <w:szCs w:val="20"/>
+          <w:u w:val="none"/>
+        </w:rPr>
+        <w:t xml:space="preserve">        colorScheme: ColorScheme.fromSeed(seedColor: Colors.deepPurple),</w:t>
+      </w:r>
+    </w:p>
+    <w:p xmlns:wp14="http://schemas.microsoft.com/office/word/2010/wordml" wp14:textId="4F9E7F5F">
+      <w:pPr>
+        <w:pStyle w:val="889"/>
+        <w:bidi w:val="0"/>
+        <w:spacing w:before="57" w:after="217" w:line="202" w:lineRule="exact"/>
+        <w:ind w:left="0" w:right="0" w:firstLine="0"/>
+        <w:jc w:val="left"/>
+      </w:pPr>
+      <w:r>
+        <w:rPr>
+          <w:rFonts w:ascii="Courier New" w:hAnsi="Courier New"/>
+          <w:b w:val="0"/>
+          <w:bCs w:val="0"/>
+          <w:sz w:val="20"/>
+          <w:szCs w:val="20"/>
+          <w:u w:val="none"/>
+        </w:rPr>
+        <w:t xml:space="preserve">        useMaterial3: true,</w:t>
+      </w:r>
+    </w:p>
+    <w:p xmlns:wp14="http://schemas.microsoft.com/office/word/2010/wordml" wp14:textId="75EC4A03">
+      <w:pPr>
+        <w:pStyle w:val="889"/>
+        <w:bidi w:val="0"/>
+        <w:spacing w:before="57" w:after="217" w:line="202" w:lineRule="exact"/>
+        <w:ind w:left="0" w:right="0" w:firstLine="0"/>
+        <w:jc w:val="left"/>
+      </w:pPr>
+      <w:r>
+        <w:rPr>
+          <w:rFonts w:ascii="Courier New" w:hAnsi="Courier New"/>
+          <w:b w:val="0"/>
+          <w:bCs w:val="0"/>
+          <w:sz w:val="20"/>
+          <w:szCs w:val="20"/>
+          <w:u w:val="none"/>
+        </w:rPr>
+        <w:t xml:space="preserve">      ),</w:t>
+      </w:r>
+    </w:p>
+    <w:p xmlns:wp14="http://schemas.microsoft.com/office/word/2010/wordml" wp14:textId="5F91B0AC">
+      <w:pPr>
+        <w:pStyle w:val="889"/>
+        <w:bidi w:val="0"/>
+        <w:spacing w:before="57" w:after="217" w:line="202" w:lineRule="exact"/>
+        <w:ind w:left="0" w:right="0" w:firstLine="0"/>
+        <w:jc w:val="left"/>
+      </w:pPr>
+      <w:r>
+        <w:rPr>
+          <w:rFonts w:ascii="Courier New" w:hAnsi="Courier New"/>
+          <w:b w:val="0"/>
+          <w:bCs w:val="0"/>
+          <w:sz w:val="20"/>
+          <w:szCs w:val="20"/>
+          <w:u w:val="none"/>
+        </w:rPr>
+        <w:t xml:space="preserve">      home: const EditorPage(title: 'Paint'),</w:t>
+      </w:r>
+    </w:p>
+    <w:p xmlns:wp14="http://schemas.microsoft.com/office/word/2010/wordml" wp14:textId="3FA5284A">
+      <w:pPr>
+        <w:pStyle w:val="889"/>
+        <w:bidi w:val="0"/>
+        <w:spacing w:before="57" w:after="217" w:line="202" w:lineRule="exact"/>
+        <w:ind w:left="0" w:right="0" w:firstLine="0"/>
+        <w:jc w:val="left"/>
+      </w:pPr>
+      <w:r>
+        <w:rPr>
+          <w:rFonts w:ascii="Courier New" w:hAnsi="Courier New"/>
+          <w:b w:val="0"/>
+          <w:bCs w:val="0"/>
+          <w:sz w:val="20"/>
+          <w:szCs w:val="20"/>
+          <w:u w:val="none"/>
+        </w:rPr>
+        <w:t xml:space="preserve">    );</w:t>
+      </w:r>
+    </w:p>
+    <w:p xmlns:wp14="http://schemas.microsoft.com/office/word/2010/wordml" wp14:textId="1435FC02">
+      <w:pPr>
+        <w:pStyle w:val="889"/>
+        <w:bidi w:val="0"/>
+        <w:spacing w:before="57" w:after="217" w:line="202" w:lineRule="exact"/>
+        <w:ind w:left="0" w:right="0" w:firstLine="0"/>
+        <w:jc w:val="left"/>
+      </w:pPr>
+      <w:r>
+        <w:rPr>
+          <w:rFonts w:ascii="Courier New" w:hAnsi="Courier New"/>
+          <w:b w:val="0"/>
+          <w:bCs w:val="0"/>
+          <w:sz w:val="20"/>
+          <w:szCs w:val="20"/>
+          <w:u w:val="none"/>
+        </w:rPr>
+        <w:t xml:space="preserve">  }</w:t>
+      </w:r>
+    </w:p>
+    <w:p xmlns:wp14="http://schemas.microsoft.com/office/word/2010/wordml" wp14:textId="66234063">
+      <w:pPr>
+        <w:pStyle w:val="889"/>
+        <w:bidi w:val="0"/>
+        <w:spacing w:before="57" w:after="217" w:line="202" w:lineRule="exact"/>
+        <w:ind w:left="0" w:right="0" w:firstLine="0"/>
+        <w:jc w:val="left"/>
+      </w:pPr>
+      <w:r>
+        <w:rPr>
+          <w:rFonts w:ascii="Courier New" w:hAnsi="Courier New"/>
+          <w:b w:val="0"/>
+          <w:bCs w:val="0"/>
+          <w:sz w:val="20"/>
+          <w:szCs w:val="20"/>
+          <w:u w:val="none"/>
+        </w:rPr>
+        <w:t>}</w:t>
+      </w:r>
+      <w:r>
+        <w:rPr>
+          <w:rFonts w:ascii="Courier New" w:hAnsi="Courier New"/>
+          <w:b w:val="0"/>
+          <w:bCs w:val="0"/>
+          <w:sz w:val="20"/>
+          <w:szCs w:val="20"/>
+          <w:u w:val="none"/>
+        </w:rPr>
+      </w:r>
+      <w:r>
+        <w:rPr>
+          <w:rFonts w:ascii="Courier New" w:hAnsi="Courier New"/>
+          <w:b w:val="0"/>
+          <w:bCs w:val="0"/>
+          <w:sz w:val="20"/>
+          <w:szCs w:val="20"/>
+          <w:u w:val="none"/>
+        </w:rPr>
+      </w:r>
+      <w:r>
+        <w:rPr>
+          <w:rFonts w:ascii="Courier New" w:hAnsi="Courier New"/>
+          <w:b w:val="0"/>
+          <w:bCs w:val="0"/>
+          <w:sz w:val="20"/>
+          <w:szCs w:val="20"/>
+          <w:u w:val="none"/>
+        </w:rPr>
+      </w:r>
+      <w:r>
+        <w:rPr>
+          <w:rFonts w:ascii="Courier New" w:hAnsi="Courier New"/>
+          <w:b w:val="0"/>
+          <w:bCs w:val="0"/>
+          <w:sz w:val="20"/>
+          <w:szCs w:val="20"/>
+          <w:u w:val="none"/>
+        </w:rPr>
+      </w:r>
+      <w:r>
+        <w:rPr>
+          <w:rFonts w:ascii="Courier New" w:hAnsi="Courier New"/>
+          <w:b w:val="0"/>
+          <w:bCs w:val="0"/>
+          <w:sz w:val="20"/>
+          <w:szCs w:val="20"/>
+          <w:u w:val="none"/>
+        </w:rPr>
+      </w:r>
+      <w:r>
+        <w:rPr>
+          <w:rFonts w:ascii="Courier New" w:hAnsi="Courier New"/>
+          <w:b w:val="0"/>
+          <w:bCs w:val="0"/>
+          <w:sz w:val="20"/>
+          <w:szCs w:val="20"/>
+          <w:u w:val="none"/>
+        </w:rPr>
+      </w:r>
+      <w:r>
+        <w:rPr>
+          <w:rFonts w:ascii="Courier New" w:hAnsi="Courier New"/>
+          <w:b w:val="0"/>
+          <w:bCs w:val="0"/>
+          <w:sz w:val="20"/>
+          <w:szCs w:val="20"/>
+          <w:u w:val="none"/>
+        </w:rPr>
+      </w:r>
+      <w:r>
+        <w:rPr>
+          <w:rFonts w:ascii="Courier New" w:hAnsi="Courier New"/>
+          <w:b w:val="0"/>
+          <w:bCs w:val="0"/>
+          <w:sz w:val="20"/>
+          <w:szCs w:val="20"/>
+          <w:u w:val="none"/>
+        </w:rPr>
+      </w:r>
+      <w:r>
+        <w:rPr>
+          <w:rFonts w:ascii="Courier New" w:hAnsi="Courier New"/>
+          <w:b w:val="0"/>
+          <w:bCs w:val="0"/>
+          <w:sz w:val="20"/>
+          <w:szCs w:val="20"/>
+          <w:u w:val="none"/>
+        </w:rPr>
+      </w:r>
+      <w:r>
+        <w:rPr>
+          <w:rFonts w:ascii="Courier New" w:hAnsi="Courier New"/>
+          <w:b w:val="0"/>
+          <w:bCs w:val="0"/>
+          <w:sz w:val="20"/>
+          <w:szCs w:val="20"/>
+          <w:u w:val="none"/>
+        </w:rPr>
+      </w:r>
+      <w:r>
+        <w:rPr>
+          <w:rFonts w:ascii="Courier New" w:hAnsi="Courier New"/>
+          <w:b w:val="0"/>
+          <w:bCs w:val="0"/>
+          <w:sz w:val="20"/>
+          <w:szCs w:val="20"/>
+          <w:u w:val="none"/>
+        </w:rPr>
+      </w:r>
+      <w:r>
+        <w:rPr>
+          <w:rFonts w:ascii="Courier New" w:hAnsi="Courier New"/>
+          <w:b w:val="0"/>
+          <w:bCs w:val="0"/>
+          <w:sz w:val="20"/>
+          <w:szCs w:val="20"/>
+          <w:u w:val="none"/>
+        </w:rPr>
+      </w:r>
+      <w:r>
+        <w:rPr>
+          <w:rFonts w:ascii="Courier New" w:hAnsi="Courier New"/>
+          <w:b w:val="0"/>
+          <w:bCs w:val="0"/>
+          <w:sz w:val="20"/>
+          <w:szCs w:val="20"/>
+          <w:u w:val="none"/>
+        </w:rPr>
+      </w:r>
+      <w:r>
+        <w:rPr>
+          <w:rFonts w:ascii="Courier New" w:hAnsi="Courier New"/>
+          <w:b w:val="0"/>
+          <w:bCs w:val="0"/>
+          <w:sz w:val="20"/>
+          <w:szCs w:val="20"/>
+          <w:u w:val="none"/>
+        </w:rPr>
+      </w:r>
+      <w:r>
+        <w:rPr>
+          <w:rFonts w:ascii="Courier New" w:hAnsi="Courier New"/>
+          <w:b w:val="0"/>
+          <w:bCs w:val="0"/>
+          <w:sz w:val="20"/>
+          <w:szCs w:val="20"/>
+          <w:u w:val="none"/>
+        </w:rPr>
+      </w:r>
+      <w:r>
+        <w:rPr>
+          <w:rFonts w:ascii="Courier New" w:hAnsi="Courier New"/>
+          <w:b w:val="0"/>
+          <w:bCs w:val="0"/>
+          <w:sz w:val="20"/>
+          <w:szCs w:val="20"/>
+          <w:u w:val="none"/>
+        </w:rPr>
+      </w:r>
+      <w:r>
+        <w:rPr>
+          <w:rFonts w:ascii="Courier New" w:hAnsi="Courier New"/>
+          <w:b w:val="0"/>
+          <w:bCs w:val="0"/>
+          <w:sz w:val="20"/>
+          <w:szCs w:val="20"/>
+          <w:u w:val="none"/>
+        </w:rPr>
+      </w:r>
+      <w:r>
+        <w:rPr>
+          <w:rFonts w:ascii="Courier New" w:hAnsi="Courier New"/>
+          <w:b w:val="0"/>
+          <w:bCs w:val="0"/>
+          <w:sz w:val="20"/>
+          <w:szCs w:val="20"/>
+          <w:u w:val="none"/>
+        </w:rPr>
+      </w:r>
+      <w:r>
+        <w:rPr>
+          <w:rFonts w:ascii="Courier New" w:hAnsi="Courier New"/>
+          <w:b w:val="0"/>
+          <w:bCs w:val="0"/>
+          <w:sz w:val="20"/>
+          <w:szCs w:val="20"/>
+          <w:u w:val="none"/>
+        </w:rPr>
+      </w:r>
+      <w:r>
+        <w:rPr>
+          <w:rFonts w:ascii="Courier New" w:hAnsi="Courier New"/>
+          <w:b w:val="0"/>
+          <w:bCs w:val="0"/>
+          <w:sz w:val="20"/>
+          <w:szCs w:val="20"/>
+          <w:u w:val="none"/>
+        </w:rPr>
+      </w:r>
+      <w:r>
+        <w:rPr>
+          <w:rFonts w:ascii="Courier New" w:hAnsi="Courier New"/>
+          <w:b w:val="0"/>
+          <w:bCs w:val="0"/>
+          <w:sz w:val="20"/>
+          <w:szCs w:val="20"/>
+          <w:u w:val="none"/>
+        </w:rPr>
+      </w:r>
+      <w:r>
+        <w:rPr>
+          <w:rFonts w:ascii="Courier New" w:hAnsi="Courier New"/>
+          <w:b w:val="0"/>
+          <w:bCs w:val="0"/>
+          <w:sz w:val="20"/>
+          <w:szCs w:val="20"/>
+          <w:u w:val="none"/>
+        </w:rPr>
+      </w:r>
+      <w:r>
+        <w:rPr>
+          <w:rFonts w:ascii="Courier New" w:hAnsi="Courier New"/>
+          <w:b w:val="0"/>
+          <w:bCs w:val="0"/>
+          <w:sz w:val="20"/>
+          <w:szCs w:val="20"/>
+          <w:u w:val="none"/>
+        </w:rPr>
+      </w:r>
+      <w:r>
+        <w:rPr>
+          <w:rFonts w:ascii="Courier New" w:hAnsi="Courier New"/>
+          <w:b w:val="0"/>
+          <w:bCs w:val="0"/>
+          <w:sz w:val="20"/>
+          <w:szCs w:val="20"/>
+          <w:u w:val="none"/>
+        </w:rPr>
+      </w:r>
+      <w:r>
+        <w:rPr>
+          <w:rFonts w:ascii="Courier New" w:hAnsi="Courier New"/>
+          <w:b w:val="0"/>
+          <w:bCs w:val="0"/>
+          <w:sz w:val="20"/>
+          <w:szCs w:val="20"/>
+          <w:u w:val="none"/>
+        </w:rPr>
+      </w:r>
+      <w:r>
+        <w:rPr>
+          <w:rFonts w:ascii="Courier New" w:hAnsi="Courier New"/>
+          <w:b w:val="0"/>
+          <w:bCs w:val="0"/>
+          <w:sz w:val="20"/>
+          <w:szCs w:val="20"/>
+          <w:u w:val="none"/>
+        </w:rPr>
+      </w:r>
+      <w:r>
+        <w:rPr>
+          <w:rFonts w:ascii="Courier New" w:hAnsi="Courier New"/>
+          <w:b w:val="0"/>
+          <w:bCs w:val="0"/>
+          <w:sz w:val="20"/>
+          <w:szCs w:val="20"/>
+          <w:u w:val="none"/>
+        </w:rPr>
+      </w:r>
+      <w:r>
+        <w:rPr>
+          <w:rFonts w:ascii="Courier New" w:hAnsi="Courier New"/>
+          <w:b w:val="0"/>
+          <w:bCs w:val="0"/>
+          <w:sz w:val="20"/>
+          <w:szCs w:val="20"/>
+          <w:u w:val="none"/>
+        </w:rPr>
+      </w:r>
+      <w:r>
+        <w:rPr>
+          <w:rFonts w:ascii="Courier New" w:hAnsi="Courier New"/>
+          <w:b w:val="0"/>
+          <w:bCs w:val="0"/>
+          <w:sz w:val="20"/>
+          <w:szCs w:val="20"/>
+          <w:u w:val="none"/>
+        </w:rPr>
+      </w:r>
+      <w:r>
+        <w:rPr>
+          <w:rFonts w:ascii="Courier New" w:hAnsi="Courier New"/>
+          <w:b w:val="0"/>
+          <w:bCs w:val="0"/>
+          <w:sz w:val="20"/>
+          <w:szCs w:val="20"/>
+          <w:u w:val="none"/>
+        </w:rPr>
+      </w:r>
+      <w:r>
+        <w:rPr>
+          <w:rFonts w:ascii="Courier New" w:hAnsi="Courier New"/>
+          <w:b w:val="0"/>
+          <w:bCs w:val="0"/>
+          <w:sz w:val="20"/>
+          <w:szCs w:val="20"/>
+          <w:u w:val="none"/>
+        </w:rPr>
+      </w:r>
+      <w:r>
+        <w:rPr>
+          <w:rFonts w:ascii="Courier New" w:hAnsi="Courier New"/>
+          <w:b w:val="0"/>
+          <w:bCs w:val="0"/>
+          <w:sz w:val="20"/>
+          <w:szCs w:val="20"/>
+          <w:u w:val="none"/>
+        </w:rPr>
+      </w:r>
+      <w:r>
+        <w:rPr>
+          <w:rFonts w:ascii="Courier New" w:hAnsi="Courier New"/>
+          <w:b w:val="0"/>
+          <w:bCs w:val="0"/>
+          <w:sz w:val="20"/>
+          <w:szCs w:val="20"/>
+          <w:u w:val="none"/>
+        </w:rPr>
+      </w:r>
+      <w:r>
+        <w:rPr>
+          <w:rFonts w:ascii="Courier New" w:hAnsi="Courier New"/>
+          <w:b w:val="0"/>
+          <w:bCs w:val="0"/>
+          <w:sz w:val="20"/>
+          <w:szCs w:val="20"/>
+          <w:u w:val="none"/>
+        </w:rPr>
+      </w:r>
+      <w:r>
+        <w:rPr>
+          <w:rFonts w:ascii="Courier New" w:hAnsi="Courier New"/>
+          <w:b w:val="0"/>
+          <w:bCs w:val="0"/>
+          <w:sz w:val="20"/>
+          <w:szCs w:val="20"/>
+          <w:u w:val="none"/>
+        </w:rPr>
+      </w:r>
+      <w:r>
+        <w:rPr>
+          <w:rFonts w:ascii="Courier New" w:hAnsi="Courier New"/>
+          <w:b w:val="0"/>
+          <w:bCs w:val="0"/>
+          <w:sz w:val="20"/>
+          <w:szCs w:val="20"/>
+          <w:u w:val="none"/>
+        </w:rPr>
+      </w:r>
+      <w:r>
+        <w:rPr>
+          <w:rFonts w:ascii="Courier New" w:hAnsi="Courier New"/>
+          <w:b w:val="0"/>
+          <w:bCs w:val="0"/>
+          <w:sz w:val="20"/>
+          <w:szCs w:val="20"/>
+          <w:u w:val="none"/>
+        </w:rPr>
+      </w:r>
+      <w:r>
+        <w:rPr>
+          <w:rFonts w:ascii="Courier New" w:hAnsi="Courier New"/>
+          <w:b w:val="0"/>
+          <w:bCs w:val="0"/>
+          <w:sz w:val="20"/>
+          <w:szCs w:val="20"/>
+          <w:u w:val="none"/>
+        </w:rPr>
+      </w:r>
+      <w:r>
+        <w:rPr>
+          <w:rFonts w:ascii="Courier New" w:hAnsi="Courier New"/>
+          <w:b w:val="0"/>
+          <w:bCs w:val="0"/>
+          <w:sz w:val="20"/>
+          <w:szCs w:val="20"/>
+          <w:u w:val="none"/>
+        </w:rPr>
+      </w:r>
+      <w:r>
+        <w:rPr>
+          <w:rFonts w:ascii="Courier New" w:hAnsi="Courier New"/>
+          <w:b w:val="0"/>
+          <w:bCs w:val="0"/>
+          <w:sz w:val="20"/>
+          <w:szCs w:val="20"/>
+          <w:u w:val="none"/>
+        </w:rPr>
+      </w:r>
+      <w:r>
+        <w:rPr>
+          <w:rFonts w:ascii="Courier New" w:hAnsi="Courier New"/>
+          <w:b w:val="0"/>
+          <w:bCs w:val="0"/>
+          <w:sz w:val="20"/>
+          <w:szCs w:val="20"/>
+          <w:u w:val="none"/>
+        </w:rPr>
+      </w:r>
+      <w:r>
+        <w:rPr>
+          <w:rFonts w:ascii="Courier New" w:hAnsi="Courier New"/>
+          <w:b w:val="0"/>
+          <w:bCs w:val="0"/>
+          <w:sz w:val="20"/>
+          <w:szCs w:val="20"/>
+          <w:u w:val="none"/>
+        </w:rPr>
+      </w:r>
+      <w:r>
+        <w:rPr>
+          <w:rFonts w:ascii="Courier New" w:hAnsi="Courier New"/>
+          <w:b w:val="0"/>
+          <w:bCs w:val="0"/>
+          <w:sz w:val="20"/>
+          <w:szCs w:val="20"/>
+          <w:u w:val="none"/>
+        </w:rPr>
+      </w:r>
+      <w:r>
+        <w:rPr>
+          <w:rFonts w:ascii="Courier New" w:hAnsi="Courier New"/>
+          <w:b w:val="0"/>
+          <w:bCs w:val="0"/>
+          <w:sz w:val="20"/>
+          <w:szCs w:val="20"/>
+          <w:u w:val="none"/>
+        </w:rPr>
+      </w:r>
+      <w:r>
+        <w:rPr>
+          <w:rFonts w:ascii="Courier New" w:hAnsi="Courier New"/>
+          <w:b w:val="0"/>
+          <w:bCs w:val="0"/>
+          <w:sz w:val="20"/>
+          <w:szCs w:val="20"/>
+          <w:u w:val="none"/>
+        </w:rPr>
+      </w:r>
+      <w:r>
+        <w:rPr>
+          <w:rFonts w:ascii="Courier New" w:hAnsi="Courier New"/>
+          <w:b w:val="0"/>
+          <w:bCs w:val="0"/>
+          <w:sz w:val="20"/>
+          <w:szCs w:val="20"/>
+          <w:u w:val="none"/>
+        </w:rPr>
+      </w:r>
+      <w:r>
+        <w:rPr>
+          <w:rFonts w:ascii="Courier New" w:hAnsi="Courier New"/>
+          <w:b w:val="0"/>
+          <w:bCs w:val="0"/>
+          <w:sz w:val="20"/>
+          <w:szCs w:val="20"/>
+          <w:u w:val="none"/>
+        </w:rPr>
+      </w:r>
+      <w:r>
+        <w:rPr>
+          <w:rFonts w:ascii="Courier New" w:hAnsi="Courier New"/>
+          <w:b w:val="0"/>
+          <w:bCs w:val="0"/>
+          <w:sz w:val="20"/>
+          <w:szCs w:val="20"/>
+          <w:u w:val="none"/>
+        </w:rPr>
+      </w:r>
+      <w:r>
+        <w:rPr>
+          <w:rFonts w:ascii="Courier New" w:hAnsi="Courier New"/>
+          <w:b w:val="0"/>
+          <w:bCs w:val="0"/>
+          <w:sz w:val="20"/>
+          <w:szCs w:val="20"/>
+          <w:u w:val="none"/>
+        </w:rPr>
+      </w:r>
+      <w:r>
+        <w:rPr>
+          <w:rFonts w:ascii="Courier New" w:hAnsi="Courier New"/>
+          <w:b w:val="0"/>
+          <w:bCs w:val="0"/>
+          <w:sz w:val="20"/>
+          <w:szCs w:val="20"/>
+          <w:u w:val="none"/>
+        </w:rPr>
+      </w:r>
+      <w:r>
+        <w:rPr>
+          <w:rFonts w:ascii="Courier New" w:hAnsi="Courier New"/>
+          <w:b w:val="0"/>
+          <w:bCs w:val="0"/>
+          <w:sz w:val="20"/>
+          <w:szCs w:val="20"/>
+          <w:u w:val="none"/>
+        </w:rPr>
+      </w:r>
+      <w:r>
+        <w:rPr>
+          <w:rFonts w:ascii="Courier New" w:hAnsi="Courier New"/>
+          <w:b w:val="0"/>
+          <w:bCs w:val="0"/>
+          <w:sz w:val="20"/>
+          <w:szCs w:val="20"/>
+          <w:u w:val="none"/>
+        </w:rPr>
+      </w:r>
+      <w:r>
+        <w:rPr>
+          <w:rFonts w:ascii="Courier New" w:hAnsi="Courier New"/>
+          <w:b w:val="0"/>
+          <w:bCs w:val="0"/>
+          <w:sz w:val="20"/>
+          <w:szCs w:val="20"/>
+          <w:u w:val="none"/>
+        </w:rPr>
+      </w:r>
+      <w:r>
+        <w:rPr>
+          <w:rFonts w:ascii="Courier New" w:hAnsi="Courier New"/>
+          <w:b w:val="0"/>
+          <w:bCs w:val="0"/>
+          <w:sz w:val="20"/>
+          <w:szCs w:val="20"/>
+          <w:u w:val="none"/>
+        </w:rPr>
+      </w:r>
+      <w:r>
+        <w:rPr>
+          <w:rFonts w:ascii="Courier New" w:hAnsi="Courier New"/>
+          <w:b w:val="0"/>
+          <w:bCs w:val="0"/>
+          <w:sz w:val="20"/>
+          <w:szCs w:val="20"/>
+          <w:u w:val="none"/>
+        </w:rPr>
+      </w:r>
+      <w:r>
+        <w:rPr>
+          <w:rFonts w:ascii="Courier New" w:hAnsi="Courier New"/>
+          <w:b w:val="0"/>
+          <w:bCs w:val="0"/>
+          <w:sz w:val="20"/>
+          <w:szCs w:val="20"/>
+          <w:u w:val="none"/>
+        </w:rPr>
+      </w:r>
+      <w:r>
+        <w:rPr>
+          <w:rFonts w:ascii="Courier New" w:hAnsi="Courier New"/>
+          <w:b w:val="0"/>
+          <w:bCs w:val="0"/>
+          <w:sz w:val="20"/>
+          <w:szCs w:val="20"/>
+          <w:u w:val="none"/>
+        </w:rPr>
+      </w:r>
+      <w:r>
+        <w:rPr>
+          <w:rFonts w:ascii="Courier New" w:hAnsi="Courier New"/>
+          <w:b w:val="0"/>
+          <w:bCs w:val="0"/>
+          <w:sz w:val="20"/>
+          <w:szCs w:val="20"/>
+          <w:u w:val="none"/>
+        </w:rPr>
+      </w:r>
+      <w:r>
+        <w:rPr>
+          <w:rFonts w:ascii="Courier New" w:hAnsi="Courier New"/>
+          <w:b w:val="0"/>
+          <w:bCs w:val="0"/>
+          <w:sz w:val="20"/>
+          <w:szCs w:val="20"/>
+          <w:u w:val="none"/>
+        </w:rPr>
+      </w:r>
+      <w:r>
+        <w:rPr>
+          <w:rFonts w:ascii="Courier New" w:hAnsi="Courier New"/>
+          <w:b w:val="0"/>
+          <w:bCs w:val="0"/>
+          <w:sz w:val="20"/>
+          <w:szCs w:val="20"/>
+          <w:u w:val="none"/>
+        </w:rPr>
+      </w:r>
+      <w:r>
+        <w:rPr>
+          <w:rFonts w:ascii="Courier New" w:hAnsi="Courier New"/>
+          <w:b w:val="0"/>
+          <w:bCs w:val="0"/>
+          <w:sz w:val="20"/>
+          <w:szCs w:val="20"/>
+          <w:u w:val="none"/>
+        </w:rPr>
+      </w:r>
+      <w:r>
+        <w:rPr>
+          <w:rFonts w:ascii="Courier New" w:hAnsi="Courier New"/>
+          <w:b w:val="0"/>
+          <w:bCs w:val="0"/>
+          <w:sz w:val="20"/>
+          <w:szCs w:val="20"/>
+          <w:u w:val="none"/>
+        </w:rPr>
+      </w:r>
+      <w:r>
+        <w:rPr>
+          <w:rFonts w:ascii="Courier New" w:hAnsi="Courier New"/>
+          <w:b w:val="0"/>
+          <w:bCs w:val="0"/>
+          <w:sz w:val="20"/>
+          <w:szCs w:val="20"/>
+          <w:u w:val="none"/>
+        </w:rPr>
+      </w:r>
+      <w:r>
+        <w:rPr>
+          <w:rFonts w:ascii="Courier New" w:hAnsi="Courier New"/>
+          <w:b w:val="0"/>
+          <w:bCs w:val="0"/>
+          <w:sz w:val="20"/>
+          <w:szCs w:val="20"/>
+          <w:u w:val="none"/>
+        </w:rPr>
+      </w:r>
+      <w:r>
+        <w:rPr>
+          <w:rFonts w:ascii="Courier New" w:hAnsi="Courier New"/>
+          <w:b w:val="0"/>
+          <w:bCs w:val="0"/>
+          <w:sz w:val="20"/>
+          <w:szCs w:val="20"/>
+          <w:u w:val="none"/>
+        </w:rPr>
+      </w:r>
+      <w:r>
+        <w:rPr>
+          <w:rFonts w:ascii="Courier New" w:hAnsi="Courier New"/>
+          <w:b w:val="0"/>
+          <w:bCs w:val="0"/>
+          <w:sz w:val="20"/>
+          <w:szCs w:val="20"/>
+          <w:u w:val="none"/>
+        </w:rPr>
+      </w:r>
+      <w:r>
+        <w:rPr>
+          <w:rFonts w:ascii="Courier New" w:hAnsi="Courier New"/>
+          <w:b w:val="0"/>
+          <w:bCs w:val="0"/>
+          <w:sz w:val="20"/>
+          <w:szCs w:val="20"/>
+          <w:u w:val="none"/>
+        </w:rPr>
+      </w:r>
+      <w:r>
+        <w:rPr>
+          <w:rFonts w:ascii="Courier New" w:hAnsi="Courier New"/>
+          <w:b w:val="0"/>
+          <w:bCs w:val="0"/>
+          <w:sz w:val="20"/>
+          <w:szCs w:val="20"/>
+          <w:u w:val="none"/>
+        </w:rPr>
+      </w:r>
+      <w:r>
+        <w:rPr>
+          <w:rFonts w:ascii="Courier New" w:hAnsi="Courier New"/>
+          <w:b w:val="0"/>
+          <w:bCs w:val="0"/>
+          <w:sz w:val="20"/>
+          <w:szCs w:val="20"/>
+          <w:u w:val="none"/>
+        </w:rPr>
+      </w:r>
+      <w:r>
+        <w:rPr>
+          <w:rFonts w:ascii="Courier New" w:hAnsi="Courier New"/>
+          <w:b w:val="0"/>
+          <w:bCs w:val="0"/>
+          <w:sz w:val="20"/>
+          <w:szCs w:val="20"/>
+          <w:u w:val="none"/>
+        </w:rPr>
+      </w:r>
+      <w:r>
+        <w:rPr>
+          <w:rFonts w:ascii="Courier New" w:hAnsi="Courier New"/>
+          <w:b w:val="0"/>
+          <w:bCs w:val="0"/>
+          <w:sz w:val="20"/>
+          <w:szCs w:val="20"/>
+          <w:u w:val="none"/>
+        </w:rPr>
+      </w:r>
+      <w:r>
+        <w:rPr>
+          <w:rFonts w:ascii="Courier New" w:hAnsi="Courier New"/>
+          <w:b w:val="0"/>
+          <w:bCs w:val="0"/>
+          <w:sz w:val="20"/>
+          <w:szCs w:val="20"/>
+          <w:u w:val="none"/>
+        </w:rPr>
+      </w:r>
+      <w:r>
+        <w:rPr>
+          <w:rFonts w:ascii="Courier New" w:hAnsi="Courier New"/>
+          <w:b w:val="0"/>
+          <w:bCs w:val="0"/>
+          <w:sz w:val="20"/>
+          <w:szCs w:val="20"/>
+          <w:u w:val="none"/>
+        </w:rPr>
+      </w:r>
+      <w:r>
+        <w:rPr>
+          <w:rFonts w:ascii="Courier New" w:hAnsi="Courier New"/>
+          <w:b w:val="0"/>
+          <w:bCs w:val="0"/>
+          <w:sz w:val="20"/>
+          <w:szCs w:val="20"/>
+          <w:u w:val="none"/>
+        </w:rPr>
+      </w:r>
+      <w:r>
+        <w:rPr>
+          <w:rFonts w:ascii="Courier New" w:hAnsi="Courier New"/>
+          <w:b w:val="0"/>
+          <w:bCs w:val="0"/>
+          <w:sz w:val="20"/>
+          <w:szCs w:val="20"/>
+          <w:u w:val="none"/>
+        </w:rPr>
+      </w:r>
+      <w:r>
+        <w:rPr>
+          <w:rFonts w:ascii="Courier New" w:hAnsi="Courier New"/>
+          <w:b w:val="0"/>
+          <w:bCs w:val="0"/>
+          <w:sz w:val="20"/>
+          <w:szCs w:val="20"/>
+          <w:u w:val="none"/>
+        </w:rPr>
+      </w:r>
+      <w:r>
+        <w:rPr>
+          <w:rFonts w:ascii="Courier New" w:hAnsi="Courier New"/>
+          <w:b w:val="0"/>
+          <w:bCs w:val="0"/>
+          <w:sz w:val="20"/>
+          <w:szCs w:val="20"/>
+          <w:u w:val="none"/>
+        </w:rPr>
+      </w:r>
+      <w:r>
+        <w:rPr>
+          <w:rFonts w:ascii="Courier New" w:hAnsi="Courier New"/>
+          <w:b w:val="0"/>
+          <w:bCs w:val="0"/>
+          <w:sz w:val="20"/>
+          <w:szCs w:val="20"/>
+          <w:u w:val="none"/>
+        </w:rPr>
+      </w:r>
+      <w:r>
+        <w:rPr>
+          <w:rFonts w:ascii="Courier New" w:hAnsi="Courier New"/>
+          <w:b w:val="0"/>
+          <w:bCs w:val="0"/>
+          <w:sz w:val="20"/>
+          <w:szCs w:val="20"/>
+          <w:u w:val="none"/>
+        </w:rPr>
+      </w:r>
+      <w:r>
+        <w:rPr>
+          <w:rFonts w:ascii="Courier New" w:hAnsi="Courier New"/>
+          <w:b w:val="0"/>
+          <w:bCs w:val="0"/>
+          <w:sz w:val="20"/>
+          <w:szCs w:val="20"/>
+          <w:u w:val="none"/>
+        </w:rPr>
+      </w:r>
+      <w:r>
+        <w:rPr>
+          <w:rFonts w:ascii="Courier New" w:hAnsi="Courier New"/>
+          <w:b w:val="0"/>
+          <w:bCs w:val="0"/>
+          <w:sz w:val="20"/>
+          <w:szCs w:val="20"/>
+          <w:u w:val="none"/>
+        </w:rPr>
+      </w:r>
+      <w:r>
+        <w:rPr>
+          <w:rFonts w:ascii="Courier New" w:hAnsi="Courier New"/>
+          <w:b w:val="0"/>
+          <w:bCs w:val="0"/>
+          <w:sz w:val="20"/>
+          <w:szCs w:val="20"/>
+          <w:u w:val="none"/>
+        </w:rPr>
+      </w:r>
+      <w:r>
+        <w:rPr>
+          <w:rFonts w:ascii="Courier New" w:hAnsi="Courier New"/>
+          <w:b w:val="0"/>
+          <w:bCs w:val="0"/>
+          <w:sz w:val="20"/>
+          <w:szCs w:val="20"/>
+          <w:u w:val="none"/>
+        </w:rPr>
+      </w:r>
+      <w:r>
+        <w:rPr>
+          <w:rFonts w:ascii="Courier New" w:hAnsi="Courier New"/>
+          <w:b w:val="0"/>
+          <w:bCs w:val="0"/>
+          <w:sz w:val="20"/>
+          <w:szCs w:val="20"/>
+          <w:u w:val="none"/>
+        </w:rPr>
+      </w:r>
+      <w:r>
+        <w:rPr>
+          <w:rFonts w:ascii="Courier New" w:hAnsi="Courier New"/>
+          <w:b w:val="0"/>
+          <w:bCs w:val="0"/>
+          <w:sz w:val="20"/>
+          <w:szCs w:val="20"/>
+          <w:u w:val="none"/>
+        </w:rPr>
+      </w:r>
+      <w:r>
+        <w:rPr>
+          <w:rFonts w:ascii="Courier New" w:hAnsi="Courier New"/>
+          <w:b w:val="0"/>
+          <w:bCs w:val="0"/>
+          <w:sz w:val="20"/>
+          <w:szCs w:val="20"/>
+          <w:u w:val="none"/>
+        </w:rPr>
+      </w:r>
+      <w:r>
+        <w:rPr>
+          <w:rFonts w:ascii="Courier New" w:hAnsi="Courier New"/>
+          <w:b w:val="0"/>
+          <w:bCs w:val="0"/>
+          <w:sz w:val="20"/>
+          <w:szCs w:val="20"/>
+          <w:u w:val="none"/>
+        </w:rPr>
+      </w:r>
+      <w:r>
+        <w:rPr>
+          <w:rFonts w:ascii="Courier New" w:hAnsi="Courier New"/>
+          <w:b w:val="0"/>
+          <w:bCs w:val="0"/>
+          <w:sz w:val="20"/>
+          <w:szCs w:val="20"/>
+          <w:u w:val="none"/>
+        </w:rPr>
+      </w:r>
+      <w:r>
+        <w:rPr>
+          <w:rFonts w:ascii="Courier New" w:hAnsi="Courier New"/>
+          <w:b w:val="0"/>
+          <w:bCs w:val="0"/>
+          <w:sz w:val="20"/>
+          <w:szCs w:val="20"/>
+          <w:u w:val="none"/>
+        </w:rPr>
+      </w:r>
+      <w:r>
+        <w:rPr>
+          <w:rFonts w:ascii="Courier New" w:hAnsi="Courier New"/>
+          <w:b w:val="0"/>
+          <w:bCs w:val="0"/>
+          <w:sz w:val="20"/>
+          <w:szCs w:val="20"/>
+          <w:u w:val="none"/>
+        </w:rPr>
+      </w:r>
+      <w:r>
+        <w:rPr>
+          <w:rFonts w:ascii="Courier New" w:hAnsi="Courier New"/>
+          <w:b w:val="0"/>
+          <w:bCs w:val="0"/>
+          <w:sz w:val="20"/>
+          <w:szCs w:val="20"/>
+          <w:u w:val="none"/>
+        </w:rPr>
+      </w:r>
+      <w:r>
+        <w:rPr>
+          <w:rFonts w:ascii="Courier New" w:hAnsi="Courier New"/>
+          <w:b w:val="0"/>
+          <w:bCs w:val="0"/>
+          <w:sz w:val="20"/>
+          <w:szCs w:val="20"/>
+          <w:u w:val="none"/>
+        </w:rPr>
+      </w:r>
+      <w:r>
+        <w:rPr>
+          <w:rFonts w:ascii="Courier New" w:hAnsi="Courier New"/>
+          <w:b w:val="0"/>
+          <w:bCs w:val="0"/>
+          <w:sz w:val="20"/>
+          <w:szCs w:val="20"/>
+          <w:u w:val="none"/>
+        </w:rPr>
+      </w:r>
+      <w:r>
+        <w:rPr>
+          <w:rFonts w:ascii="Courier New" w:hAnsi="Courier New"/>
+          <w:b w:val="0"/>
+          <w:bCs w:val="0"/>
+          <w:sz w:val="20"/>
+          <w:szCs w:val="20"/>
+          <w:u w:val="none"/>
+        </w:rPr>
+      </w:r>
+      <w:r>
+        <w:rPr>
+          <w:rFonts w:ascii="Courier New" w:hAnsi="Courier New"/>
+          <w:b w:val="0"/>
+          <w:bCs w:val="0"/>
+          <w:sz w:val="20"/>
+          <w:szCs w:val="20"/>
+          <w:u w:val="none"/>
+        </w:rPr>
+      </w:r>
+      <w:r>
+        <w:rPr>
+          <w:rFonts w:ascii="Courier New" w:hAnsi="Courier New"/>
+          <w:b w:val="0"/>
+          <w:bCs w:val="0"/>
+          <w:sz w:val="20"/>
+          <w:szCs w:val="20"/>
+          <w:u w:val="none"/>
+        </w:rPr>
+      </w:r>
+      <w:r>
+        <w:rPr>
+          <w:rFonts w:ascii="Courier New" w:hAnsi="Courier New"/>
+          <w:b w:val="0"/>
+          <w:bCs w:val="0"/>
+          <w:sz w:val="20"/>
+          <w:szCs w:val="20"/>
+          <w:u w:val="none"/>
+        </w:rPr>
+      </w:r>
+      <w:r>
+        <w:rPr>
+          <w:rFonts w:ascii="Courier New" w:hAnsi="Courier New"/>
+          <w:b w:val="0"/>
+          <w:bCs w:val="0"/>
+          <w:sz w:val="20"/>
+          <w:szCs w:val="20"/>
+          <w:u w:val="none"/>
+        </w:rPr>
+      </w:r>
+      <w:r>
+        <w:rPr>
+          <w:rFonts w:ascii="Courier New" w:hAnsi="Courier New"/>
+          <w:b w:val="0"/>
+          <w:bCs w:val="0"/>
+          <w:sz w:val="20"/>
+          <w:szCs w:val="20"/>
+          <w:u w:val="none"/>
+        </w:rPr>
+      </w:r>
+      <w:r>
+        <w:rPr>
+          <w:rFonts w:ascii="Courier New" w:hAnsi="Courier New"/>
+          <w:b w:val="0"/>
+          <w:bCs w:val="0"/>
+          <w:sz w:val="20"/>
+          <w:szCs w:val="20"/>
+          <w:u w:val="none"/>
+        </w:rPr>
+      </w:r>
+      <w:r>
+        <w:rPr>
+          <w:rFonts w:ascii="Courier New" w:hAnsi="Courier New"/>
+          <w:b w:val="0"/>
+          <w:bCs w:val="0"/>
+          <w:sz w:val="20"/>
+          <w:szCs w:val="20"/>
+          <w:u w:val="none"/>
+        </w:rPr>
+      </w:r>
+      <w:r>
+        <w:rPr>
+          <w:rFonts w:ascii="Courier New" w:hAnsi="Courier New"/>
+          <w:b w:val="0"/>
+          <w:bCs w:val="0"/>
+          <w:sz w:val="20"/>
+          <w:szCs w:val="20"/>
+          <w:u w:val="none"/>
+        </w:rPr>
+      </w:r>
+      <w:r>
+        <w:rPr>
+          <w:rFonts w:ascii="Courier New" w:hAnsi="Courier New"/>
+          <w:b w:val="0"/>
+          <w:bCs w:val="0"/>
+          <w:sz w:val="20"/>
+          <w:szCs w:val="20"/>
+          <w:u w:val="none"/>
+        </w:rPr>
+      </w:r>
+      <w:r>
+        <w:rPr>
+          <w:rFonts w:ascii="Courier New" w:hAnsi="Courier New"/>
+          <w:b w:val="0"/>
+          <w:bCs w:val="0"/>
+          <w:sz w:val="20"/>
+          <w:szCs w:val="20"/>
+          <w:u w:val="none"/>
+        </w:rPr>
+      </w:r>
+      <w:r>
+        <w:rPr>
+          <w:rFonts w:ascii="Courier New" w:hAnsi="Courier New"/>
+          <w:b w:val="0"/>
+          <w:bCs w:val="0"/>
+          <w:sz w:val="20"/>
+          <w:szCs w:val="20"/>
+          <w:u w:val="none"/>
+        </w:rPr>
+      </w:r>
+      <w:r>
+        <w:rPr>
+          <w:rFonts w:ascii="Courier New" w:hAnsi="Courier New"/>
+          <w:b w:val="0"/>
+          <w:bCs w:val="0"/>
+          <w:sz w:val="20"/>
+          <w:szCs w:val="20"/>
+          <w:u w:val="none"/>
+        </w:rPr>
+      </w:r>
+      <w:r>
+        <w:rPr>
+          <w:rFonts w:ascii="Courier New" w:hAnsi="Courier New"/>
+          <w:b w:val="0"/>
+          <w:bCs w:val="0"/>
+          <w:sz w:val="20"/>
+          <w:szCs w:val="20"/>
+          <w:u w:val="none"/>
+        </w:rPr>
+      </w:r>
+      <w:r>
+        <w:rPr>
+          <w:rFonts w:ascii="Courier New" w:hAnsi="Courier New"/>
+          <w:b w:val="0"/>
+          <w:bCs w:val="0"/>
+          <w:sz w:val="20"/>
+          <w:szCs w:val="20"/>
+          <w:u w:val="none"/>
+        </w:rPr>
+      </w:r>
+      <w:r>
+        <w:rPr>
+          <w:rFonts w:ascii="Courier New" w:hAnsi="Courier New"/>
+          <w:b w:val="0"/>
+          <w:bCs w:val="0"/>
+          <w:sz w:val="20"/>
+          <w:szCs w:val="20"/>
+          <w:u w:val="none"/>
+        </w:rPr>
+      </w:r>
+      <w:r>
+        <w:rPr>
+          <w:rFonts w:ascii="Courier New" w:hAnsi="Courier New"/>
+          <w:b w:val="0"/>
+          <w:bCs w:val="0"/>
+          <w:sz w:val="20"/>
+          <w:szCs w:val="20"/>
+          <w:u w:val="none"/>
+        </w:rPr>
+      </w:r>
+      <w:r>
+        <w:rPr>
+          <w:rFonts w:ascii="Courier New" w:hAnsi="Courier New"/>
+          <w:b w:val="0"/>
+          <w:bCs w:val="0"/>
+          <w:sz w:val="20"/>
+          <w:szCs w:val="20"/>
+          <w:u w:val="none"/>
+        </w:rPr>
+      </w:r>
+      <w:r>
+        <w:rPr>
+          <w:rFonts w:ascii="Courier New" w:hAnsi="Courier New"/>
+          <w:b w:val="0"/>
+          <w:bCs w:val="0"/>
+          <w:sz w:val="20"/>
+          <w:szCs w:val="20"/>
+          <w:u w:val="none"/>
+        </w:rPr>
+      </w:r>
+      <w:r>
+        <w:rPr>
+          <w:rFonts w:ascii="Courier New" w:hAnsi="Courier New"/>
+          <w:b w:val="0"/>
+          <w:bCs w:val="0"/>
+          <w:sz w:val="20"/>
+          <w:szCs w:val="20"/>
+          <w:u w:val="none"/>
+        </w:rPr>
+      </w:r>
+      <w:r>
+        <w:rPr>
+          <w:rFonts w:ascii="Courier New" w:hAnsi="Courier New"/>
+          <w:b w:val="0"/>
+          <w:bCs w:val="0"/>
+          <w:sz w:val="20"/>
+          <w:szCs w:val="20"/>
+          <w:u w:val="none"/>
+        </w:rPr>
+      </w:r>
+      <w:r>
+        <w:rPr>
+          <w:rFonts w:ascii="Courier New" w:hAnsi="Courier New"/>
+          <w:b w:val="0"/>
+          <w:bCs w:val="0"/>
+          <w:sz w:val="20"/>
+          <w:szCs w:val="20"/>
+          <w:u w:val="none"/>
+        </w:rPr>
+      </w:r>
+      <w:r>
+        <w:rPr>
+          <w:rFonts w:ascii="Courier New" w:hAnsi="Courier New"/>
+          <w:b w:val="0"/>
+          <w:bCs w:val="0"/>
+          <w:sz w:val="20"/>
+          <w:szCs w:val="20"/>
+          <w:u w:val="none"/>
+        </w:rPr>
+      </w:r>
+      <w:r>
+        <w:rPr>
+          <w:rFonts w:ascii="Courier New" w:hAnsi="Courier New"/>
+          <w:b w:val="0"/>
+          <w:bCs w:val="0"/>
+          <w:sz w:val="20"/>
+          <w:szCs w:val="20"/>
+          <w:u w:val="none"/>
+        </w:rPr>
+      </w:r>
+      <w:r>
+        <w:rPr>
+          <w:rFonts w:ascii="Courier New" w:hAnsi="Courier New"/>
+          <w:b w:val="0"/>
+          <w:bCs w:val="0"/>
+          <w:sz w:val="20"/>
+          <w:szCs w:val="20"/>
+          <w:u w:val="none"/>
+        </w:rPr>
+      </w:r>
+      <w:r>
+        <w:rPr>
+          <w:rFonts w:ascii="Courier New" w:hAnsi="Courier New"/>
+          <w:b w:val="0"/>
+          <w:bCs w:val="0"/>
+          <w:sz w:val="20"/>
+          <w:szCs w:val="20"/>
+          <w:u w:val="none"/>
+        </w:rPr>
+      </w:r>
+      <w:r>
+        <w:rPr>
+          <w:rFonts w:ascii="Courier New" w:hAnsi="Courier New"/>
+          <w:b w:val="0"/>
+          <w:bCs w:val="0"/>
+          <w:sz w:val="20"/>
+          <w:szCs w:val="20"/>
+          <w:u w:val="none"/>
+        </w:rPr>
+      </w:r>
+      <w:r>
+        <w:rPr>
+          <w:rFonts w:ascii="Courier New" w:hAnsi="Courier New"/>
+          <w:b w:val="0"/>
+          <w:bCs w:val="0"/>
+          <w:sz w:val="20"/>
+          <w:szCs w:val="20"/>
+          <w:u w:val="none"/>
+        </w:rPr>
+      </w:r>
+      <w:r>
+        <w:rPr>
+          <w:rFonts w:ascii="Courier New" w:hAnsi="Courier New"/>
+          <w:b w:val="0"/>
+          <w:bCs w:val="0"/>
+          <w:sz w:val="20"/>
+          <w:szCs w:val="20"/>
+          <w:u w:val="none"/>
+        </w:rPr>
+      </w:r>
+      <w:r>
+        <w:rPr>
+          <w:rFonts w:ascii="Courier New" w:hAnsi="Courier New"/>
+          <w:b w:val="0"/>
+          <w:bCs w:val="0"/>
+          <w:sz w:val="20"/>
+          <w:szCs w:val="20"/>
+          <w:u w:val="none"/>
+        </w:rPr>
+      </w:r>
+      <w:r>
+        <w:rPr>
+          <w:rFonts w:ascii="Courier New" w:hAnsi="Courier New"/>
+          <w:b w:val="0"/>
+          <w:bCs w:val="0"/>
+          <w:sz w:val="20"/>
+          <w:szCs w:val="20"/>
+          <w:u w:val="none"/>
+        </w:rPr>
+      </w:r>
+      <w:r>
+        <w:rPr>
+          <w:rFonts w:ascii="Courier New" w:hAnsi="Courier New"/>
+          <w:b w:val="0"/>
+          <w:bCs w:val="0"/>
+          <w:sz w:val="20"/>
+          <w:szCs w:val="20"/>
+          <w:u w:val="none"/>
+        </w:rPr>
+      </w:r>
+      <w:r>
+        <w:rPr>
+          <w:rFonts w:ascii="Courier New" w:hAnsi="Courier New"/>
+          <w:b w:val="0"/>
+          <w:bCs w:val="0"/>
+          <w:sz w:val="20"/>
+          <w:szCs w:val="20"/>
+          <w:u w:val="none"/>
+        </w:rPr>
+      </w:r>
+      <w:r>
+        <w:rPr>
+          <w:rFonts w:ascii="Courier New" w:hAnsi="Courier New"/>
+          <w:b w:val="0"/>
+          <w:bCs w:val="0"/>
+          <w:sz w:val="20"/>
+          <w:szCs w:val="20"/>
+          <w:u w:val="none"/>
+        </w:rPr>
+      </w:r>
+      <w:r>
+        <w:rPr>
+          <w:rFonts w:ascii="Courier New" w:hAnsi="Courier New"/>
+          <w:b w:val="0"/>
+          <w:bCs w:val="0"/>
+          <w:sz w:val="20"/>
+          <w:szCs w:val="20"/>
+          <w:u w:val="none"/>
+        </w:rPr>
+      </w:r>
+      <w:r>
+        <w:rPr>
+          <w:rFonts w:ascii="Courier New" w:hAnsi="Courier New"/>
+          <w:b w:val="0"/>
+          <w:bCs w:val="0"/>
+          <w:sz w:val="20"/>
+          <w:szCs w:val="20"/>
+          <w:u w:val="none"/>
+        </w:rPr>
+      </w:r>
+      <w:r>
+        <w:rPr>
+          <w:rFonts w:ascii="Courier New" w:hAnsi="Courier New"/>
+          <w:b w:val="0"/>
+          <w:bCs w:val="0"/>
+          <w:sz w:val="20"/>
+          <w:szCs w:val="20"/>
+          <w:u w:val="none"/>
+        </w:rPr>
+      </w:r>
+      <w:r>
+        <w:rPr>
+          <w:rFonts w:ascii="Courier New" w:hAnsi="Courier New"/>
+          <w:b w:val="0"/>
+          <w:bCs w:val="0"/>
+          <w:sz w:val="20"/>
+          <w:szCs w:val="20"/>
+          <w:u w:val="none"/>
+        </w:rPr>
+      </w:r>
+      <w:r>
+        <w:rPr>
+          <w:rFonts w:ascii="Courier New" w:hAnsi="Courier New"/>
+          <w:b w:val="0"/>
+          <w:bCs w:val="0"/>
+          <w:sz w:val="20"/>
+          <w:szCs w:val="20"/>
+          <w:u w:val="none"/>
+        </w:rPr>
+      </w:r>
+      <w:r>
+        <w:rPr>
+          <w:rFonts w:ascii="Courier New" w:hAnsi="Courier New"/>
+          <w:b w:val="0"/>
+          <w:bCs w:val="0"/>
+          <w:sz w:val="20"/>
+          <w:szCs w:val="20"/>
+          <w:u w:val="none"/>
+        </w:rPr>
+      </w:r>
+      <w:r>
+        <w:rPr>
+          <w:rFonts w:ascii="Courier New" w:hAnsi="Courier New"/>
+          <w:b w:val="0"/>
+          <w:bCs w:val="0"/>
+          <w:sz w:val="20"/>
+          <w:szCs w:val="20"/>
+          <w:u w:val="none"/>
+        </w:rPr>
+      </w:r>
+      <w:r>
+        <w:rPr>
+          <w:rFonts w:ascii="Courier New" w:hAnsi="Courier New"/>
+          <w:b w:val="0"/>
+          <w:bCs w:val="0"/>
+          <w:sz w:val="20"/>
+          <w:szCs w:val="20"/>
+          <w:u w:val="none"/>
+        </w:rPr>
+      </w:r>
+      <w:r>
+        <w:rPr>
+          <w:rFonts w:ascii="Courier New" w:hAnsi="Courier New"/>
+          <w:b w:val="0"/>
+          <w:bCs w:val="0"/>
+          <w:sz w:val="20"/>
+          <w:szCs w:val="20"/>
+          <w:u w:val="none"/>
+        </w:rPr>
+      </w:r>
+      <w:r>
+        <w:rPr>
+          <w:rFonts w:ascii="Courier New" w:hAnsi="Courier New"/>
+          <w:b w:val="0"/>
+          <w:bCs w:val="0"/>
+          <w:sz w:val="20"/>
+          <w:szCs w:val="20"/>
+          <w:u w:val="none"/>
+        </w:rPr>
+      </w:r>
+      <w:r>
+        <w:rPr>
+          <w:rFonts w:ascii="Courier New" w:hAnsi="Courier New"/>
+          <w:b w:val="0"/>
+          <w:bCs w:val="0"/>
+          <w:sz w:val="20"/>
+          <w:szCs w:val="20"/>
+          <w:u w:val="none"/>
+        </w:rPr>
+      </w:r>
+      <w:r>
+        <w:rPr>
+          <w:rFonts w:ascii="Courier New" w:hAnsi="Courier New"/>
+          <w:b w:val="0"/>
+          <w:bCs w:val="0"/>
+          <w:sz w:val="20"/>
+          <w:szCs w:val="20"/>
+          <w:u w:val="none"/>
+        </w:rPr>
+      </w:r>
+      <w:r>
+        <w:rPr>
+          <w:rFonts w:ascii="Courier New" w:hAnsi="Courier New"/>
+          <w:b w:val="0"/>
+          <w:bCs w:val="0"/>
+          <w:sz w:val="20"/>
+          <w:szCs w:val="20"/>
+          <w:u w:val="none"/>
+        </w:rPr>
+      </w:r>
+      <w:r>
+        <w:rPr>
+          <w:rFonts w:ascii="Courier New" w:hAnsi="Courier New"/>
+          <w:b w:val="0"/>
+          <w:bCs w:val="0"/>
+          <w:sz w:val="20"/>
+          <w:szCs w:val="20"/>
+          <w:u w:val="none"/>
+        </w:rPr>
+      </w:r>
+      <w:r>
+        <w:rPr>
+          <w:rFonts w:ascii="Courier New" w:hAnsi="Courier New"/>
+          <w:b w:val="0"/>
+          <w:bCs w:val="0"/>
+          <w:sz w:val="20"/>
+          <w:szCs w:val="20"/>
+          <w:u w:val="none"/>
+        </w:rPr>
+      </w:r>
+      <w:r>
+        <w:rPr>
+          <w:rFonts w:ascii="Courier New" w:hAnsi="Courier New"/>
+          <w:b w:val="0"/>
+          <w:bCs w:val="0"/>
+          <w:sz w:val="20"/>
+          <w:szCs w:val="20"/>
+          <w:u w:val="none"/>
+        </w:rPr>
+      </w:r>
+      <w:r>
+        <w:rPr>
+          <w:rFonts w:ascii="Courier New" w:hAnsi="Courier New"/>
+          <w:b w:val="0"/>
+          <w:bCs w:val="0"/>
+          <w:sz w:val="20"/>
+          <w:szCs w:val="20"/>
+          <w:u w:val="none"/>
+        </w:rPr>
+      </w:r>
+      <w:r>
+        <w:rPr>
+          <w:rFonts w:ascii="Courier New" w:hAnsi="Courier New"/>
+          <w:b w:val="0"/>
+          <w:bCs w:val="0"/>
+          <w:sz w:val="20"/>
+          <w:szCs w:val="20"/>
+          <w:u w:val="none"/>
+        </w:rPr>
+      </w:r>
+      <w:r>
+        <w:rPr>
+          <w:rFonts w:ascii="Courier New" w:hAnsi="Courier New"/>
+          <w:b w:val="0"/>
+          <w:bCs w:val="0"/>
+          <w:sz w:val="20"/>
+          <w:szCs w:val="20"/>
+          <w:u w:val="none"/>
+        </w:rPr>
+      </w:r>
+      <w:r>
+        <w:rPr>
+          <w:rFonts w:ascii="Courier New" w:hAnsi="Courier New"/>
+          <w:b w:val="0"/>
+          <w:bCs w:val="0"/>
+          <w:sz w:val="20"/>
+          <w:szCs w:val="20"/>
+          <w:u w:val="none"/>
+        </w:rPr>
+      </w:r>
+      <w:r>
+        <w:rPr>
+          <w:rFonts w:ascii="Courier New" w:hAnsi="Courier New"/>
+          <w:b w:val="0"/>
+          <w:bCs w:val="0"/>
+          <w:sz w:val="20"/>
+          <w:szCs w:val="20"/>
+          <w:u w:val="none"/>
+        </w:rPr>
+      </w:r>
+      <w:r>
+        <w:rPr>
+          <w:rFonts w:ascii="Courier New" w:hAnsi="Courier New"/>
+          <w:b w:val="0"/>
+          <w:bCs w:val="0"/>
+          <w:sz w:val="20"/>
+          <w:szCs w:val="20"/>
+          <w:u w:val="none"/>
+        </w:rPr>
+      </w:r>
+      <w:r>
+        <w:rPr>
+          <w:rFonts w:ascii="Courier New" w:hAnsi="Courier New"/>
+          <w:b w:val="0"/>
+          <w:bCs w:val="0"/>
+          <w:sz w:val="20"/>
+          <w:szCs w:val="20"/>
+          <w:u w:val="none"/>
+        </w:rPr>
+      </w:r>
+      <w:r>
+        <w:rPr>
+          <w:rFonts w:ascii="Courier New" w:hAnsi="Courier New"/>
+          <w:b w:val="0"/>
+          <w:bCs w:val="0"/>
+          <w:sz w:val="20"/>
+          <w:szCs w:val="20"/>
+          <w:u w:val="none"/>
+        </w:rPr>
+      </w:r>
+      <w:r>
+        <w:rPr>
+          <w:rFonts w:ascii="Courier New" w:hAnsi="Courier New"/>
+          <w:b w:val="0"/>
+          <w:bCs w:val="0"/>
+          <w:sz w:val="20"/>
+          <w:szCs w:val="20"/>
+          <w:u w:val="none"/>
+        </w:rPr>
+      </w:r>
+      <w:r>
+        <w:rPr>
+          <w:rFonts w:ascii="Courier New" w:hAnsi="Courier New"/>
+          <w:b w:val="0"/>
+          <w:bCs w:val="0"/>
+          <w:sz w:val="20"/>
+          <w:szCs w:val="20"/>
+          <w:u w:val="none"/>
+        </w:rPr>
+      </w:r>
+      <w:r>
+        <w:rPr>
+          <w:rFonts w:ascii="Courier New" w:hAnsi="Courier New"/>
+          <w:b w:val="0"/>
+          <w:bCs w:val="0"/>
+          <w:sz w:val="20"/>
+          <w:szCs w:val="20"/>
+          <w:u w:val="none"/>
+        </w:rPr>
+      </w:r>
+      <w:r>
+        <w:rPr>
+          <w:rFonts w:ascii="Courier New" w:hAnsi="Courier New"/>
+          <w:b w:val="0"/>
+          <w:bCs w:val="0"/>
+          <w:sz w:val="20"/>
+          <w:szCs w:val="20"/>
+          <w:u w:val="none"/>
+        </w:rPr>
+      </w:r>
+      <w:r>
+        <w:rPr>
+          <w:rFonts w:ascii="Courier New" w:hAnsi="Courier New"/>
+          <w:b w:val="0"/>
+          <w:bCs w:val="0"/>
+          <w:sz w:val="20"/>
+          <w:szCs w:val="20"/>
+          <w:u w:val="none"/>
+        </w:rPr>
+      </w:r>
+      <w:r>
+        <w:rPr>
+          <w:rFonts w:ascii="Courier New" w:hAnsi="Courier New"/>
+          <w:b w:val="0"/>
+          <w:bCs w:val="0"/>
+          <w:sz w:val="20"/>
+          <w:szCs w:val="20"/>
+          <w:u w:val="none"/>
+        </w:rPr>
+      </w:r>
+      <w:r>
+        <w:rPr>
+          <w:rFonts w:ascii="Courier New" w:hAnsi="Courier New"/>
+          <w:b w:val="0"/>
+          <w:bCs w:val="0"/>
+          <w:sz w:val="20"/>
+          <w:szCs w:val="20"/>
+          <w:u w:val="none"/>
+        </w:rPr>
+      </w:r>
+      <w:r>
+        <w:rPr>
+          <w:rFonts w:ascii="Courier New" w:hAnsi="Courier New"/>
+          <w:b w:val="0"/>
+          <w:bCs w:val="0"/>
+          <w:sz w:val="20"/>
+          <w:szCs w:val="20"/>
+          <w:u w:val="none"/>
+        </w:rPr>
+      </w:r>
+      <w:r>
+        <w:rPr>
+          <w:rFonts w:ascii="Courier New" w:hAnsi="Courier New"/>
+          <w:b w:val="0"/>
+          <w:bCs w:val="0"/>
+          <w:sz w:val="20"/>
+          <w:szCs w:val="20"/>
+          <w:u w:val="none"/>
+        </w:rPr>
+      </w:r>
+      <w:r>
+        <w:rPr>
+          <w:rFonts w:ascii="Courier New" w:hAnsi="Courier New"/>
+          <w:b w:val="0"/>
+          <w:bCs w:val="0"/>
+          <w:sz w:val="20"/>
+          <w:szCs w:val="20"/>
+          <w:u w:val="none"/>
+        </w:rPr>
+      </w:r>
+      <w:r>
+        <w:rPr>
+          <w:rFonts w:ascii="Courier New" w:hAnsi="Courier New"/>
+          <w:b w:val="0"/>
+          <w:bCs w:val="0"/>
+          <w:sz w:val="20"/>
+          <w:szCs w:val="20"/>
+          <w:u w:val="none"/>
+        </w:rPr>
+      </w:r>
+      <w:r>
+        <w:rPr>
+          <w:rFonts w:ascii="Courier New" w:hAnsi="Courier New"/>
+          <w:b w:val="0"/>
+          <w:bCs w:val="0"/>
+          <w:sz w:val="20"/>
+          <w:szCs w:val="20"/>
+          <w:u w:val="none"/>
+        </w:rPr>
+      </w:r>
+      <w:r>
+        <w:rPr>
+          <w:rFonts w:ascii="Courier New" w:hAnsi="Courier New"/>
+          <w:b w:val="0"/>
+          <w:bCs w:val="0"/>
+          <w:sz w:val="20"/>
+          <w:szCs w:val="20"/>
+          <w:u w:val="none"/>
+        </w:rPr>
+      </w:r>
+      <w:r>
+        <w:rPr>
+          <w:rFonts w:ascii="Courier New" w:hAnsi="Courier New"/>
+          <w:b w:val="0"/>
+          <w:bCs w:val="0"/>
+          <w:sz w:val="20"/>
+          <w:szCs w:val="20"/>
+          <w:u w:val="none"/>
+        </w:rPr>
+      </w:r>
+      <w:r>
+        <w:rPr>
+          <w:rFonts w:ascii="Courier New" w:hAnsi="Courier New"/>
+          <w:b w:val="0"/>
+          <w:bCs w:val="0"/>
+          <w:sz w:val="20"/>
+          <w:szCs w:val="20"/>
+          <w:u w:val="none"/>
+        </w:rPr>
+      </w:r>
+      <w:r>
+        <w:rPr>
+          <w:rFonts w:ascii="Courier New" w:hAnsi="Courier New"/>
+          <w:b w:val="0"/>
+          <w:bCs w:val="0"/>
+          <w:sz w:val="20"/>
+          <w:szCs w:val="20"/>
+          <w:u w:val="none"/>
+        </w:rPr>
+      </w:r>
+      <w:r>
+        <w:rPr>
+          <w:rFonts w:ascii="Courier New" w:hAnsi="Courier New"/>
+          <w:b w:val="0"/>
+          <w:bCs w:val="0"/>
+          <w:sz w:val="20"/>
+          <w:szCs w:val="20"/>
+          <w:u w:val="none"/>
+        </w:rPr>
+      </w:r>
+      <w:r>
+        <w:rPr>
+          <w:rFonts w:ascii="Courier New" w:hAnsi="Courier New"/>
+          <w:b w:val="0"/>
+          <w:bCs w:val="0"/>
+          <w:sz w:val="20"/>
+          <w:szCs w:val="20"/>
+          <w:u w:val="none"/>
+        </w:rPr>
+      </w:r>
+      <w:r>
+        <w:rPr>
+          <w:rFonts w:ascii="Courier New" w:hAnsi="Courier New"/>
+          <w:b w:val="0"/>
+          <w:bCs w:val="0"/>
+          <w:sz w:val="20"/>
+          <w:szCs w:val="20"/>
+          <w:u w:val="none"/>
+        </w:rPr>
+      </w:r>
+      <w:r>
+        <w:rPr>
+          <w:rFonts w:ascii="Courier New" w:hAnsi="Courier New"/>
+          <w:b w:val="0"/>
+          <w:bCs w:val="0"/>
+          <w:sz w:val="20"/>
+          <w:szCs w:val="20"/>
+          <w:u w:val="none"/>
+        </w:rPr>
+      </w:r>
+      <w:r>
+        <w:rPr>
+          <w:rFonts w:ascii="Courier New" w:hAnsi="Courier New"/>
+          <w:b w:val="0"/>
+          <w:bCs w:val="0"/>
+          <w:sz w:val="20"/>
+          <w:szCs w:val="20"/>
+          <w:u w:val="none"/>
+        </w:rPr>
+      </w:r>
+      <w:r>
+        <w:rPr>
+          <w:rFonts w:ascii="Courier New" w:hAnsi="Courier New"/>
+          <w:b w:val="0"/>
+          <w:bCs w:val="0"/>
+          <w:sz w:val="20"/>
+          <w:szCs w:val="20"/>
+          <w:u w:val="none"/>
+        </w:rPr>
+      </w:r>
+      <w:r>
+        <w:rPr>
+          <w:rFonts w:ascii="Courier New" w:hAnsi="Courier New"/>
+          <w:b w:val="0"/>
+          <w:bCs w:val="0"/>
+          <w:sz w:val="20"/>
+          <w:szCs w:val="20"/>
+          <w:u w:val="none"/>
+        </w:rPr>
+      </w:r>
+      <w:r>
+        <w:rPr>
+          <w:rFonts w:ascii="Courier New" w:hAnsi="Courier New"/>
+          <w:b w:val="0"/>
+          <w:bCs w:val="0"/>
+          <w:sz w:val="20"/>
+          <w:szCs w:val="20"/>
+          <w:u w:val="none"/>
+        </w:rPr>
+      </w:r>
+      <w:r>
+        <w:rPr>
+          <w:rFonts w:ascii="Courier New" w:hAnsi="Courier New"/>
+          <w:b w:val="0"/>
+          <w:bCs w:val="0"/>
+          <w:sz w:val="20"/>
+          <w:szCs w:val="20"/>
+          <w:u w:val="none"/>
+        </w:rPr>
+      </w:r>
+      <w:r>
+        <w:rPr>
+          <w:rFonts w:ascii="Courier New" w:hAnsi="Courier New"/>
+          <w:b w:val="0"/>
+          <w:bCs w:val="0"/>
+          <w:sz w:val="20"/>
+          <w:szCs w:val="20"/>
+          <w:u w:val="none"/>
+        </w:rPr>
+      </w:r>
+      <w:r>
+        <w:rPr>
+          <w:rFonts w:ascii="Courier New" w:hAnsi="Courier New"/>
+          <w:b w:val="0"/>
+          <w:bCs w:val="0"/>
+          <w:sz w:val="20"/>
+          <w:szCs w:val="20"/>
+          <w:u w:val="none"/>
+        </w:rPr>
+      </w:r>
+      <w:r>
+        <w:rPr>
+          <w:rFonts w:ascii="Courier New" w:hAnsi="Courier New"/>
+          <w:b w:val="0"/>
+          <w:bCs w:val="0"/>
+          <w:sz w:val="20"/>
+          <w:szCs w:val="20"/>
+          <w:u w:val="none"/>
+        </w:rPr>
+      </w:r>
+    </w:p>
+    <w:p xmlns:wp14="http://schemas.microsoft.com/office/word/2010/wordml" wp14:textId="793B07E0">
+      <w:pPr>
+        <w:pStyle w:val="889"/>
+        <w:bidi w:val="0"/>
+        <w:spacing w:before="0" w:after="217" w:line="259" w:lineRule="exact"/>
+        <w:ind w:left="0" w:right="0" w:firstLine="0"/>
+        <w:jc w:val="left"/>
+        <w:rPr>
+          <w:rFonts w:ascii="Times New Roman" w:hAnsi="Times New Roman"/>
+          <w:b w:val="1"/>
+          <w:bCs w:val="1"/>
+          <w:sz w:val="28"/>
+          <w:szCs w:val="28"/>
+          <w:u w:val="single"/>
+        </w:rPr>
+      </w:pPr>
+      <w:r>
+        <w:rPr>
+          <w:rFonts w:ascii="Times New Roman" w:hAnsi="Times New Roman" w:eastAsia="Clear Sans" w:cs="Noto Sans Devanagari"/>
+          <w:b w:val="1"/>
+          <w:bCs w:val="1"/>
+          <w:color w:val="auto"/>
+          <w:sz w:val="28"/>
+          <w:szCs w:val="28"/>
+          <w:u w:val="single"/>
+          <w:lang w:val="en-US" w:eastAsia="zh-CN" w:bidi="hi-IN"/>
+        </w:rPr>
+        <w:t>paint_canvas</w:t>
+      </w:r>
+      <w:r>
+        <w:rPr>
+          <w:rFonts w:ascii="Times New Roman" w:hAnsi="Times New Roman"/>
+          <w:b w:val="1"/>
+          <w:bCs w:val="1"/>
+          <w:sz w:val="28"/>
+          <w:szCs w:val="28"/>
+          <w:u w:val="single"/>
+        </w:rPr>
         <w:t>.dart</w:t>
       </w:r>
     </w:p>
@@ -8048,7 +7669,7 @@
     <w:p xmlns:wp14="http://schemas.microsoft.com/office/word/2010/wordml" wp14:textId="0835092C">
       <w:pPr>
         <w:pStyle w:val="889"/>
-        <w:bidi w:val="false"/>
+        <w:bidi w:val="0"/>
         <w:spacing w:before="0" w:after="217" w:line="259" w:lineRule="exact"/>
         <w:ind w:left="0" w:right="0" w:firstLine="0"/>
         <w:jc w:val="left"/>
@@ -13236,7 +12857,7 @@
     <w:p xmlns:wp14="http://schemas.microsoft.com/office/word/2010/wordml" wp14:textId="4EFFEBFC">
       <w:pPr>
         <w:pStyle w:val="889"/>
-        <w:bidi w:val="false"/>
+        <w:bidi w:val="0"/>
         <w:spacing w:before="0" w:after="160" w:line="360" w:lineRule="auto"/>
         <w:ind w:left="0" w:right="0" w:firstLine="0"/>
         <w:jc w:val="both"/>
